--- a/deliverables/technical_description/2.오이소창원_기술명세서_수정본.docx
+++ b/deliverables/technical_description/2.오이소창원_기술명세서_수정본.docx
@@ -625,7 +625,7 @@
                 <w:sz w:val="17"/>
                 <w:szCs w:val="17"/>
               </w:rPr>
-              <w:t xml:space="preserve"> — 자연어 질문 이해 → 목표·의도 파악 → 필요한 도구 선택 → 답변 구성(OpenAI API·이용약관, 외부 API라 가중치 미제출, 연결 실패 시 규칙 기반 안내로 자동 전환) / 개발 보조: Claude Opus 5.5(추론 수준 중간)·ChatGPT(GPT-5.6 Sol)(이혜경), ChatGPT GPT-5.6 Sol·GPT-6 Astra Pro, OpenAI Codex(SOL/Light·Astra/Ultra), Gemini 3.8 Flash(조준수), ChatGPT(GPT 솔라이트 6.1)(이미영) / 로고 제작: 학습 네이토 이미지 생성(OpenAI gpt-image-2)·ChatGPT(이혜경) / 본선 발표 제작: Google NotebookLM(Gemini 기반)·ChatGPT GPT 솔라이트 6.1(이미영), 비디오스튜(VideoStew)(이혜경) — 2번 영상 앱 화면 녹화·로고·엔딩 편집은 조준수가 직접</w:t>
+              <w:t xml:space="preserve"> — 자연어 질문 이해 → 목표·의도 파악 → 필요한 도구 선택 → 답변 구성(OpenAI API·이용약관, 외부 API라 가중치 미제출, 연결 실패 시 규칙 기반 안내로 자동 전환) / 개발 보조: Claude Opus 5.5(추론 수준 중간)·ChatGPT(GPT-5.6 Sol)(이혜경), ChatGPT GPT-5.6 Sol·GPT-6 Astra Pro, OpenAI Codex(SOL/Light·Astra/Ultra), Gemini 3.8 Flash(조준수), ChatGPT(GPT 솔라이트 6.1)(이미영) / 로고 제작: OpenAI 이미지 생성 모델(gpt-image-2)·ChatGPT(이혜경) / 본선 발표 제작: Google NotebookLM(Gemini 기반)·ChatGPT GPT 솔라이트 6.1(이미영), 비디오스튜(VideoStew)(이혜경) — 2번 영상 앱 화면 녹화·로고·엔딩 편집은 조준수가 직접</w:t>
             </w:r>
           </w:p>
         </w:tc>
@@ -1301,7 +1301,7 @@
               </w:rPr>
               <w:t xml:space="preserve">저장소 </w:t>
             </w:r>
-            <w:hyperlink w:history="1" r:id="rIdrvyrkdifje5gf5vybuiao">
+            <w:hyperlink w:history="1" r:id="rIdieorucqk7iaekymbzyllw">
               <w:r>
                 <w:rPr>
                   <w:rStyle w:val="Hyperlink"/>
@@ -1320,7 +1320,7 @@
               </w:rPr>
               <w:t xml:space="preserve"> (main, 공개) · 실행 streamlit run app.py · 배포 앱 </w:t>
             </w:r>
-            <w:hyperlink w:history="1" r:id="rIdhaw8dyrmapwjqrkjhgopf">
+            <w:hyperlink w:history="1" r:id="rIdrys5esvlfntqt9ni0e69y">
               <w:r>
                 <w:rPr>
                   <w:rStyle w:val="Hyperlink"/>
@@ -1405,7 +1405,7 @@
               </w:rPr>
               <w:t xml:space="preserve">정책: 창원시 인구정책·청년정책 누리집, 창원청년정보플랫폼, 「혜택만 콕! 2026」, 경남바로서비스 등 / 생활 정보: 한국관광공사 대한민국 구석구석, 창원시·창원시설공단 누리집 / 지역말: 국립국어원 우리말샘(CC BY-SA 2.0 KR), 경남방언사전, 디지털창원문화대전 / 접수 창구: 창원시 누리집, 국민신문고, 보건복지부 109, 경남 청년마음단디센터 (항목별 공식 링크·확인일 기록) / 인구 통계: 창원시 데이터 포털(2023.12·2026.8 연령별 인구현황), 국가데이터처 2025 국내인구이동통계 / 본선 2번 영상 배경음악: 광고프레젠테이션음악|Advertisement · BGMmaester · SellBuyMusic(</w:t>
             </w:r>
-            <w:hyperlink w:history="1" r:id="rIdlgxjblv9d1hzyiqv7fpz9">
+            <w:hyperlink w:history="1" r:id="rId5-7icitsw0zzv_z5u7ms-">
               <w:r>
                 <w:rPr>
                   <w:rStyle w:val="Hyperlink"/>
@@ -1669,7 +1669,7 @@
               </w:rPr>
               <w:t xml:space="preserve">창원시 누리집(</w:t>
             </w:r>
-            <w:hyperlink w:history="1" r:id="rIdsq1oxhmovjlx0vdsc_qd8">
+            <w:hyperlink w:history="1" r:id="rId1sxonbifwbuxe5uubacdy">
               <w:r>
                 <w:rPr>
                   <w:rStyle w:val="Hyperlink"/>
@@ -1688,7 +1688,7 @@
               </w:rPr>
               <w:t xml:space="preserve">) · 창원청년정보플랫폼 · 「혜택만 콕! 2026」(</w:t>
             </w:r>
-            <w:hyperlink w:history="1" r:id="rIdp1g7z50rs6rw4r-lraugz">
+            <w:hyperlink w:history="1" r:id="rIdctcofmb7vqhcveucmltpx">
               <w:r>
                 <w:rPr>
                   <w:rStyle w:val="Hyperlink"/>
@@ -1707,7 +1707,7 @@
               </w:rPr>
               <w:t xml:space="preserve">) · 경남바로서비스(</w:t>
             </w:r>
-            <w:hyperlink w:history="1" r:id="rIdildfhlunvrrckncx2jwbm">
+            <w:hyperlink w:history="1" r:id="rIdyvnds58lztkan7zdenqgt">
               <w:r>
                 <w:rPr>
                   <w:rStyle w:val="Hyperlink"/>
@@ -1822,7 +1822,7 @@
               </w:rPr>
               <w:t xml:space="preserve">창원시·경상남도 누리집 · 창원시설공단(</w:t>
             </w:r>
-            <w:hyperlink w:history="1" r:id="rIdwoxdxzc4lvptrit-fzmr4">
+            <w:hyperlink w:history="1" r:id="rIdsymjzdqojdn5osg4qtgcm">
               <w:r>
                 <w:rPr>
                   <w:rStyle w:val="Hyperlink"/>
@@ -1841,7 +1841,7 @@
               </w:rPr>
               <w:t xml:space="preserve">) · K-패스(</w:t>
             </w:r>
-            <w:hyperlink w:history="1" r:id="rId4kbh9mqgtlkkjxwgnjmel">
+            <w:hyperlink w:history="1" r:id="rIdbkp84ies1fdleyeyyzsn8">
               <w:r>
                 <w:rPr>
                   <w:rStyle w:val="Hyperlink"/>
@@ -1956,7 +1956,7 @@
               </w:rPr>
               <w:t xml:space="preserve">한국관광공사 대한민국 구석구석(</w:t>
             </w:r>
-            <w:hyperlink w:history="1" r:id="rIdye_9jpfg_-s2xi7-9ezmj">
+            <w:hyperlink w:history="1" r:id="rIdqkksc9shriur1dudo0dna">
               <w:r>
                 <w:rPr>
                   <w:rStyle w:val="Hyperlink"/>
@@ -2071,7 +2071,7 @@
               </w:rPr>
               <w:t xml:space="preserve">국립국어원 우리말샘(</w:t>
             </w:r>
-            <w:hyperlink w:history="1" r:id="rIduabm5mvgrd8apho2of2lp">
+            <w:hyperlink w:history="1" r:id="rIdywyssgqlggvn-qiiyhmqa">
               <w:r>
                 <w:rPr>
                   <w:rStyle w:val="Hyperlink"/>
@@ -2090,7 +2090,7 @@
               </w:rPr>
               <w:t xml:space="preserve"> CC BY-SA 2.0 KR) · 지역어 듣기 · 온라인가나다 · 경남방언사전(2017, KCI 편찬 논문) · 디지털창원문화대전(</w:t>
             </w:r>
-            <w:hyperlink w:history="1" r:id="rId5bmnpcuge-6qj3i5yxodc">
+            <w:hyperlink w:history="1" r:id="rIdguh5i9vvkmjctayx0ndom">
               <w:r>
                 <w:rPr>
                   <w:rStyle w:val="Hyperlink"/>
@@ -2205,7 +2205,7 @@
               </w:rPr>
               <w:t xml:space="preserve">창원시 누리집 · 국민신문고(</w:t>
             </w:r>
-            <w:hyperlink w:history="1" r:id="rIdj0eq6qxubfuckhsyzwf_3">
+            <w:hyperlink w:history="1" r:id="rIdc8judel1skkkpyg5fb7of">
               <w:r>
                 <w:rPr>
                   <w:rStyle w:val="Hyperlink"/>
@@ -2224,7 +2224,7 @@
               </w:rPr>
               <w:t xml:space="preserve">) · 자살예방상담전화 109(</w:t>
             </w:r>
-            <w:hyperlink w:history="1" r:id="rIdecjvm5xqs8h7lco_oevj9">
+            <w:hyperlink w:history="1" r:id="rIdm22ibcubpsenxq4hdfgu7">
               <w:r>
                 <w:rPr>
                   <w:rStyle w:val="Hyperlink"/>
@@ -2243,7 +2243,7 @@
               </w:rPr>
               <w:t xml:space="preserve">) · 경남 청년마음단디센터(</w:t>
             </w:r>
-            <w:hyperlink w:history="1" r:id="rIdaaxtkhqu-m0idkglzcohx">
+            <w:hyperlink w:history="1" r:id="rIdmvumo4fpmncfbgtyjnxnx">
               <w:r>
                 <w:rPr>
                   <w:rStyle w:val="Hyperlink"/>
@@ -2358,7 +2358,7 @@
               </w:rPr>
               <w:t xml:space="preserve">창원시 데이터 포털(</w:t>
             </w:r>
-            <w:hyperlink w:history="1" r:id="rId-05kyfywkrp5kf9kl_cub">
+            <w:hyperlink w:history="1" r:id="rId8kjmf4mz_1h_gmcpccoum">
               <w:r>
                 <w:rPr>
                   <w:rStyle w:val="Hyperlink"/>
@@ -2377,7 +2377,7 @@
               </w:rPr>
               <w:t xml:space="preserve">) 2023.12·2026.8 인구현황 · 국가데이터처 2025 국내인구이동통계(</w:t>
             </w:r>
-            <w:hyperlink w:history="1" r:id="rIdchm7tjfy70eczrzwozi3-">
+            <w:hyperlink w:history="1" r:id="rIdje9xtv5dcbyc7bvjmvavj">
               <w:r>
                 <w:rPr>
                   <w:rStyle w:val="Hyperlink"/>
@@ -2558,7 +2558,7 @@
               </w:rPr>
               <w:t xml:space="preserve">OpenAI GPT-4.1 mini(gpt-4.1-mini, </w:t>
             </w:r>
-            <w:hyperlink w:history="1" r:id="rIdmteo4q5vvvdhhgz8vsg-j">
+            <w:hyperlink w:history="1" r:id="rIdbkdvw7b_lrvdhgrn9doiy">
               <w:r>
                 <w:rPr>
                   <w:rStyle w:val="Hyperlink"/>
@@ -2709,7 +2709,7 @@
               </w:rPr>
               <w:t xml:space="preserve">노래 : 광고프레젠테이션음악|Advertisement / 아티스트 : BGMmaester / 라이센스 제공자 : SellBuyMusic </w:t>
             </w:r>
-            <w:hyperlink w:history="1" r:id="rIde-hv53wobb3nut71o9tjl">
+            <w:hyperlink w:history="1" r:id="rIduj5m_i6tf3lp63swkaulk">
               <w:r>
                 <w:rPr>
                   <w:rStyle w:val="Hyperlink"/>
@@ -2760,11 +2760,11 @@
         </w:tblBorders>
       </w:tblPr>
       <w:tblGrid>
-        <w:gridCol w:w="1764"/>
-        <w:gridCol w:w="2209"/>
+        <w:gridCol w:w="1766"/>
+        <w:gridCol w:w="2204"/>
         <w:gridCol w:w="1660"/>
-        <w:gridCol w:w="2431"/>
-        <w:gridCol w:w="2140"/>
+        <w:gridCol w:w="2433"/>
+        <w:gridCol w:w="2141"/>
       </w:tblGrid>
       <w:tr>
         <w:trPr>
@@ -2773,7 +2773,7 @@
         </w:trPr>
         <w:tc>
           <w:tcPr>
-            <w:tcW w:type="dxa" w:w="1764"/>
+            <w:tcW w:type="dxa" w:w="1766"/>
             <w:tcBorders>
               <w:top w:val="single" w:color="C9D3DF" w:sz="4"/>
               <w:left w:val="single" w:color="C9D3DF" w:sz="4"/>
@@ -2807,7 +2807,7 @@
         </w:tc>
         <w:tc>
           <w:tcPr>
-            <w:tcW w:type="dxa" w:w="2209"/>
+            <w:tcW w:type="dxa" w:w="2204"/>
             <w:tcBorders>
               <w:top w:val="single" w:color="C9D3DF" w:sz="4"/>
               <w:left w:val="single" w:color="C9D3DF" w:sz="4"/>
@@ -2875,7 +2875,7 @@
         </w:tc>
         <w:tc>
           <w:tcPr>
-            <w:tcW w:type="dxa" w:w="2431"/>
+            <w:tcW w:type="dxa" w:w="2433"/>
             <w:tcBorders>
               <w:top w:val="single" w:color="C9D3DF" w:sz="4"/>
               <w:left w:val="single" w:color="C9D3DF" w:sz="4"/>
@@ -2909,7 +2909,7 @@
         </w:tc>
         <w:tc>
           <w:tcPr>
-            <w:tcW w:type="dxa" w:w="2140"/>
+            <w:tcW w:type="dxa" w:w="2141"/>
             <w:tcBorders>
               <w:top w:val="single" w:color="C9D3DF" w:sz="4"/>
               <w:left w:val="single" w:color="C9D3DF" w:sz="4"/>
@@ -2949,7 +2949,7 @@
         </w:trPr>
         <w:tc>
           <w:tcPr>
-            <w:tcW w:type="dxa" w:w="1764"/>
+            <w:tcW w:type="dxa" w:w="1766"/>
             <w:tcBorders>
               <w:top w:val="single" w:color="C9D3DF" w:sz="4"/>
               <w:left w:val="single" w:color="C9D3DF" w:sz="4"/>
@@ -2979,7 +2979,7 @@
         </w:tc>
         <w:tc>
           <w:tcPr>
-            <w:tcW w:type="dxa" w:w="2209"/>
+            <w:tcW w:type="dxa" w:w="2204"/>
             <w:tcBorders>
               <w:top w:val="single" w:color="C9D3DF" w:sz="4"/>
               <w:left w:val="single" w:color="C9D3DF" w:sz="4"/>
@@ -3039,7 +3039,7 @@
         </w:tc>
         <w:tc>
           <w:tcPr>
-            <w:tcW w:type="dxa" w:w="2431"/>
+            <w:tcW w:type="dxa" w:w="2433"/>
             <w:tcBorders>
               <w:top w:val="single" w:color="C9D3DF" w:sz="4"/>
               <w:left w:val="single" w:color="C9D3DF" w:sz="4"/>
@@ -3069,7 +3069,7 @@
         </w:tc>
         <w:tc>
           <w:tcPr>
-            <w:tcW w:type="dxa" w:w="2140"/>
+            <w:tcW w:type="dxa" w:w="2141"/>
             <w:tcBorders>
               <w:top w:val="single" w:color="C9D3DF" w:sz="4"/>
               <w:left w:val="single" w:color="C9D3DF" w:sz="4"/>
@@ -3105,7 +3105,7 @@
         </w:trPr>
         <w:tc>
           <w:tcPr>
-            <w:tcW w:type="dxa" w:w="1764"/>
+            <w:tcW w:type="dxa" w:w="1766"/>
             <w:tcBorders>
               <w:top w:val="single" w:color="C9D3DF" w:sz="4"/>
               <w:left w:val="single" w:color="C9D3DF" w:sz="4"/>
@@ -3135,7 +3135,7 @@
         </w:tc>
         <w:tc>
           <w:tcPr>
-            <w:tcW w:type="dxa" w:w="2209"/>
+            <w:tcW w:type="dxa" w:w="2204"/>
             <w:tcBorders>
               <w:top w:val="single" w:color="C9D3DF" w:sz="4"/>
               <w:left w:val="single" w:color="C9D3DF" w:sz="4"/>
@@ -3195,7 +3195,7 @@
         </w:tc>
         <w:tc>
           <w:tcPr>
-            <w:tcW w:type="dxa" w:w="2431"/>
+            <w:tcW w:type="dxa" w:w="2433"/>
             <w:tcBorders>
               <w:top w:val="single" w:color="C9D3DF" w:sz="4"/>
               <w:left w:val="single" w:color="C9D3DF" w:sz="4"/>
@@ -3225,7 +3225,7 @@
         </w:tc>
         <w:tc>
           <w:tcPr>
-            <w:tcW w:type="dxa" w:w="2140"/>
+            <w:tcW w:type="dxa" w:w="2141"/>
             <w:tcBorders>
               <w:top w:val="single" w:color="C9D3DF" w:sz="4"/>
               <w:left w:val="single" w:color="C9D3DF" w:sz="4"/>
@@ -3261,7 +3261,7 @@
         </w:trPr>
         <w:tc>
           <w:tcPr>
-            <w:tcW w:type="dxa" w:w="1764"/>
+            <w:tcW w:type="dxa" w:w="1766"/>
             <w:tcBorders>
               <w:top w:val="single" w:color="C9D3DF" w:sz="4"/>
               <w:left w:val="single" w:color="C9D3DF" w:sz="4"/>
@@ -3291,7 +3291,7 @@
         </w:tc>
         <w:tc>
           <w:tcPr>
-            <w:tcW w:type="dxa" w:w="2209"/>
+            <w:tcW w:type="dxa" w:w="2204"/>
             <w:tcBorders>
               <w:top w:val="single" w:color="C9D3DF" w:sz="4"/>
               <w:left w:val="single" w:color="C9D3DF" w:sz="4"/>
@@ -3351,7 +3351,7 @@
         </w:tc>
         <w:tc>
           <w:tcPr>
-            <w:tcW w:type="dxa" w:w="2431"/>
+            <w:tcW w:type="dxa" w:w="2433"/>
             <w:tcBorders>
               <w:top w:val="single" w:color="C9D3DF" w:sz="4"/>
               <w:left w:val="single" w:color="C9D3DF" w:sz="4"/>
@@ -3381,7 +3381,7 @@
         </w:tc>
         <w:tc>
           <w:tcPr>
-            <w:tcW w:type="dxa" w:w="2140"/>
+            <w:tcW w:type="dxa" w:w="2141"/>
             <w:tcBorders>
               <w:top w:val="single" w:color="C9D3DF" w:sz="4"/>
               <w:left w:val="single" w:color="C9D3DF" w:sz="4"/>
@@ -3417,7 +3417,7 @@
         </w:trPr>
         <w:tc>
           <w:tcPr>
-            <w:tcW w:type="dxa" w:w="1764"/>
+            <w:tcW w:type="dxa" w:w="1766"/>
             <w:tcBorders>
               <w:top w:val="single" w:color="C9D3DF" w:sz="4"/>
               <w:left w:val="single" w:color="C9D3DF" w:sz="4"/>
@@ -3447,7 +3447,7 @@
         </w:tc>
         <w:tc>
           <w:tcPr>
-            <w:tcW w:type="dxa" w:w="2209"/>
+            <w:tcW w:type="dxa" w:w="2204"/>
             <w:tcBorders>
               <w:top w:val="single" w:color="C9D3DF" w:sz="4"/>
               <w:left w:val="single" w:color="C9D3DF" w:sz="4"/>
@@ -3507,7 +3507,7 @@
         </w:tc>
         <w:tc>
           <w:tcPr>
-            <w:tcW w:type="dxa" w:w="2431"/>
+            <w:tcW w:type="dxa" w:w="2433"/>
             <w:tcBorders>
               <w:top w:val="single" w:color="C9D3DF" w:sz="4"/>
               <w:left w:val="single" w:color="C9D3DF" w:sz="4"/>
@@ -3537,7 +3537,7 @@
         </w:tc>
         <w:tc>
           <w:tcPr>
-            <w:tcW w:type="dxa" w:w="2140"/>
+            <w:tcW w:type="dxa" w:w="2141"/>
             <w:tcBorders>
               <w:top w:val="single" w:color="C9D3DF" w:sz="4"/>
               <w:left w:val="single" w:color="C9D3DF" w:sz="4"/>
@@ -3573,7 +3573,7 @@
         </w:trPr>
         <w:tc>
           <w:tcPr>
-            <w:tcW w:type="dxa" w:w="1764"/>
+            <w:tcW w:type="dxa" w:w="1766"/>
             <w:tcBorders>
               <w:top w:val="single" w:color="C9D3DF" w:sz="4"/>
               <w:left w:val="single" w:color="C9D3DF" w:sz="4"/>
@@ -3603,7 +3603,7 @@
         </w:tc>
         <w:tc>
           <w:tcPr>
-            <w:tcW w:type="dxa" w:w="2209"/>
+            <w:tcW w:type="dxa" w:w="2204"/>
             <w:tcBorders>
               <w:top w:val="single" w:color="C9D3DF" w:sz="4"/>
               <w:left w:val="single" w:color="C9D3DF" w:sz="4"/>
@@ -3663,7 +3663,7 @@
         </w:tc>
         <w:tc>
           <w:tcPr>
-            <w:tcW w:type="dxa" w:w="2431"/>
+            <w:tcW w:type="dxa" w:w="2433"/>
             <w:tcBorders>
               <w:top w:val="single" w:color="C9D3DF" w:sz="4"/>
               <w:left w:val="single" w:color="C9D3DF" w:sz="4"/>
@@ -3693,7 +3693,7 @@
         </w:tc>
         <w:tc>
           <w:tcPr>
-            <w:tcW w:type="dxa" w:w="2140"/>
+            <w:tcW w:type="dxa" w:w="2141"/>
             <w:tcBorders>
               <w:top w:val="single" w:color="C9D3DF" w:sz="4"/>
               <w:left w:val="single" w:color="C9D3DF" w:sz="4"/>
@@ -3729,7 +3729,7 @@
         </w:trPr>
         <w:tc>
           <w:tcPr>
-            <w:tcW w:type="dxa" w:w="1764"/>
+            <w:tcW w:type="dxa" w:w="1766"/>
             <w:tcBorders>
               <w:top w:val="single" w:color="C9D3DF" w:sz="4"/>
               <w:left w:val="single" w:color="C9D3DF" w:sz="4"/>
@@ -3759,7 +3759,7 @@
         </w:tc>
         <w:tc>
           <w:tcPr>
-            <w:tcW w:type="dxa" w:w="2209"/>
+            <w:tcW w:type="dxa" w:w="2204"/>
             <w:tcBorders>
               <w:top w:val="single" w:color="C9D3DF" w:sz="4"/>
               <w:left w:val="single" w:color="C9D3DF" w:sz="4"/>
@@ -3819,7 +3819,7 @@
         </w:tc>
         <w:tc>
           <w:tcPr>
-            <w:tcW w:type="dxa" w:w="2431"/>
+            <w:tcW w:type="dxa" w:w="2433"/>
             <w:tcBorders>
               <w:top w:val="single" w:color="C9D3DF" w:sz="4"/>
               <w:left w:val="single" w:color="C9D3DF" w:sz="4"/>
@@ -3849,7 +3849,7 @@
         </w:tc>
         <w:tc>
           <w:tcPr>
-            <w:tcW w:type="dxa" w:w="2140"/>
+            <w:tcW w:type="dxa" w:w="2141"/>
             <w:tcBorders>
               <w:top w:val="single" w:color="C9D3DF" w:sz="4"/>
               <w:left w:val="single" w:color="C9D3DF" w:sz="4"/>
@@ -3885,7 +3885,7 @@
         </w:trPr>
         <w:tc>
           <w:tcPr>
-            <w:tcW w:type="dxa" w:w="1764"/>
+            <w:tcW w:type="dxa" w:w="1766"/>
             <w:tcBorders>
               <w:top w:val="single" w:color="C9D3DF" w:sz="4"/>
               <w:left w:val="single" w:color="C9D3DF" w:sz="4"/>
@@ -3915,7 +3915,7 @@
         </w:tc>
         <w:tc>
           <w:tcPr>
-            <w:tcW w:type="dxa" w:w="2209"/>
+            <w:tcW w:type="dxa" w:w="2204"/>
             <w:tcBorders>
               <w:top w:val="single" w:color="C9D3DF" w:sz="4"/>
               <w:left w:val="single" w:color="C9D3DF" w:sz="4"/>
@@ -3975,7 +3975,7 @@
         </w:tc>
         <w:tc>
           <w:tcPr>
-            <w:tcW w:type="dxa" w:w="2431"/>
+            <w:tcW w:type="dxa" w:w="2433"/>
             <w:tcBorders>
               <w:top w:val="single" w:color="C9D3DF" w:sz="4"/>
               <w:left w:val="single" w:color="C9D3DF" w:sz="4"/>
@@ -4005,7 +4005,7 @@
         </w:tc>
         <w:tc>
           <w:tcPr>
-            <w:tcW w:type="dxa" w:w="2140"/>
+            <w:tcW w:type="dxa" w:w="2141"/>
             <w:tcBorders>
               <w:top w:val="single" w:color="C9D3DF" w:sz="4"/>
               <w:left w:val="single" w:color="C9D3DF" w:sz="4"/>
@@ -4041,7 +4041,7 @@
         </w:trPr>
         <w:tc>
           <w:tcPr>
-            <w:tcW w:type="dxa" w:w="1764"/>
+            <w:tcW w:type="dxa" w:w="1766"/>
             <w:tcBorders>
               <w:top w:val="single" w:color="C9D3DF" w:sz="4"/>
               <w:left w:val="single" w:color="C9D3DF" w:sz="4"/>
@@ -4071,7 +4071,7 @@
         </w:tc>
         <w:tc>
           <w:tcPr>
-            <w:tcW w:type="dxa" w:w="2209"/>
+            <w:tcW w:type="dxa" w:w="2204"/>
             <w:tcBorders>
               <w:top w:val="single" w:color="C9D3DF" w:sz="4"/>
               <w:left w:val="single" w:color="C9D3DF" w:sz="4"/>
@@ -4131,7 +4131,7 @@
         </w:tc>
         <w:tc>
           <w:tcPr>
-            <w:tcW w:type="dxa" w:w="2431"/>
+            <w:tcW w:type="dxa" w:w="2433"/>
             <w:tcBorders>
               <w:top w:val="single" w:color="C9D3DF" w:sz="4"/>
               <w:left w:val="single" w:color="C9D3DF" w:sz="4"/>
@@ -4161,7 +4161,7 @@
         </w:tc>
         <w:tc>
           <w:tcPr>
-            <w:tcW w:type="dxa" w:w="2140"/>
+            <w:tcW w:type="dxa" w:w="2141"/>
             <w:tcBorders>
               <w:top w:val="single" w:color="C9D3DF" w:sz="4"/>
               <w:left w:val="single" w:color="C9D3DF" w:sz="4"/>
@@ -4197,7 +4197,7 @@
         </w:trPr>
         <w:tc>
           <w:tcPr>
-            <w:tcW w:type="dxa" w:w="1764"/>
+            <w:tcW w:type="dxa" w:w="1766"/>
             <w:tcBorders>
               <w:top w:val="single" w:color="C9D3DF" w:sz="4"/>
               <w:left w:val="single" w:color="C9D3DF" w:sz="4"/>
@@ -4227,31 +4227,31 @@
         </w:tc>
         <w:tc>
           <w:tcPr>
-            <w:tcW w:type="dxa" w:w="2209"/>
-            <w:tcBorders>
-              <w:top w:val="single" w:color="C9D3DF" w:sz="4"/>
-              <w:left w:val="single" w:color="C9D3DF" w:sz="4"/>
-              <w:bottom w:val="single" w:color="C9D3DF" w:sz="4"/>
-              <w:right w:val="single" w:color="C9D3DF" w:sz="4"/>
-            </w:tcBorders>
-            <w:tcMar>
-              <w:top w:type="dxa" w:w="50"/>
-              <w:left w:type="dxa" w:w="80"/>
-              <w:bottom w:type="dxa" w:w="50"/>
-              <w:right w:type="dxa" w:w="80"/>
-            </w:tcMar>
-          </w:tcPr>
-          <w:p>
-            <w:pPr>
-              <w:jc w:val="left"/>
-            </w:pPr>
-            <w:r>
-              <w:rPr>
-                <w:rFonts w:ascii="Malgun Gothic" w:cs="Malgun Gothic" w:eastAsia="Malgun Gothic" w:hAnsi="Malgun Gothic"/>
-                <w:sz w:val="17"/>
-                <w:szCs w:val="17"/>
-              </w:rPr>
-              <w:t xml:space="preserve">학습 네이토 이미지 생성(OpenAI gpt-image-2) · ChatGPT(OpenAI)</w:t>
+            <w:tcW w:type="dxa" w:w="2204"/>
+            <w:tcBorders>
+              <w:top w:val="single" w:color="C9D3DF" w:sz="4"/>
+              <w:left w:val="single" w:color="C9D3DF" w:sz="4"/>
+              <w:bottom w:val="single" w:color="C9D3DF" w:sz="4"/>
+              <w:right w:val="single" w:color="C9D3DF" w:sz="4"/>
+            </w:tcBorders>
+            <w:tcMar>
+              <w:top w:type="dxa" w:w="50"/>
+              <w:left w:type="dxa" w:w="80"/>
+              <w:bottom w:type="dxa" w:w="50"/>
+              <w:right w:type="dxa" w:w="80"/>
+            </w:tcMar>
+          </w:tcPr>
+          <w:p>
+            <w:pPr>
+              <w:jc w:val="left"/>
+            </w:pPr>
+            <w:r>
+              <w:rPr>
+                <w:rFonts w:ascii="Malgun Gothic" w:cs="Malgun Gothic" w:eastAsia="Malgun Gothic" w:hAnsi="Malgun Gothic"/>
+                <w:sz w:val="17"/>
+                <w:szCs w:val="17"/>
+              </w:rPr>
+              <w:t xml:space="preserve">OpenAI 이미지 생성 모델(gpt-image-2) · ChatGPT(OpenAI)</w:t>
             </w:r>
           </w:p>
         </w:tc>
@@ -4287,7 +4287,7 @@
         </w:tc>
         <w:tc>
           <w:tcPr>
-            <w:tcW w:type="dxa" w:w="2431"/>
+            <w:tcW w:type="dxa" w:w="2433"/>
             <w:tcBorders>
               <w:top w:val="single" w:color="C9D3DF" w:sz="4"/>
               <w:left w:val="single" w:color="C9D3DF" w:sz="4"/>
@@ -4317,7 +4317,7 @@
         </w:tc>
         <w:tc>
           <w:tcPr>
-            <w:tcW w:type="dxa" w:w="2140"/>
+            <w:tcW w:type="dxa" w:w="2141"/>
             <w:tcBorders>
               <w:top w:val="single" w:color="C9D3DF" w:sz="4"/>
               <w:left w:val="single" w:color="C9D3DF" w:sz="4"/>
@@ -4353,7 +4353,7 @@
         </w:trPr>
         <w:tc>
           <w:tcPr>
-            <w:tcW w:type="dxa" w:w="1764"/>
+            <w:tcW w:type="dxa" w:w="1766"/>
             <w:tcBorders>
               <w:top w:val="single" w:color="C9D3DF" w:sz="4"/>
               <w:left w:val="single" w:color="C9D3DF" w:sz="4"/>
@@ -4383,7 +4383,7 @@
         </w:tc>
         <w:tc>
           <w:tcPr>
-            <w:tcW w:type="dxa" w:w="2209"/>
+            <w:tcW w:type="dxa" w:w="2204"/>
             <w:tcBorders>
               <w:top w:val="single" w:color="C9D3DF" w:sz="4"/>
               <w:left w:val="single" w:color="C9D3DF" w:sz="4"/>
@@ -4443,7 +4443,7 @@
         </w:tc>
         <w:tc>
           <w:tcPr>
-            <w:tcW w:type="dxa" w:w="2431"/>
+            <w:tcW w:type="dxa" w:w="2433"/>
             <w:tcBorders>
               <w:top w:val="single" w:color="C9D3DF" w:sz="4"/>
               <w:left w:val="single" w:color="C9D3DF" w:sz="4"/>
@@ -4473,7 +4473,7 @@
         </w:tc>
         <w:tc>
           <w:tcPr>
-            <w:tcW w:type="dxa" w:w="2140"/>
+            <w:tcW w:type="dxa" w:w="2141"/>
             <w:tcBorders>
               <w:top w:val="single" w:color="C9D3DF" w:sz="4"/>
               <w:left w:val="single" w:color="C9D3DF" w:sz="4"/>
@@ -4509,7 +4509,7 @@
         </w:trPr>
         <w:tc>
           <w:tcPr>
-            <w:tcW w:type="dxa" w:w="1764"/>
+            <w:tcW w:type="dxa" w:w="1766"/>
             <w:tcBorders>
               <w:top w:val="single" w:color="C9D3DF" w:sz="4"/>
               <w:left w:val="single" w:color="C9D3DF" w:sz="4"/>
@@ -4539,7 +4539,7 @@
         </w:tc>
         <w:tc>
           <w:tcPr>
-            <w:tcW w:type="dxa" w:w="2209"/>
+            <w:tcW w:type="dxa" w:w="2204"/>
             <w:tcBorders>
               <w:top w:val="single" w:color="C9D3DF" w:sz="4"/>
               <w:left w:val="single" w:color="C9D3DF" w:sz="4"/>
@@ -4599,7 +4599,7 @@
         </w:tc>
         <w:tc>
           <w:tcPr>
-            <w:tcW w:type="dxa" w:w="2431"/>
+            <w:tcW w:type="dxa" w:w="2433"/>
             <w:tcBorders>
               <w:top w:val="single" w:color="C9D3DF" w:sz="4"/>
               <w:left w:val="single" w:color="C9D3DF" w:sz="4"/>
@@ -4629,7 +4629,7 @@
         </w:tc>
         <w:tc>
           <w:tcPr>
-            <w:tcW w:type="dxa" w:w="2140"/>
+            <w:tcW w:type="dxa" w:w="2141"/>
             <w:tcBorders>
               <w:top w:val="single" w:color="C9D3DF" w:sz="4"/>
               <w:left w:val="single" w:color="C9D3DF" w:sz="4"/>
@@ -4665,7 +4665,7 @@
         </w:trPr>
         <w:tc>
           <w:tcPr>
-            <w:tcW w:type="dxa" w:w="1764"/>
+            <w:tcW w:type="dxa" w:w="1766"/>
             <w:tcBorders>
               <w:top w:val="single" w:color="C9D3DF" w:sz="4"/>
               <w:left w:val="single" w:color="C9D3DF" w:sz="4"/>
@@ -4695,7 +4695,7 @@
         </w:tc>
         <w:tc>
           <w:tcPr>
-            <w:tcW w:type="dxa" w:w="2209"/>
+            <w:tcW w:type="dxa" w:w="2204"/>
             <w:tcBorders>
               <w:top w:val="single" w:color="C9D3DF" w:sz="4"/>
               <w:left w:val="single" w:color="C9D3DF" w:sz="4"/>
@@ -4755,7 +4755,7 @@
         </w:tc>
         <w:tc>
           <w:tcPr>
-            <w:tcW w:type="dxa" w:w="2431"/>
+            <w:tcW w:type="dxa" w:w="2433"/>
             <w:tcBorders>
               <w:top w:val="single" w:color="C9D3DF" w:sz="4"/>
               <w:left w:val="single" w:color="C9D3DF" w:sz="4"/>
@@ -4785,7 +4785,7 @@
         </w:tc>
         <w:tc>
           <w:tcPr>
-            <w:tcW w:type="dxa" w:w="2140"/>
+            <w:tcW w:type="dxa" w:w="2141"/>
             <w:tcBorders>
               <w:top w:val="single" w:color="C9D3DF" w:sz="4"/>
               <w:left w:val="single" w:color="C9D3DF" w:sz="4"/>
@@ -4821,7 +4821,7 @@
         </w:trPr>
         <w:tc>
           <w:tcPr>
-            <w:tcW w:type="dxa" w:w="1764"/>
+            <w:tcW w:type="dxa" w:w="1766"/>
             <w:tcBorders>
               <w:top w:val="single" w:color="C9D3DF" w:sz="4"/>
               <w:left w:val="single" w:color="C9D3DF" w:sz="4"/>
@@ -4851,7 +4851,7 @@
         </w:tc>
         <w:tc>
           <w:tcPr>
-            <w:tcW w:type="dxa" w:w="2209"/>
+            <w:tcW w:type="dxa" w:w="2204"/>
             <w:tcBorders>
               <w:top w:val="single" w:color="C9D3DF" w:sz="4"/>
               <w:left w:val="single" w:color="C9D3DF" w:sz="4"/>
@@ -4911,7 +4911,7 @@
         </w:tc>
         <w:tc>
           <w:tcPr>
-            <w:tcW w:type="dxa" w:w="2431"/>
+            <w:tcW w:type="dxa" w:w="2433"/>
             <w:tcBorders>
               <w:top w:val="single" w:color="C9D3DF" w:sz="4"/>
               <w:left w:val="single" w:color="C9D3DF" w:sz="4"/>
@@ -4941,7 +4941,7 @@
         </w:tc>
         <w:tc>
           <w:tcPr>
-            <w:tcW w:type="dxa" w:w="2140"/>
+            <w:tcW w:type="dxa" w:w="2141"/>
             <w:tcBorders>
               <w:top w:val="single" w:color="C9D3DF" w:sz="4"/>
               <w:left w:val="single" w:color="C9D3DF" w:sz="4"/>
@@ -4977,7 +4977,7 @@
         </w:trPr>
         <w:tc>
           <w:tcPr>
-            <w:tcW w:type="dxa" w:w="1764"/>
+            <w:tcW w:type="dxa" w:w="1766"/>
             <w:tcBorders>
               <w:top w:val="single" w:color="C9D3DF" w:sz="4"/>
               <w:left w:val="single" w:color="C9D3DF" w:sz="4"/>
@@ -5007,7 +5007,7 @@
         </w:tc>
         <w:tc>
           <w:tcPr>
-            <w:tcW w:type="dxa" w:w="2209"/>
+            <w:tcW w:type="dxa" w:w="2204"/>
             <w:tcBorders>
               <w:top w:val="single" w:color="C9D3DF" w:sz="4"/>
               <w:left w:val="single" w:color="C9D3DF" w:sz="4"/>
@@ -5067,7 +5067,7 @@
         </w:tc>
         <w:tc>
           <w:tcPr>
-            <w:tcW w:type="dxa" w:w="2431"/>
+            <w:tcW w:type="dxa" w:w="2433"/>
             <w:tcBorders>
               <w:top w:val="single" w:color="C9D3DF" w:sz="4"/>
               <w:left w:val="single" w:color="C9D3DF" w:sz="4"/>
@@ -5097,7 +5097,7 @@
         </w:tc>
         <w:tc>
           <w:tcPr>
-            <w:tcW w:type="dxa" w:w="2140"/>
+            <w:tcW w:type="dxa" w:w="2141"/>
             <w:tcBorders>
               <w:top w:val="single" w:color="C9D3DF" w:sz="4"/>
               <w:left w:val="single" w:color="C9D3DF" w:sz="4"/>
@@ -5133,7 +5133,7 @@
         </w:trPr>
         <w:tc>
           <w:tcPr>
-            <w:tcW w:type="dxa" w:w="1764"/>
+            <w:tcW w:type="dxa" w:w="1766"/>
             <w:tcBorders>
               <w:top w:val="single" w:color="C9D3DF" w:sz="4"/>
               <w:left w:val="single" w:color="C9D3DF" w:sz="4"/>
@@ -5163,7 +5163,7 @@
         </w:tc>
         <w:tc>
           <w:tcPr>
-            <w:tcW w:type="dxa" w:w="2209"/>
+            <w:tcW w:type="dxa" w:w="2204"/>
             <w:tcBorders>
               <w:top w:val="single" w:color="C9D3DF" w:sz="4"/>
               <w:left w:val="single" w:color="C9D3DF" w:sz="4"/>
@@ -5223,7 +5223,7 @@
         </w:tc>
         <w:tc>
           <w:tcPr>
-            <w:tcW w:type="dxa" w:w="2431"/>
+            <w:tcW w:type="dxa" w:w="2433"/>
             <w:tcBorders>
               <w:top w:val="single" w:color="C9D3DF" w:sz="4"/>
               <w:left w:val="single" w:color="C9D3DF" w:sz="4"/>
@@ -5253,7 +5253,7 @@
         </w:tc>
         <w:tc>
           <w:tcPr>
-            <w:tcW w:type="dxa" w:w="2140"/>
+            <w:tcW w:type="dxa" w:w="2141"/>
             <w:tcBorders>
               <w:top w:val="single" w:color="C9D3DF" w:sz="4"/>
               <w:left w:val="single" w:color="C9D3DF" w:sz="4"/>

--- a/deliverables/technical_description/2.오이소창원_기술명세서_수정본.docx
+++ b/deliverables/technical_description/2.오이소창원_기술명세서_수정본.docx
@@ -1299,9 +1299,9 @@
                 <w:sz w:val="17"/>
                 <w:szCs w:val="17"/>
               </w:rPr>
-              <w:t xml:space="preserve">저장소 </w:t>
-            </w:r>
-            <w:hyperlink w:history="1" r:id="rIdieorucqk7iaekymbzyllw">
+              <w:t xml:space="preserve">저장소: </w:t>
+            </w:r>
+            <w:hyperlink w:history="1" r:id="rIdpujphe8atzdddan2qo_qf">
               <w:r>
                 <w:rPr>
                   <w:rStyle w:val="Hyperlink"/>
@@ -1318,9 +1318,13 @@
                 <w:sz w:val="17"/>
                 <w:szCs w:val="17"/>
               </w:rPr>
-              <w:t xml:space="preserve"> (main, 공개) · 실행 streamlit run app.py · 배포 앱 </w:t>
-            </w:r>
-            <w:hyperlink w:history="1" r:id="rIdrys5esvlfntqt9ni0e69y">
+              <w:t xml:space="preserve"> (main, 공개)</w:t>
+              <w:br/>
+              <w:t xml:space="preserve">실행: streamlit run app.py</w:t>
+              <w:br/>
+              <w:t xml:space="preserve">배포 앱: </w:t>
+            </w:r>
+            <w:hyperlink w:history="1" r:id="rIdk_wat4qqd2y4oawiqrmrf">
               <w:r>
                 <w:rPr>
                   <w:rStyle w:val="Hyperlink"/>
@@ -1329,6 +1333,8 @@
                   <w:szCs w:val="17"/>
                 </w:rPr>
                 <w:t xml:space="preserve">https://oisochangwon-4fuybothxlr78qnnaappqv.streamlit.app/</w:t>
+                <w:br/>
+                <w:t xml:space="preserve">비밀키:</w:t>
               </w:r>
             </w:hyperlink>
             <w:r>
@@ -1337,7 +1343,7 @@
                 <w:sz w:val="17"/>
                 <w:szCs w:val="17"/>
               </w:rPr>
-              <w:t xml:space="preserve"> · 비밀키는 Streamlit Secrets에만(저장소에 없음)</w:t>
+              <w:t xml:space="preserve"> Streamlit Secrets에만 보관(저장소에 없음)</w:t>
             </w:r>
           </w:p>
         </w:tc>
@@ -1405,7 +1411,7 @@
               </w:rPr>
               <w:t xml:space="preserve">정책: 창원시 인구정책·청년정책 누리집, 창원청년정보플랫폼, 「혜택만 콕! 2026」, 경남바로서비스 등 / 생활 정보: 한국관광공사 대한민국 구석구석, 창원시·창원시설공단 누리집 / 지역말: 국립국어원 우리말샘(CC BY-SA 2.0 KR), 경남방언사전, 디지털창원문화대전 / 접수 창구: 창원시 누리집, 국민신문고, 보건복지부 109, 경남 청년마음단디센터 (항목별 공식 링크·확인일 기록) / 인구 통계: 창원시 데이터 포털(2023.12·2026.8 연령별 인구현황), 국가데이터처 2025 국내인구이동통계 / 본선 2번 영상 배경음악: 광고프레젠테이션음악|Advertisement · BGMmaester · SellBuyMusic(</w:t>
             </w:r>
-            <w:hyperlink w:history="1" r:id="rId5-7icitsw0zzv_z5u7ms-">
+            <w:hyperlink w:history="1" r:id="rIdk0-xcidyvbo0gwkjusuy9">
               <w:r>
                 <w:rPr>
                   <w:rStyle w:val="Hyperlink"/>
@@ -1669,7 +1675,7 @@
               </w:rPr>
               <w:t xml:space="preserve">창원시 누리집(</w:t>
             </w:r>
-            <w:hyperlink w:history="1" r:id="rId1sxonbifwbuxe5uubacdy">
+            <w:hyperlink w:history="1" r:id="rIdupwxl-jpf7ift-0mg4rix">
               <w:r>
                 <w:rPr>
                   <w:rStyle w:val="Hyperlink"/>
@@ -1688,7 +1694,7 @@
               </w:rPr>
               <w:t xml:space="preserve">) · 창원청년정보플랫폼 · 「혜택만 콕! 2026」(</w:t>
             </w:r>
-            <w:hyperlink w:history="1" r:id="rIdctcofmb7vqhcveucmltpx">
+            <w:hyperlink w:history="1" r:id="rIdt3ohl7dzbqfmb8adtahct">
               <w:r>
                 <w:rPr>
                   <w:rStyle w:val="Hyperlink"/>
@@ -1707,7 +1713,7 @@
               </w:rPr>
               <w:t xml:space="preserve">) · 경남바로서비스(</w:t>
             </w:r>
-            <w:hyperlink w:history="1" r:id="rIdyvnds58lztkan7zdenqgt">
+            <w:hyperlink w:history="1" r:id="rIdantsr5wc460mlfhehh5-y">
               <w:r>
                 <w:rPr>
                   <w:rStyle w:val="Hyperlink"/>
@@ -1822,7 +1828,7 @@
               </w:rPr>
               <w:t xml:space="preserve">창원시·경상남도 누리집 · 창원시설공단(</w:t>
             </w:r>
-            <w:hyperlink w:history="1" r:id="rIdsymjzdqojdn5osg4qtgcm">
+            <w:hyperlink w:history="1" r:id="rIdgzdvmzrafg_endmuf-ohl">
               <w:r>
                 <w:rPr>
                   <w:rStyle w:val="Hyperlink"/>
@@ -1841,7 +1847,7 @@
               </w:rPr>
               <w:t xml:space="preserve">) · K-패스(</w:t>
             </w:r>
-            <w:hyperlink w:history="1" r:id="rIdbkp84ies1fdleyeyyzsn8">
+            <w:hyperlink w:history="1" r:id="rIdovob6r2a3lc4yarirpu7c">
               <w:r>
                 <w:rPr>
                   <w:rStyle w:val="Hyperlink"/>
@@ -1956,7 +1962,7 @@
               </w:rPr>
               <w:t xml:space="preserve">한국관광공사 대한민국 구석구석(</w:t>
             </w:r>
-            <w:hyperlink w:history="1" r:id="rIdqkksc9shriur1dudo0dna">
+            <w:hyperlink w:history="1" r:id="rIddf_f1uq9q1hrg2sinfyfg">
               <w:r>
                 <w:rPr>
                   <w:rStyle w:val="Hyperlink"/>
@@ -2071,7 +2077,7 @@
               </w:rPr>
               <w:t xml:space="preserve">국립국어원 우리말샘(</w:t>
             </w:r>
-            <w:hyperlink w:history="1" r:id="rIdywyssgqlggvn-qiiyhmqa">
+            <w:hyperlink w:history="1" r:id="rIdpvnfoen_ss8bamnhzwxhw">
               <w:r>
                 <w:rPr>
                   <w:rStyle w:val="Hyperlink"/>
@@ -2090,7 +2096,7 @@
               </w:rPr>
               <w:t xml:space="preserve"> CC BY-SA 2.0 KR) · 지역어 듣기 · 온라인가나다 · 경남방언사전(2017, KCI 편찬 논문) · 디지털창원문화대전(</w:t>
             </w:r>
-            <w:hyperlink w:history="1" r:id="rIdguh5i9vvkmjctayx0ndom">
+            <w:hyperlink w:history="1" r:id="rIdx_zv9ra9p5jf8ymygqp7p">
               <w:r>
                 <w:rPr>
                   <w:rStyle w:val="Hyperlink"/>
@@ -2205,7 +2211,7 @@
               </w:rPr>
               <w:t xml:space="preserve">창원시 누리집 · 국민신문고(</w:t>
             </w:r>
-            <w:hyperlink w:history="1" r:id="rIdc8judel1skkkpyg5fb7of">
+            <w:hyperlink w:history="1" r:id="rId1jowfculfkcn3tpjfmhyk">
               <w:r>
                 <w:rPr>
                   <w:rStyle w:val="Hyperlink"/>
@@ -2224,7 +2230,7 @@
               </w:rPr>
               <w:t xml:space="preserve">) · 자살예방상담전화 109(</w:t>
             </w:r>
-            <w:hyperlink w:history="1" r:id="rIdm22ibcubpsenxq4hdfgu7">
+            <w:hyperlink w:history="1" r:id="rIdlt5esjldeydtaebfxjj0w">
               <w:r>
                 <w:rPr>
                   <w:rStyle w:val="Hyperlink"/>
@@ -2243,7 +2249,7 @@
               </w:rPr>
               <w:t xml:space="preserve">) · 경남 청년마음단디센터(</w:t>
             </w:r>
-            <w:hyperlink w:history="1" r:id="rIdmvumo4fpmncfbgtyjnxnx">
+            <w:hyperlink w:history="1" r:id="rIdz8jxrjtkp3yle-nohzyg7">
               <w:r>
                 <w:rPr>
                   <w:rStyle w:val="Hyperlink"/>
@@ -2358,7 +2364,7 @@
               </w:rPr>
               <w:t xml:space="preserve">창원시 데이터 포털(</w:t>
             </w:r>
-            <w:hyperlink w:history="1" r:id="rId8kjmf4mz_1h_gmcpccoum">
+            <w:hyperlink w:history="1" r:id="rIdhod4-7waqs-zuajj3svnn">
               <w:r>
                 <w:rPr>
                   <w:rStyle w:val="Hyperlink"/>
@@ -2377,7 +2383,7 @@
               </w:rPr>
               <w:t xml:space="preserve">) 2023.12·2026.8 인구현황 · 국가데이터처 2025 국내인구이동통계(</w:t>
             </w:r>
-            <w:hyperlink w:history="1" r:id="rIdje9xtv5dcbyc7bvjmvavj">
+            <w:hyperlink w:history="1" r:id="rIdsfd7fzaudrhiz6f_nuf6r">
               <w:r>
                 <w:rPr>
                   <w:rStyle w:val="Hyperlink"/>
@@ -2558,7 +2564,7 @@
               </w:rPr>
               <w:t xml:space="preserve">OpenAI GPT-4.1 mini(gpt-4.1-mini, </w:t>
             </w:r>
-            <w:hyperlink w:history="1" r:id="rIdbkdvw7b_lrvdhgrn9doiy">
+            <w:hyperlink w:history="1" r:id="rIdl38lza1ypleb9mruaiw58">
               <w:r>
                 <w:rPr>
                   <w:rStyle w:val="Hyperlink"/>
@@ -2709,7 +2715,7 @@
               </w:rPr>
               <w:t xml:space="preserve">노래 : 광고프레젠테이션음악|Advertisement / 아티스트 : BGMmaester / 라이센스 제공자 : SellBuyMusic </w:t>
             </w:r>
-            <w:hyperlink w:history="1" r:id="rIduj5m_i6tf3lp63swkaulk">
+            <w:hyperlink w:history="1" r:id="rIdch9l1cqt4dyv2ci51ugp1">
               <w:r>
                 <w:rPr>
                   <w:rStyle w:val="Hyperlink"/>
@@ -2760,11 +2766,11 @@
         </w:tblBorders>
       </w:tblPr>
       <w:tblGrid>
-        <w:gridCol w:w="1766"/>
-        <w:gridCol w:w="2204"/>
+        <w:gridCol w:w="1764"/>
+        <w:gridCol w:w="2224"/>
         <w:gridCol w:w="1660"/>
-        <w:gridCol w:w="2433"/>
-        <w:gridCol w:w="2141"/>
+        <w:gridCol w:w="2442"/>
+        <w:gridCol w:w="2114"/>
       </w:tblGrid>
       <w:tr>
         <w:trPr>
@@ -2773,7 +2779,7 @@
         </w:trPr>
         <w:tc>
           <w:tcPr>
-            <w:tcW w:type="dxa" w:w="1766"/>
+            <w:tcW w:type="dxa" w:w="1764"/>
             <w:tcBorders>
               <w:top w:val="single" w:color="C9D3DF" w:sz="4"/>
               <w:left w:val="single" w:color="C9D3DF" w:sz="4"/>
@@ -2807,7 +2813,7 @@
         </w:tc>
         <w:tc>
           <w:tcPr>
-            <w:tcW w:type="dxa" w:w="2204"/>
+            <w:tcW w:type="dxa" w:w="2224"/>
             <w:tcBorders>
               <w:top w:val="single" w:color="C9D3DF" w:sz="4"/>
               <w:left w:val="single" w:color="C9D3DF" w:sz="4"/>
@@ -2875,7 +2881,7 @@
         </w:tc>
         <w:tc>
           <w:tcPr>
-            <w:tcW w:type="dxa" w:w="2433"/>
+            <w:tcW w:type="dxa" w:w="2442"/>
             <w:tcBorders>
               <w:top w:val="single" w:color="C9D3DF" w:sz="4"/>
               <w:left w:val="single" w:color="C9D3DF" w:sz="4"/>
@@ -2909,7 +2915,7 @@
         </w:tc>
         <w:tc>
           <w:tcPr>
-            <w:tcW w:type="dxa" w:w="2141"/>
+            <w:tcW w:type="dxa" w:w="2114"/>
             <w:tcBorders>
               <w:top w:val="single" w:color="C9D3DF" w:sz="4"/>
               <w:left w:val="single" w:color="C9D3DF" w:sz="4"/>
@@ -2949,7 +2955,7 @@
         </w:trPr>
         <w:tc>
           <w:tcPr>
-            <w:tcW w:type="dxa" w:w="1766"/>
+            <w:tcW w:type="dxa" w:w="1764"/>
             <w:tcBorders>
               <w:top w:val="single" w:color="C9D3DF" w:sz="4"/>
               <w:left w:val="single" w:color="C9D3DF" w:sz="4"/>
@@ -2979,7 +2985,7 @@
         </w:tc>
         <w:tc>
           <w:tcPr>
-            <w:tcW w:type="dxa" w:w="2204"/>
+            <w:tcW w:type="dxa" w:w="2224"/>
             <w:tcBorders>
               <w:top w:val="single" w:color="C9D3DF" w:sz="4"/>
               <w:left w:val="single" w:color="C9D3DF" w:sz="4"/>
@@ -3039,7 +3045,7 @@
         </w:tc>
         <w:tc>
           <w:tcPr>
-            <w:tcW w:type="dxa" w:w="2433"/>
+            <w:tcW w:type="dxa" w:w="2442"/>
             <w:tcBorders>
               <w:top w:val="single" w:color="C9D3DF" w:sz="4"/>
               <w:left w:val="single" w:color="C9D3DF" w:sz="4"/>
@@ -3069,7 +3075,7 @@
         </w:tc>
         <w:tc>
           <w:tcPr>
-            <w:tcW w:type="dxa" w:w="2141"/>
+            <w:tcW w:type="dxa" w:w="2114"/>
             <w:tcBorders>
               <w:top w:val="single" w:color="C9D3DF" w:sz="4"/>
               <w:left w:val="single" w:color="C9D3DF" w:sz="4"/>
@@ -3105,7 +3111,7 @@
         </w:trPr>
         <w:tc>
           <w:tcPr>
-            <w:tcW w:type="dxa" w:w="1766"/>
+            <w:tcW w:type="dxa" w:w="1764"/>
             <w:tcBorders>
               <w:top w:val="single" w:color="C9D3DF" w:sz="4"/>
               <w:left w:val="single" w:color="C9D3DF" w:sz="4"/>
@@ -3135,7 +3141,7 @@
         </w:tc>
         <w:tc>
           <w:tcPr>
-            <w:tcW w:type="dxa" w:w="2204"/>
+            <w:tcW w:type="dxa" w:w="2224"/>
             <w:tcBorders>
               <w:top w:val="single" w:color="C9D3DF" w:sz="4"/>
               <w:left w:val="single" w:color="C9D3DF" w:sz="4"/>
@@ -3195,7 +3201,7 @@
         </w:tc>
         <w:tc>
           <w:tcPr>
-            <w:tcW w:type="dxa" w:w="2433"/>
+            <w:tcW w:type="dxa" w:w="2442"/>
             <w:tcBorders>
               <w:top w:val="single" w:color="C9D3DF" w:sz="4"/>
               <w:left w:val="single" w:color="C9D3DF" w:sz="4"/>
@@ -3225,7 +3231,7 @@
         </w:tc>
         <w:tc>
           <w:tcPr>
-            <w:tcW w:type="dxa" w:w="2141"/>
+            <w:tcW w:type="dxa" w:w="2114"/>
             <w:tcBorders>
               <w:top w:val="single" w:color="C9D3DF" w:sz="4"/>
               <w:left w:val="single" w:color="C9D3DF" w:sz="4"/>
@@ -3261,7 +3267,7 @@
         </w:trPr>
         <w:tc>
           <w:tcPr>
-            <w:tcW w:type="dxa" w:w="1766"/>
+            <w:tcW w:type="dxa" w:w="1764"/>
             <w:tcBorders>
               <w:top w:val="single" w:color="C9D3DF" w:sz="4"/>
               <w:left w:val="single" w:color="C9D3DF" w:sz="4"/>
@@ -3291,7 +3297,7 @@
         </w:tc>
         <w:tc>
           <w:tcPr>
-            <w:tcW w:type="dxa" w:w="2204"/>
+            <w:tcW w:type="dxa" w:w="2224"/>
             <w:tcBorders>
               <w:top w:val="single" w:color="C9D3DF" w:sz="4"/>
               <w:left w:val="single" w:color="C9D3DF" w:sz="4"/>
@@ -3351,7 +3357,7 @@
         </w:tc>
         <w:tc>
           <w:tcPr>
-            <w:tcW w:type="dxa" w:w="2433"/>
+            <w:tcW w:type="dxa" w:w="2442"/>
             <w:tcBorders>
               <w:top w:val="single" w:color="C9D3DF" w:sz="4"/>
               <w:left w:val="single" w:color="C9D3DF" w:sz="4"/>
@@ -3381,7 +3387,7 @@
         </w:tc>
         <w:tc>
           <w:tcPr>
-            <w:tcW w:type="dxa" w:w="2141"/>
+            <w:tcW w:type="dxa" w:w="2114"/>
             <w:tcBorders>
               <w:top w:val="single" w:color="C9D3DF" w:sz="4"/>
               <w:left w:val="single" w:color="C9D3DF" w:sz="4"/>
@@ -3417,7 +3423,7 @@
         </w:trPr>
         <w:tc>
           <w:tcPr>
-            <w:tcW w:type="dxa" w:w="1766"/>
+            <w:tcW w:type="dxa" w:w="1764"/>
             <w:tcBorders>
               <w:top w:val="single" w:color="C9D3DF" w:sz="4"/>
               <w:left w:val="single" w:color="C9D3DF" w:sz="4"/>
@@ -3447,7 +3453,7 @@
         </w:tc>
         <w:tc>
           <w:tcPr>
-            <w:tcW w:type="dxa" w:w="2204"/>
+            <w:tcW w:type="dxa" w:w="2224"/>
             <w:tcBorders>
               <w:top w:val="single" w:color="C9D3DF" w:sz="4"/>
               <w:left w:val="single" w:color="C9D3DF" w:sz="4"/>
@@ -3507,7 +3513,7 @@
         </w:tc>
         <w:tc>
           <w:tcPr>
-            <w:tcW w:type="dxa" w:w="2433"/>
+            <w:tcW w:type="dxa" w:w="2442"/>
             <w:tcBorders>
               <w:top w:val="single" w:color="C9D3DF" w:sz="4"/>
               <w:left w:val="single" w:color="C9D3DF" w:sz="4"/>
@@ -3537,7 +3543,7 @@
         </w:tc>
         <w:tc>
           <w:tcPr>
-            <w:tcW w:type="dxa" w:w="2141"/>
+            <w:tcW w:type="dxa" w:w="2114"/>
             <w:tcBorders>
               <w:top w:val="single" w:color="C9D3DF" w:sz="4"/>
               <w:left w:val="single" w:color="C9D3DF" w:sz="4"/>
@@ -3573,7 +3579,7 @@
         </w:trPr>
         <w:tc>
           <w:tcPr>
-            <w:tcW w:type="dxa" w:w="1766"/>
+            <w:tcW w:type="dxa" w:w="1764"/>
             <w:tcBorders>
               <w:top w:val="single" w:color="C9D3DF" w:sz="4"/>
               <w:left w:val="single" w:color="C9D3DF" w:sz="4"/>
@@ -3603,7 +3609,7 @@
         </w:tc>
         <w:tc>
           <w:tcPr>
-            <w:tcW w:type="dxa" w:w="2204"/>
+            <w:tcW w:type="dxa" w:w="2224"/>
             <w:tcBorders>
               <w:top w:val="single" w:color="C9D3DF" w:sz="4"/>
               <w:left w:val="single" w:color="C9D3DF" w:sz="4"/>
@@ -3663,7 +3669,7 @@
         </w:tc>
         <w:tc>
           <w:tcPr>
-            <w:tcW w:type="dxa" w:w="2433"/>
+            <w:tcW w:type="dxa" w:w="2442"/>
             <w:tcBorders>
               <w:top w:val="single" w:color="C9D3DF" w:sz="4"/>
               <w:left w:val="single" w:color="C9D3DF" w:sz="4"/>
@@ -3693,7 +3699,7 @@
         </w:tc>
         <w:tc>
           <w:tcPr>
-            <w:tcW w:type="dxa" w:w="2141"/>
+            <w:tcW w:type="dxa" w:w="2114"/>
             <w:tcBorders>
               <w:top w:val="single" w:color="C9D3DF" w:sz="4"/>
               <w:left w:val="single" w:color="C9D3DF" w:sz="4"/>
@@ -3729,7 +3735,7 @@
         </w:trPr>
         <w:tc>
           <w:tcPr>
-            <w:tcW w:type="dxa" w:w="1766"/>
+            <w:tcW w:type="dxa" w:w="1764"/>
             <w:tcBorders>
               <w:top w:val="single" w:color="C9D3DF" w:sz="4"/>
               <w:left w:val="single" w:color="C9D3DF" w:sz="4"/>
@@ -3759,7 +3765,7 @@
         </w:tc>
         <w:tc>
           <w:tcPr>
-            <w:tcW w:type="dxa" w:w="2204"/>
+            <w:tcW w:type="dxa" w:w="2224"/>
             <w:tcBorders>
               <w:top w:val="single" w:color="C9D3DF" w:sz="4"/>
               <w:left w:val="single" w:color="C9D3DF" w:sz="4"/>
@@ -3819,7 +3825,7 @@
         </w:tc>
         <w:tc>
           <w:tcPr>
-            <w:tcW w:type="dxa" w:w="2433"/>
+            <w:tcW w:type="dxa" w:w="2442"/>
             <w:tcBorders>
               <w:top w:val="single" w:color="C9D3DF" w:sz="4"/>
               <w:left w:val="single" w:color="C9D3DF" w:sz="4"/>
@@ -3849,7 +3855,7 @@
         </w:tc>
         <w:tc>
           <w:tcPr>
-            <w:tcW w:type="dxa" w:w="2141"/>
+            <w:tcW w:type="dxa" w:w="2114"/>
             <w:tcBorders>
               <w:top w:val="single" w:color="C9D3DF" w:sz="4"/>
               <w:left w:val="single" w:color="C9D3DF" w:sz="4"/>
@@ -3885,7 +3891,7 @@
         </w:trPr>
         <w:tc>
           <w:tcPr>
-            <w:tcW w:type="dxa" w:w="1766"/>
+            <w:tcW w:type="dxa" w:w="1764"/>
             <w:tcBorders>
               <w:top w:val="single" w:color="C9D3DF" w:sz="4"/>
               <w:left w:val="single" w:color="C9D3DF" w:sz="4"/>
@@ -3915,7 +3921,7 @@
         </w:tc>
         <w:tc>
           <w:tcPr>
-            <w:tcW w:type="dxa" w:w="2204"/>
+            <w:tcW w:type="dxa" w:w="2224"/>
             <w:tcBorders>
               <w:top w:val="single" w:color="C9D3DF" w:sz="4"/>
               <w:left w:val="single" w:color="C9D3DF" w:sz="4"/>
@@ -3975,7 +3981,7 @@
         </w:tc>
         <w:tc>
           <w:tcPr>
-            <w:tcW w:type="dxa" w:w="2433"/>
+            <w:tcW w:type="dxa" w:w="2442"/>
             <w:tcBorders>
               <w:top w:val="single" w:color="C9D3DF" w:sz="4"/>
               <w:left w:val="single" w:color="C9D3DF" w:sz="4"/>
@@ -4005,7 +4011,7 @@
         </w:tc>
         <w:tc>
           <w:tcPr>
-            <w:tcW w:type="dxa" w:w="2141"/>
+            <w:tcW w:type="dxa" w:w="2114"/>
             <w:tcBorders>
               <w:top w:val="single" w:color="C9D3DF" w:sz="4"/>
               <w:left w:val="single" w:color="C9D3DF" w:sz="4"/>
@@ -4041,7 +4047,7 @@
         </w:trPr>
         <w:tc>
           <w:tcPr>
-            <w:tcW w:type="dxa" w:w="1766"/>
+            <w:tcW w:type="dxa" w:w="1764"/>
             <w:tcBorders>
               <w:top w:val="single" w:color="C9D3DF" w:sz="4"/>
               <w:left w:val="single" w:color="C9D3DF" w:sz="4"/>
@@ -4071,7 +4077,7 @@
         </w:tc>
         <w:tc>
           <w:tcPr>
-            <w:tcW w:type="dxa" w:w="2204"/>
+            <w:tcW w:type="dxa" w:w="2224"/>
             <w:tcBorders>
               <w:top w:val="single" w:color="C9D3DF" w:sz="4"/>
               <w:left w:val="single" w:color="C9D3DF" w:sz="4"/>
@@ -4131,7 +4137,7 @@
         </w:tc>
         <w:tc>
           <w:tcPr>
-            <w:tcW w:type="dxa" w:w="2433"/>
+            <w:tcW w:type="dxa" w:w="2442"/>
             <w:tcBorders>
               <w:top w:val="single" w:color="C9D3DF" w:sz="4"/>
               <w:left w:val="single" w:color="C9D3DF" w:sz="4"/>
@@ -4161,7 +4167,7 @@
         </w:tc>
         <w:tc>
           <w:tcPr>
-            <w:tcW w:type="dxa" w:w="2141"/>
+            <w:tcW w:type="dxa" w:w="2114"/>
             <w:tcBorders>
               <w:top w:val="single" w:color="C9D3DF" w:sz="4"/>
               <w:left w:val="single" w:color="C9D3DF" w:sz="4"/>
@@ -4197,7 +4203,7 @@
         </w:trPr>
         <w:tc>
           <w:tcPr>
-            <w:tcW w:type="dxa" w:w="1766"/>
+            <w:tcW w:type="dxa" w:w="1764"/>
             <w:tcBorders>
               <w:top w:val="single" w:color="C9D3DF" w:sz="4"/>
               <w:left w:val="single" w:color="C9D3DF" w:sz="4"/>
@@ -4227,7 +4233,7 @@
         </w:tc>
         <w:tc>
           <w:tcPr>
-            <w:tcW w:type="dxa" w:w="2204"/>
+            <w:tcW w:type="dxa" w:w="2224"/>
             <w:tcBorders>
               <w:top w:val="single" w:color="C9D3DF" w:sz="4"/>
               <w:left w:val="single" w:color="C9D3DF" w:sz="4"/>
@@ -4287,7 +4293,7 @@
         </w:tc>
         <w:tc>
           <w:tcPr>
-            <w:tcW w:type="dxa" w:w="2433"/>
+            <w:tcW w:type="dxa" w:w="2442"/>
             <w:tcBorders>
               <w:top w:val="single" w:color="C9D3DF" w:sz="4"/>
               <w:left w:val="single" w:color="C9D3DF" w:sz="4"/>
@@ -4317,7 +4323,7 @@
         </w:tc>
         <w:tc>
           <w:tcPr>
-            <w:tcW w:type="dxa" w:w="2141"/>
+            <w:tcW w:type="dxa" w:w="2114"/>
             <w:tcBorders>
               <w:top w:val="single" w:color="C9D3DF" w:sz="4"/>
               <w:left w:val="single" w:color="C9D3DF" w:sz="4"/>
@@ -4353,7 +4359,7 @@
         </w:trPr>
         <w:tc>
           <w:tcPr>
-            <w:tcW w:type="dxa" w:w="1766"/>
+            <w:tcW w:type="dxa" w:w="1764"/>
             <w:tcBorders>
               <w:top w:val="single" w:color="C9D3DF" w:sz="4"/>
               <w:left w:val="single" w:color="C9D3DF" w:sz="4"/>
@@ -4383,7 +4389,7 @@
         </w:tc>
         <w:tc>
           <w:tcPr>
-            <w:tcW w:type="dxa" w:w="2204"/>
+            <w:tcW w:type="dxa" w:w="2224"/>
             <w:tcBorders>
               <w:top w:val="single" w:color="C9D3DF" w:sz="4"/>
               <w:left w:val="single" w:color="C9D3DF" w:sz="4"/>
@@ -4443,7 +4449,7 @@
         </w:tc>
         <w:tc>
           <w:tcPr>
-            <w:tcW w:type="dxa" w:w="2433"/>
+            <w:tcW w:type="dxa" w:w="2442"/>
             <w:tcBorders>
               <w:top w:val="single" w:color="C9D3DF" w:sz="4"/>
               <w:left w:val="single" w:color="C9D3DF" w:sz="4"/>
@@ -4473,7 +4479,7 @@
         </w:tc>
         <w:tc>
           <w:tcPr>
-            <w:tcW w:type="dxa" w:w="2141"/>
+            <w:tcW w:type="dxa" w:w="2114"/>
             <w:tcBorders>
               <w:top w:val="single" w:color="C9D3DF" w:sz="4"/>
               <w:left w:val="single" w:color="C9D3DF" w:sz="4"/>
@@ -4509,7 +4515,7 @@
         </w:trPr>
         <w:tc>
           <w:tcPr>
-            <w:tcW w:type="dxa" w:w="1766"/>
+            <w:tcW w:type="dxa" w:w="1764"/>
             <w:tcBorders>
               <w:top w:val="single" w:color="C9D3DF" w:sz="4"/>
               <w:left w:val="single" w:color="C9D3DF" w:sz="4"/>
@@ -4539,31 +4545,31 @@
         </w:tc>
         <w:tc>
           <w:tcPr>
-            <w:tcW w:type="dxa" w:w="2204"/>
-            <w:tcBorders>
-              <w:top w:val="single" w:color="C9D3DF" w:sz="4"/>
-              <w:left w:val="single" w:color="C9D3DF" w:sz="4"/>
-              <w:bottom w:val="single" w:color="C9D3DF" w:sz="4"/>
-              <w:right w:val="single" w:color="C9D3DF" w:sz="4"/>
-            </w:tcBorders>
-            <w:tcMar>
-              <w:top w:type="dxa" w:w="50"/>
-              <w:left w:type="dxa" w:w="80"/>
-              <w:bottom w:type="dxa" w:w="50"/>
-              <w:right w:type="dxa" w:w="80"/>
-            </w:tcMar>
-          </w:tcPr>
-          <w:p>
-            <w:pPr>
-              <w:jc w:val="left"/>
-            </w:pPr>
-            <w:r>
-              <w:rPr>
-                <w:rFonts w:ascii="Malgun Gothic" w:cs="Malgun Gothic" w:eastAsia="Malgun Gothic" w:hAnsi="Malgun Gothic"/>
-                <w:sz w:val="17"/>
-                <w:szCs w:val="17"/>
-              </w:rPr>
-              <w:t xml:space="preserve">— (AI로 만든 화면 없음)</w:t>
+            <w:tcW w:type="dxa" w:w="2224"/>
+            <w:tcBorders>
+              <w:top w:val="single" w:color="C9D3DF" w:sz="4"/>
+              <w:left w:val="single" w:color="C9D3DF" w:sz="4"/>
+              <w:bottom w:val="single" w:color="C9D3DF" w:sz="4"/>
+              <w:right w:val="single" w:color="C9D3DF" w:sz="4"/>
+            </w:tcBorders>
+            <w:tcMar>
+              <w:top w:type="dxa" w:w="50"/>
+              <w:left w:type="dxa" w:w="80"/>
+              <w:bottom w:type="dxa" w:w="50"/>
+              <w:right w:type="dxa" w:w="80"/>
+            </w:tcMar>
+          </w:tcPr>
+          <w:p>
+            <w:pPr>
+              <w:jc w:val="left"/>
+            </w:pPr>
+            <w:r>
+              <w:rPr>
+                <w:rFonts w:ascii="Malgun Gothic" w:cs="Malgun Gothic" w:eastAsia="Malgun Gothic" w:hAnsi="Malgun Gothic"/>
+                <w:sz w:val="17"/>
+                <w:szCs w:val="17"/>
+              </w:rPr>
+              <w:t xml:space="preserve">Google NotebookLM(Gemini 기반)</w:t>
             </w:r>
           </w:p>
         </w:tc>
@@ -4599,37 +4605,37 @@
         </w:tc>
         <w:tc>
           <w:tcPr>
-            <w:tcW w:type="dxa" w:w="2433"/>
-            <w:tcBorders>
-              <w:top w:val="single" w:color="C9D3DF" w:sz="4"/>
-              <w:left w:val="single" w:color="C9D3DF" w:sz="4"/>
-              <w:bottom w:val="single" w:color="C9D3DF" w:sz="4"/>
-              <w:right w:val="single" w:color="C9D3DF" w:sz="4"/>
-            </w:tcBorders>
-            <w:tcMar>
-              <w:top w:type="dxa" w:w="50"/>
-              <w:left w:type="dxa" w:w="80"/>
-              <w:bottom w:type="dxa" w:w="50"/>
-              <w:right w:type="dxa" w:w="80"/>
-            </w:tcMar>
-          </w:tcPr>
-          <w:p>
-            <w:pPr>
-              <w:jc w:val="left"/>
-            </w:pPr>
-            <w:r>
-              <w:rPr>
-                <w:rFonts w:ascii="Malgun Gothic" w:cs="Malgun Gothic" w:eastAsia="Malgun Gothic" w:hAnsi="Malgun Gothic"/>
-                <w:sz w:val="17"/>
-                <w:szCs w:val="17"/>
-              </w:rPr>
-              <w:t xml:space="preserve">—</w:t>
-            </w:r>
-          </w:p>
-        </w:tc>
-        <w:tc>
-          <w:tcPr>
-            <w:tcW w:type="dxa" w:w="2141"/>
+            <w:tcW w:type="dxa" w:w="2442"/>
+            <w:tcBorders>
+              <w:top w:val="single" w:color="C9D3DF" w:sz="4"/>
+              <w:left w:val="single" w:color="C9D3DF" w:sz="4"/>
+              <w:bottom w:val="single" w:color="C9D3DF" w:sz="4"/>
+              <w:right w:val="single" w:color="C9D3DF" w:sz="4"/>
+            </w:tcBorders>
+            <w:tcMar>
+              <w:top w:type="dxa" w:w="50"/>
+              <w:left w:type="dxa" w:w="80"/>
+              <w:bottom w:type="dxa" w:w="50"/>
+              <w:right w:type="dxa" w:w="80"/>
+            </w:tcMar>
+          </w:tcPr>
+          <w:p>
+            <w:pPr>
+              <w:jc w:val="left"/>
+            </w:pPr>
+            <w:r>
+              <w:rPr>
+                <w:rFonts w:ascii="Malgun Gothic" w:cs="Malgun Gothic" w:eastAsia="Malgun Gothic" w:hAnsi="Malgun Gothic"/>
+                <w:sz w:val="17"/>
+                <w:szCs w:val="17"/>
+              </w:rPr>
+              <w:t xml:space="preserve">시연동영상 작성</w:t>
+            </w:r>
+          </w:p>
+        </w:tc>
+        <w:tc>
+          <w:tcPr>
+            <w:tcW w:type="dxa" w:w="2114"/>
             <w:tcBorders>
               <w:top w:val="single" w:color="C9D3DF" w:sz="4"/>
               <w:left w:val="single" w:color="C9D3DF" w:sz="4"/>
@@ -4665,7 +4671,7 @@
         </w:trPr>
         <w:tc>
           <w:tcPr>
-            <w:tcW w:type="dxa" w:w="1766"/>
+            <w:tcW w:type="dxa" w:w="1764"/>
             <w:tcBorders>
               <w:top w:val="single" w:color="C9D3DF" w:sz="4"/>
               <w:left w:val="single" w:color="C9D3DF" w:sz="4"/>
@@ -4695,7 +4701,7 @@
         </w:tc>
         <w:tc>
           <w:tcPr>
-            <w:tcW w:type="dxa" w:w="2204"/>
+            <w:tcW w:type="dxa" w:w="2224"/>
             <w:tcBorders>
               <w:top w:val="single" w:color="C9D3DF" w:sz="4"/>
               <w:left w:val="single" w:color="C9D3DF" w:sz="4"/>
@@ -4755,7 +4761,7 @@
         </w:tc>
         <w:tc>
           <w:tcPr>
-            <w:tcW w:type="dxa" w:w="2433"/>
+            <w:tcW w:type="dxa" w:w="2442"/>
             <w:tcBorders>
               <w:top w:val="single" w:color="C9D3DF" w:sz="4"/>
               <w:left w:val="single" w:color="C9D3DF" w:sz="4"/>
@@ -4785,7 +4791,7 @@
         </w:tc>
         <w:tc>
           <w:tcPr>
-            <w:tcW w:type="dxa" w:w="2141"/>
+            <w:tcW w:type="dxa" w:w="2114"/>
             <w:tcBorders>
               <w:top w:val="single" w:color="C9D3DF" w:sz="4"/>
               <w:left w:val="single" w:color="C9D3DF" w:sz="4"/>
@@ -4821,7 +4827,7 @@
         </w:trPr>
         <w:tc>
           <w:tcPr>
-            <w:tcW w:type="dxa" w:w="1766"/>
+            <w:tcW w:type="dxa" w:w="1764"/>
             <w:tcBorders>
               <w:top w:val="single" w:color="C9D3DF" w:sz="4"/>
               <w:left w:val="single" w:color="C9D3DF" w:sz="4"/>
@@ -4851,7 +4857,7 @@
         </w:tc>
         <w:tc>
           <w:tcPr>
-            <w:tcW w:type="dxa" w:w="2204"/>
+            <w:tcW w:type="dxa" w:w="2224"/>
             <w:tcBorders>
               <w:top w:val="single" w:color="C9D3DF" w:sz="4"/>
               <w:left w:val="single" w:color="C9D3DF" w:sz="4"/>
@@ -4911,7 +4917,7 @@
         </w:tc>
         <w:tc>
           <w:tcPr>
-            <w:tcW w:type="dxa" w:w="2433"/>
+            <w:tcW w:type="dxa" w:w="2442"/>
             <w:tcBorders>
               <w:top w:val="single" w:color="C9D3DF" w:sz="4"/>
               <w:left w:val="single" w:color="C9D3DF" w:sz="4"/>
@@ -4941,7 +4947,7 @@
         </w:tc>
         <w:tc>
           <w:tcPr>
-            <w:tcW w:type="dxa" w:w="2141"/>
+            <w:tcW w:type="dxa" w:w="2114"/>
             <w:tcBorders>
               <w:top w:val="single" w:color="C9D3DF" w:sz="4"/>
               <w:left w:val="single" w:color="C9D3DF" w:sz="4"/>
@@ -4977,7 +4983,7 @@
         </w:trPr>
         <w:tc>
           <w:tcPr>
-            <w:tcW w:type="dxa" w:w="1766"/>
+            <w:tcW w:type="dxa" w:w="1764"/>
             <w:tcBorders>
               <w:top w:val="single" w:color="C9D3DF" w:sz="4"/>
               <w:left w:val="single" w:color="C9D3DF" w:sz="4"/>
@@ -5007,7 +5013,7 @@
         </w:tc>
         <w:tc>
           <w:tcPr>
-            <w:tcW w:type="dxa" w:w="2204"/>
+            <w:tcW w:type="dxa" w:w="2224"/>
             <w:tcBorders>
               <w:top w:val="single" w:color="C9D3DF" w:sz="4"/>
               <w:left w:val="single" w:color="C9D3DF" w:sz="4"/>
@@ -5067,7 +5073,7 @@
         </w:tc>
         <w:tc>
           <w:tcPr>
-            <w:tcW w:type="dxa" w:w="2433"/>
+            <w:tcW w:type="dxa" w:w="2442"/>
             <w:tcBorders>
               <w:top w:val="single" w:color="C9D3DF" w:sz="4"/>
               <w:left w:val="single" w:color="C9D3DF" w:sz="4"/>
@@ -5097,7 +5103,7 @@
         </w:tc>
         <w:tc>
           <w:tcPr>
-            <w:tcW w:type="dxa" w:w="2141"/>
+            <w:tcW w:type="dxa" w:w="2114"/>
             <w:tcBorders>
               <w:top w:val="single" w:color="C9D3DF" w:sz="4"/>
               <w:left w:val="single" w:color="C9D3DF" w:sz="4"/>
@@ -5133,7 +5139,7 @@
         </w:trPr>
         <w:tc>
           <w:tcPr>
-            <w:tcW w:type="dxa" w:w="1766"/>
+            <w:tcW w:type="dxa" w:w="1764"/>
             <w:tcBorders>
               <w:top w:val="single" w:color="C9D3DF" w:sz="4"/>
               <w:left w:val="single" w:color="C9D3DF" w:sz="4"/>
@@ -5163,7 +5169,7 @@
         </w:tc>
         <w:tc>
           <w:tcPr>
-            <w:tcW w:type="dxa" w:w="2204"/>
+            <w:tcW w:type="dxa" w:w="2224"/>
             <w:tcBorders>
               <w:top w:val="single" w:color="C9D3DF" w:sz="4"/>
               <w:left w:val="single" w:color="C9D3DF" w:sz="4"/>
@@ -5223,7 +5229,7 @@
         </w:tc>
         <w:tc>
           <w:tcPr>
-            <w:tcW w:type="dxa" w:w="2433"/>
+            <w:tcW w:type="dxa" w:w="2442"/>
             <w:tcBorders>
               <w:top w:val="single" w:color="C9D3DF" w:sz="4"/>
               <w:left w:val="single" w:color="C9D3DF" w:sz="4"/>
@@ -5253,31 +5259,31 @@
         </w:tc>
         <w:tc>
           <w:tcPr>
-            <w:tcW w:type="dxa" w:w="2141"/>
-            <w:tcBorders>
-              <w:top w:val="single" w:color="C9D3DF" w:sz="4"/>
-              <w:left w:val="single" w:color="C9D3DF" w:sz="4"/>
-              <w:bottom w:val="single" w:color="C9D3DF" w:sz="4"/>
-              <w:right w:val="single" w:color="C9D3DF" w:sz="4"/>
-            </w:tcBorders>
-            <w:tcMar>
-              <w:top w:type="dxa" w:w="50"/>
-              <w:left w:type="dxa" w:w="80"/>
-              <w:bottom w:type="dxa" w:w="50"/>
-              <w:right w:type="dxa" w:w="80"/>
-            </w:tcMar>
-          </w:tcPr>
-          <w:p>
-            <w:pPr>
-              <w:jc w:val="left"/>
-            </w:pPr>
-            <w:r>
-              <w:rPr>
-                <w:rFonts w:ascii="Malgun Gothic" w:cs="Malgun Gothic" w:eastAsia="Malgun Gothic" w:hAnsi="Malgun Gothic"/>
-                <w:sz w:val="17"/>
-                <w:szCs w:val="17"/>
-              </w:rPr>
-              <w:t xml:space="preserve">실제 앱 화면 녹화(조준수, AI로 만든 화면 없음), 엔딩 편집(조준수)</w:t>
+            <w:tcW w:type="dxa" w:w="2114"/>
+            <w:tcBorders>
+              <w:top w:val="single" w:color="C9D3DF" w:sz="4"/>
+              <w:left w:val="single" w:color="C9D3DF" w:sz="4"/>
+              <w:bottom w:val="single" w:color="C9D3DF" w:sz="4"/>
+              <w:right w:val="single" w:color="C9D3DF" w:sz="4"/>
+            </w:tcBorders>
+            <w:tcMar>
+              <w:top w:type="dxa" w:w="50"/>
+              <w:left w:type="dxa" w:w="80"/>
+              <w:bottom w:type="dxa" w:w="50"/>
+              <w:right w:type="dxa" w:w="80"/>
+            </w:tcMar>
+          </w:tcPr>
+          <w:p>
+            <w:pPr>
+              <w:jc w:val="left"/>
+            </w:pPr>
+            <w:r>
+              <w:rPr>
+                <w:rFonts w:ascii="Malgun Gothic" w:cs="Malgun Gothic" w:eastAsia="Malgun Gothic" w:hAnsi="Malgun Gothic"/>
+                <w:sz w:val="17"/>
+                <w:szCs w:val="17"/>
+              </w:rPr>
+              <w:t xml:space="preserve">실제 앱 화면 녹화(조준수), 엔딩 편집(조준수)</w:t>
             </w:r>
           </w:p>
         </w:tc>

--- a/deliverables/technical_description/2.오이소창원_기술명세서_수정본.docx
+++ b/deliverables/technical_description/2.오이소창원_기술명세서_수정본.docx
@@ -625,7 +625,7 @@
                 <w:sz w:val="17"/>
                 <w:szCs w:val="17"/>
               </w:rPr>
-              <w:t xml:space="preserve"> — 자연어 질문 이해 → 목표·의도 파악 → 필요한 도구 선택 → 답변 구성(OpenAI API·이용약관, 외부 API라 가중치 미제출, 연결 실패 시 규칙 기반 안내로 자동 전환) / 개발 보조: Claude Opus 5.5(추론 수준 중간)·ChatGPT(GPT-5.6 Sol)(이혜경), ChatGPT GPT-5.6 Sol·GPT-6 Astra Pro, OpenAI Codex(SOL/Light·Astra/Ultra), Gemini 3.8 Flash(조준수), ChatGPT(GPT 솔라이트 6.1)(이미영) / 로고 제작: OpenAI 이미지 생성 모델(gpt-image-2)·ChatGPT(이혜경) / 본선 발표 제작: Google NotebookLM(Gemini 기반)·ChatGPT GPT 솔라이트 6.1(이미영), 비디오스튜(VideoStew)(이혜경) — 2번 영상 앱 화면 녹화·로고·엔딩 편집은 조준수가 직접</w:t>
+              <w:t xml:space="preserve"> — 자연어 질문 이해 → 목표·의도 파악 → 필요한 도구 선택 → 답변 구성(OpenAI API·이용약관, 이혜경 개인 유료 API 계정 연동, 외부 API라 가중치 미제출, 연결 실패 시 규칙 기반 안내로 자동 전환) / 개발 보조: Claude Opus 5.5(추론 수준 중간)·ChatGPT(GPT-5.6 Sol)(이혜경), ChatGPT GPT-5.6 Sol·GPT-6 Astra Pro, OpenAI Codex(SOL/Light·Astra/Ultra), Gemini 3.8 Flash(조준수), ChatGPT(GPT 솔라이트 6.1)(이미영) / 로고 제작: OpenAI 이미지 생성 모델(gpt-image-2)·ChatGPT(이혜경) / 본선 발표 제작: Google NotebookLM(Gemini 기반)·ChatGPT GPT 솔라이트 6.1(이미영), 비디오스튜(VideoStew)(이혜경) — 2번 영상 앱 화면 녹화·로고·엔딩 편집은 조준수가 직접</w:t>
             </w:r>
           </w:p>
         </w:tc>
@@ -1301,7 +1301,7 @@
               </w:rPr>
               <w:t xml:space="preserve">저장소: </w:t>
             </w:r>
-            <w:hyperlink w:history="1" r:id="rIdpujphe8atzdddan2qo_qf">
+            <w:hyperlink w:history="1" r:id="rId66uzpwpinnhsbqprzs2hv">
               <w:r>
                 <w:rPr>
                   <w:rStyle w:val="Hyperlink"/>
@@ -1324,7 +1324,7 @@
               <w:br/>
               <w:t xml:space="preserve">배포 앱: </w:t>
             </w:r>
-            <w:hyperlink w:history="1" r:id="rIdk_wat4qqd2y4oawiqrmrf">
+            <w:hyperlink w:history="1" r:id="rIdab0oxm-tauayj8da6ltfo">
               <w:r>
                 <w:rPr>
                   <w:rStyle w:val="Hyperlink"/>
@@ -1343,7 +1343,7 @@
                 <w:sz w:val="17"/>
                 <w:szCs w:val="17"/>
               </w:rPr>
-              <w:t xml:space="preserve"> Streamlit Secrets에만 보관(저장소에 없음)</w:t>
+              <w:t xml:space="preserve"> OpenAI API 키(이혜경 개인 유료 계정)는 Streamlit Secrets에만 보관(저장소에 없음)</w:t>
             </w:r>
           </w:p>
         </w:tc>
@@ -1411,7 +1411,7 @@
               </w:rPr>
               <w:t xml:space="preserve">정책: 창원시 인구정책·청년정책 누리집, 창원청년정보플랫폼, 「혜택만 콕! 2026」, 경남바로서비스 등 / 생활 정보: 한국관광공사 대한민국 구석구석, 창원시·창원시설공단 누리집 / 지역말: 국립국어원 우리말샘(CC BY-SA 2.0 KR), 경남방언사전, 디지털창원문화대전 / 접수 창구: 창원시 누리집, 국민신문고, 보건복지부 109, 경남 청년마음단디센터 (항목별 공식 링크·확인일 기록) / 인구 통계: 창원시 데이터 포털(2023.12·2026.8 연령별 인구현황), 국가데이터처 2025 국내인구이동통계 / 본선 2번 영상 배경음악: 광고프레젠테이션음악|Advertisement · BGMmaester · SellBuyMusic(</w:t>
             </w:r>
-            <w:hyperlink w:history="1" r:id="rIdk0-xcidyvbo0gwkjusuy9">
+            <w:hyperlink w:history="1" r:id="rIda9qxd3wefq3kbf-olv1jj">
               <w:r>
                 <w:rPr>
                   <w:rStyle w:val="Hyperlink"/>
@@ -1675,7 +1675,7 @@
               </w:rPr>
               <w:t xml:space="preserve">창원시 누리집(</w:t>
             </w:r>
-            <w:hyperlink w:history="1" r:id="rIdupwxl-jpf7ift-0mg4rix">
+            <w:hyperlink w:history="1" r:id="rIdvwbldcihvztapulezzeyq">
               <w:r>
                 <w:rPr>
                   <w:rStyle w:val="Hyperlink"/>
@@ -1694,7 +1694,7 @@
               </w:rPr>
               <w:t xml:space="preserve">) · 창원청년정보플랫폼 · 「혜택만 콕! 2026」(</w:t>
             </w:r>
-            <w:hyperlink w:history="1" r:id="rIdt3ohl7dzbqfmb8adtahct">
+            <w:hyperlink w:history="1" r:id="rIdpayxijgarhuq6owv2p-z_">
               <w:r>
                 <w:rPr>
                   <w:rStyle w:val="Hyperlink"/>
@@ -1713,7 +1713,7 @@
               </w:rPr>
               <w:t xml:space="preserve">) · 경남바로서비스(</w:t>
             </w:r>
-            <w:hyperlink w:history="1" r:id="rIdantsr5wc460mlfhehh5-y">
+            <w:hyperlink w:history="1" r:id="rIdaksccqfnwjmwqhr3e4bc6">
               <w:r>
                 <w:rPr>
                   <w:rStyle w:val="Hyperlink"/>
@@ -1828,7 +1828,7 @@
               </w:rPr>
               <w:t xml:space="preserve">창원시·경상남도 누리집 · 창원시설공단(</w:t>
             </w:r>
-            <w:hyperlink w:history="1" r:id="rIdgzdvmzrafg_endmuf-ohl">
+            <w:hyperlink w:history="1" r:id="rIdrhnh7wq4mgi7oisbflqbh">
               <w:r>
                 <w:rPr>
                   <w:rStyle w:val="Hyperlink"/>
@@ -1847,7 +1847,7 @@
               </w:rPr>
               <w:t xml:space="preserve">) · K-패스(</w:t>
             </w:r>
-            <w:hyperlink w:history="1" r:id="rIdovob6r2a3lc4yarirpu7c">
+            <w:hyperlink w:history="1" r:id="rId5mfd99sech8hik3gng1mt">
               <w:r>
                 <w:rPr>
                   <w:rStyle w:val="Hyperlink"/>
@@ -1962,7 +1962,7 @@
               </w:rPr>
               <w:t xml:space="preserve">한국관광공사 대한민국 구석구석(</w:t>
             </w:r>
-            <w:hyperlink w:history="1" r:id="rIddf_f1uq9q1hrg2sinfyfg">
+            <w:hyperlink w:history="1" r:id="rIdgqfcjyyjgfkojfyw8v0fr">
               <w:r>
                 <w:rPr>
                   <w:rStyle w:val="Hyperlink"/>
@@ -2077,7 +2077,7 @@
               </w:rPr>
               <w:t xml:space="preserve">국립국어원 우리말샘(</w:t>
             </w:r>
-            <w:hyperlink w:history="1" r:id="rIdpvnfoen_ss8bamnhzwxhw">
+            <w:hyperlink w:history="1" r:id="rId3twimaa97tylkgfnyp12m">
               <w:r>
                 <w:rPr>
                   <w:rStyle w:val="Hyperlink"/>
@@ -2096,7 +2096,7 @@
               </w:rPr>
               <w:t xml:space="preserve"> CC BY-SA 2.0 KR) · 지역어 듣기 · 온라인가나다 · 경남방언사전(2017, KCI 편찬 논문) · 디지털창원문화대전(</w:t>
             </w:r>
-            <w:hyperlink w:history="1" r:id="rIdx_zv9ra9p5jf8ymygqp7p">
+            <w:hyperlink w:history="1" r:id="rIdougsbm65ije65l_t4fbae">
               <w:r>
                 <w:rPr>
                   <w:rStyle w:val="Hyperlink"/>
@@ -2211,7 +2211,7 @@
               </w:rPr>
               <w:t xml:space="preserve">창원시 누리집 · 국민신문고(</w:t>
             </w:r>
-            <w:hyperlink w:history="1" r:id="rId1jowfculfkcn3tpjfmhyk">
+            <w:hyperlink w:history="1" r:id="rIdcdg4vw8l0cvyzdlkp3wxn">
               <w:r>
                 <w:rPr>
                   <w:rStyle w:val="Hyperlink"/>
@@ -2230,7 +2230,7 @@
               </w:rPr>
               <w:t xml:space="preserve">) · 자살예방상담전화 109(</w:t>
             </w:r>
-            <w:hyperlink w:history="1" r:id="rIdlt5esjldeydtaebfxjj0w">
+            <w:hyperlink w:history="1" r:id="rId4ycdghpl9wv6hingijxkj">
               <w:r>
                 <w:rPr>
                   <w:rStyle w:val="Hyperlink"/>
@@ -2249,7 +2249,7 @@
               </w:rPr>
               <w:t xml:space="preserve">) · 경남 청년마음단디센터(</w:t>
             </w:r>
-            <w:hyperlink w:history="1" r:id="rIdz8jxrjtkp3yle-nohzyg7">
+            <w:hyperlink w:history="1" r:id="rIdchmtmbpn-vj3zbqvcmakd">
               <w:r>
                 <w:rPr>
                   <w:rStyle w:val="Hyperlink"/>
@@ -2364,7 +2364,7 @@
               </w:rPr>
               <w:t xml:space="preserve">창원시 데이터 포털(</w:t>
             </w:r>
-            <w:hyperlink w:history="1" r:id="rIdhod4-7waqs-zuajj3svnn">
+            <w:hyperlink w:history="1" r:id="rId6ctjsiturnngklg-ks4z4">
               <w:r>
                 <w:rPr>
                   <w:rStyle w:val="Hyperlink"/>
@@ -2383,7 +2383,7 @@
               </w:rPr>
               <w:t xml:space="preserve">) 2023.12·2026.8 인구현황 · 국가데이터처 2025 국내인구이동통계(</w:t>
             </w:r>
-            <w:hyperlink w:history="1" r:id="rIdsfd7fzaudrhiz6f_nuf6r">
+            <w:hyperlink w:history="1" r:id="rIdyi47n9frvsdh6iqvlgskb">
               <w:r>
                 <w:rPr>
                   <w:rStyle w:val="Hyperlink"/>
@@ -2424,8 +2424,8 @@
         </w:tblBorders>
       </w:tblPr>
       <w:tblGrid>
-        <w:gridCol w:w="3074"/>
-        <w:gridCol w:w="7130"/>
+        <w:gridCol w:w="3062"/>
+        <w:gridCol w:w="7142"/>
       </w:tblGrid>
       <w:tr>
         <w:trPr>
@@ -2434,7 +2434,7 @@
         </w:trPr>
         <w:tc>
           <w:tcPr>
-            <w:tcW w:type="dxa" w:w="3074"/>
+            <w:tcW w:type="dxa" w:w="3062"/>
             <w:tcBorders>
               <w:top w:val="single" w:color="C9D3DF" w:sz="4"/>
               <w:left w:val="single" w:color="C9D3DF" w:sz="4"/>
@@ -2468,7 +2468,7 @@
         </w:tc>
         <w:tc>
           <w:tcPr>
-            <w:tcW w:type="dxa" w:w="7130"/>
+            <w:tcW w:type="dxa" w:w="7142"/>
             <w:tcBorders>
               <w:top w:val="single" w:color="C9D3DF" w:sz="4"/>
               <w:left w:val="single" w:color="C9D3DF" w:sz="4"/>
@@ -2508,7 +2508,7 @@
         </w:trPr>
         <w:tc>
           <w:tcPr>
-            <w:tcW w:type="dxa" w:w="3074"/>
+            <w:tcW w:type="dxa" w:w="3062"/>
             <w:tcBorders>
               <w:top w:val="single" w:color="C9D3DF" w:sz="4"/>
               <w:left w:val="single" w:color="C9D3DF" w:sz="4"/>
@@ -2538,7 +2538,7 @@
         </w:tc>
         <w:tc>
           <w:tcPr>
-            <w:tcW w:type="dxa" w:w="7130"/>
+            <w:tcW w:type="dxa" w:w="7142"/>
             <w:tcBorders>
               <w:top w:val="single" w:color="C9D3DF" w:sz="4"/>
               <w:left w:val="single" w:color="C9D3DF" w:sz="4"/>
@@ -2564,7 +2564,7 @@
               </w:rPr>
               <w:t xml:space="preserve">OpenAI GPT-4.1 mini(gpt-4.1-mini, </w:t>
             </w:r>
-            <w:hyperlink w:history="1" r:id="rIdl38lza1ypleb9mruaiw58">
+            <w:hyperlink w:history="1" r:id="rIda7iquage5sz8q-zdmessi">
               <w:r>
                 <w:rPr>
                   <w:rStyle w:val="Hyperlink"/>
@@ -2581,7 +2581,7 @@
                 <w:sz w:val="17"/>
                 <w:szCs w:val="17"/>
               </w:rPr>
-              <w:t xml:space="preserve">) — OpenAI API 이용약관, 외부 API 모델이라 가중치 미제출</w:t>
+              <w:t xml:space="preserve">) — OpenAI API 이용약관, 이혜경 개인 유료 API 계정으로 연동·비용 부담, 외부 API 모델이라 가중치 미제출</w:t>
             </w:r>
           </w:p>
         </w:tc>
@@ -2593,7 +2593,7 @@
         </w:trPr>
         <w:tc>
           <w:tcPr>
-            <w:tcW w:type="dxa" w:w="3074"/>
+            <w:tcW w:type="dxa" w:w="3062"/>
             <w:tcBorders>
               <w:top w:val="single" w:color="C9D3DF" w:sz="4"/>
               <w:left w:val="single" w:color="C9D3DF" w:sz="4"/>
@@ -2623,7 +2623,7 @@
         </w:tc>
         <w:tc>
           <w:tcPr>
-            <w:tcW w:type="dxa" w:w="7130"/>
+            <w:tcW w:type="dxa" w:w="7142"/>
             <w:tcBorders>
               <w:top w:val="single" w:color="C9D3DF" w:sz="4"/>
               <w:left w:val="single" w:color="C9D3DF" w:sz="4"/>
@@ -2659,7 +2659,7 @@
         </w:trPr>
         <w:tc>
           <w:tcPr>
-            <w:tcW w:type="dxa" w:w="3074"/>
+            <w:tcW w:type="dxa" w:w="3062"/>
             <w:tcBorders>
               <w:top w:val="single" w:color="C9D3DF" w:sz="4"/>
               <w:left w:val="single" w:color="C9D3DF" w:sz="4"/>
@@ -2689,7 +2689,7 @@
         </w:tc>
         <w:tc>
           <w:tcPr>
-            <w:tcW w:type="dxa" w:w="7130"/>
+            <w:tcW w:type="dxa" w:w="7142"/>
             <w:tcBorders>
               <w:top w:val="single" w:color="C9D3DF" w:sz="4"/>
               <w:left w:val="single" w:color="C9D3DF" w:sz="4"/>
@@ -2715,7 +2715,7 @@
               </w:rPr>
               <w:t xml:space="preserve">노래 : 광고프레젠테이션음악|Advertisement / 아티스트 : BGMmaester / 라이센스 제공자 : SellBuyMusic </w:t>
             </w:r>
-            <w:hyperlink w:history="1" r:id="rIdch9l1cqt4dyv2ci51ugp1">
+            <w:hyperlink w:history="1" r:id="rIdtxr_8aqspvehqittmy0jn">
               <w:r>
                 <w:rPr>
                   <w:rStyle w:val="Hyperlink"/>

--- a/deliverables/technical_description/2.오이소창원_기술명세서_수정본.docx
+++ b/deliverables/technical_description/2.오이소창원_기술명세서_수정본.docx
@@ -1301,7 +1301,7 @@
               </w:rPr>
               <w:t xml:space="preserve">저장소: </w:t>
             </w:r>
-            <w:hyperlink w:history="1" r:id="rId66uzpwpinnhsbqprzs2hv">
+            <w:hyperlink w:history="1" r:id="rIdgwmfmfexw3b3wg0h39f9s">
               <w:r>
                 <w:rPr>
                   <w:rStyle w:val="Hyperlink"/>
@@ -1324,7 +1324,7 @@
               <w:br/>
               <w:t xml:space="preserve">배포 앱: </w:t>
             </w:r>
-            <w:hyperlink w:history="1" r:id="rIdab0oxm-tauayj8da6ltfo">
+            <w:hyperlink w:history="1" r:id="rIdioupr_viznomdbsclmf9c">
               <w:r>
                 <w:rPr>
                   <w:rStyle w:val="Hyperlink"/>
@@ -1411,7 +1411,7 @@
               </w:rPr>
               <w:t xml:space="preserve">정책: 창원시 인구정책·청년정책 누리집, 창원청년정보플랫폼, 「혜택만 콕! 2026」, 경남바로서비스 등 / 생활 정보: 한국관광공사 대한민국 구석구석, 창원시·창원시설공단 누리집 / 지역말: 국립국어원 우리말샘(CC BY-SA 2.0 KR), 경남방언사전, 디지털창원문화대전 / 접수 창구: 창원시 누리집, 국민신문고, 보건복지부 109, 경남 청년마음단디센터 (항목별 공식 링크·확인일 기록) / 인구 통계: 창원시 데이터 포털(2023.12·2026.8 연령별 인구현황), 국가데이터처 2025 국내인구이동통계 / 본선 2번 영상 배경음악: 광고프레젠테이션음악|Advertisement · BGMmaester · SellBuyMusic(</w:t>
             </w:r>
-            <w:hyperlink w:history="1" r:id="rIda9qxd3wefq3kbf-olv1jj">
+            <w:hyperlink w:history="1" r:id="rId3rtzx4f4ucsfkvl2nqwb9">
               <w:r>
                 <w:rPr>
                   <w:rStyle w:val="Hyperlink"/>
@@ -1675,7 +1675,7 @@
               </w:rPr>
               <w:t xml:space="preserve">창원시 누리집(</w:t>
             </w:r>
-            <w:hyperlink w:history="1" r:id="rIdvwbldcihvztapulezzeyq">
+            <w:hyperlink w:history="1" r:id="rIdunmtgme2owajpr-wo1y0s">
               <w:r>
                 <w:rPr>
                   <w:rStyle w:val="Hyperlink"/>
@@ -1694,7 +1694,7 @@
               </w:rPr>
               <w:t xml:space="preserve">) · 창원청년정보플랫폼 · 「혜택만 콕! 2026」(</w:t>
             </w:r>
-            <w:hyperlink w:history="1" r:id="rIdpayxijgarhuq6owv2p-z_">
+            <w:hyperlink w:history="1" r:id="rId9lglnk3stzjnxvn12fj7k">
               <w:r>
                 <w:rPr>
                   <w:rStyle w:val="Hyperlink"/>
@@ -1713,7 +1713,7 @@
               </w:rPr>
               <w:t xml:space="preserve">) · 경남바로서비스(</w:t>
             </w:r>
-            <w:hyperlink w:history="1" r:id="rIdaksccqfnwjmwqhr3e4bc6">
+            <w:hyperlink w:history="1" r:id="rIdmg0anzmzmtpk-6e0v6a26">
               <w:r>
                 <w:rPr>
                   <w:rStyle w:val="Hyperlink"/>
@@ -1828,7 +1828,7 @@
               </w:rPr>
               <w:t xml:space="preserve">창원시·경상남도 누리집 · 창원시설공단(</w:t>
             </w:r>
-            <w:hyperlink w:history="1" r:id="rIdrhnh7wq4mgi7oisbflqbh">
+            <w:hyperlink w:history="1" r:id="rIdz8on8kec3bweuqykvdv7p">
               <w:r>
                 <w:rPr>
                   <w:rStyle w:val="Hyperlink"/>
@@ -1847,7 +1847,7 @@
               </w:rPr>
               <w:t xml:space="preserve">) · K-패스(</w:t>
             </w:r>
-            <w:hyperlink w:history="1" r:id="rId5mfd99sech8hik3gng1mt">
+            <w:hyperlink w:history="1" r:id="rIdhz6b3fubvt_sqen9z0nag">
               <w:r>
                 <w:rPr>
                   <w:rStyle w:val="Hyperlink"/>
@@ -1962,7 +1962,7 @@
               </w:rPr>
               <w:t xml:space="preserve">한국관광공사 대한민국 구석구석(</w:t>
             </w:r>
-            <w:hyperlink w:history="1" r:id="rIdgqfcjyyjgfkojfyw8v0fr">
+            <w:hyperlink w:history="1" r:id="rIdy1eo3515jiyf85o5ptgzc">
               <w:r>
                 <w:rPr>
                   <w:rStyle w:val="Hyperlink"/>
@@ -2077,7 +2077,7 @@
               </w:rPr>
               <w:t xml:space="preserve">국립국어원 우리말샘(</w:t>
             </w:r>
-            <w:hyperlink w:history="1" r:id="rId3twimaa97tylkgfnyp12m">
+            <w:hyperlink w:history="1" r:id="rId8i-mf6sz5cfvljgck69ab">
               <w:r>
                 <w:rPr>
                   <w:rStyle w:val="Hyperlink"/>
@@ -2096,7 +2096,7 @@
               </w:rPr>
               <w:t xml:space="preserve"> CC BY-SA 2.0 KR) · 지역어 듣기 · 온라인가나다 · 경남방언사전(2017, KCI 편찬 논문) · 디지털창원문화대전(</w:t>
             </w:r>
-            <w:hyperlink w:history="1" r:id="rIdougsbm65ije65l_t4fbae">
+            <w:hyperlink w:history="1" r:id="rIdcapf_o2if_3cdff-0ftwa">
               <w:r>
                 <w:rPr>
                   <w:rStyle w:val="Hyperlink"/>
@@ -2211,7 +2211,7 @@
               </w:rPr>
               <w:t xml:space="preserve">창원시 누리집 · 국민신문고(</w:t>
             </w:r>
-            <w:hyperlink w:history="1" r:id="rIdcdg4vw8l0cvyzdlkp3wxn">
+            <w:hyperlink w:history="1" r:id="rIdlddnbfomatndazog7fbp_">
               <w:r>
                 <w:rPr>
                   <w:rStyle w:val="Hyperlink"/>
@@ -2230,7 +2230,7 @@
               </w:rPr>
               <w:t xml:space="preserve">) · 자살예방상담전화 109(</w:t>
             </w:r>
-            <w:hyperlink w:history="1" r:id="rId4ycdghpl9wv6hingijxkj">
+            <w:hyperlink w:history="1" r:id="rIdyrihv6_08ds5oqj3v4-p4">
               <w:r>
                 <w:rPr>
                   <w:rStyle w:val="Hyperlink"/>
@@ -2249,7 +2249,7 @@
               </w:rPr>
               <w:t xml:space="preserve">) · 경남 청년마음단디센터(</w:t>
             </w:r>
-            <w:hyperlink w:history="1" r:id="rIdchmtmbpn-vj3zbqvcmakd">
+            <w:hyperlink w:history="1" r:id="rId7hmd7cuwyzms2xfcyqu10">
               <w:r>
                 <w:rPr>
                   <w:rStyle w:val="Hyperlink"/>
@@ -2364,7 +2364,7 @@
               </w:rPr>
               <w:t xml:space="preserve">창원시 데이터 포털(</w:t>
             </w:r>
-            <w:hyperlink w:history="1" r:id="rId6ctjsiturnngklg-ks4z4">
+            <w:hyperlink w:history="1" r:id="rIdwckfewuntyki4pozvsaut">
               <w:r>
                 <w:rPr>
                   <w:rStyle w:val="Hyperlink"/>
@@ -2383,7 +2383,7 @@
               </w:rPr>
               <w:t xml:space="preserve">) 2023.12·2026.8 인구현황 · 국가데이터처 2025 국내인구이동통계(</w:t>
             </w:r>
-            <w:hyperlink w:history="1" r:id="rIdyi47n9frvsdh6iqvlgskb">
+            <w:hyperlink w:history="1" r:id="rIdh1w4atponktqioskujioz">
               <w:r>
                 <w:rPr>
                   <w:rStyle w:val="Hyperlink"/>
@@ -2564,7 +2564,7 @@
               </w:rPr>
               <w:t xml:space="preserve">OpenAI GPT-4.1 mini(gpt-4.1-mini, </w:t>
             </w:r>
-            <w:hyperlink w:history="1" r:id="rIda7iquage5sz8q-zdmessi">
+            <w:hyperlink w:history="1" r:id="rId1a75juobrxp_usv_p1cb8">
               <w:r>
                 <w:rPr>
                   <w:rStyle w:val="Hyperlink"/>
@@ -2581,7 +2581,7 @@
                 <w:sz w:val="17"/>
                 <w:szCs w:val="17"/>
               </w:rPr>
-              <w:t xml:space="preserve">) — OpenAI API 이용약관, 이혜경 개인 유료 API 계정으로 연동·비용 부담, 외부 API 모델이라 가중치 미제출</w:t>
+              <w:t xml:space="preserve">) — OpenAI API 이용약관, 이혜경 개인 유료 API 계정으로 연동, 외부 API 모델이라 가중치 미제출</w:t>
             </w:r>
           </w:p>
         </w:tc>
@@ -2715,7 +2715,7 @@
               </w:rPr>
               <w:t xml:space="preserve">노래 : 광고프레젠테이션음악|Advertisement / 아티스트 : BGMmaester / 라이센스 제공자 : SellBuyMusic </w:t>
             </w:r>
-            <w:hyperlink w:history="1" r:id="rIdtxr_8aqspvehqittmy0jn">
+            <w:hyperlink w:history="1" r:id="rIdsfe_oduahloxgupfnfkln">
               <w:r>
                 <w:rPr>
                   <w:rStyle w:val="Hyperlink"/>

--- a/deliverables/technical_description/2.오이소창원_기술명세서_수정본.docx
+++ b/deliverables/technical_description/2.오이소창원_기술명세서_수정본.docx
@@ -625,7 +625,7 @@
                 <w:sz w:val="17"/>
                 <w:szCs w:val="17"/>
               </w:rPr>
-              <w:t xml:space="preserve"> — 자연어 질문 이해 → 목표·의도 파악 → 필요한 도구 선택 → 답변 구성(OpenAI API·이용약관, 이혜경 개인 유료 API 계정 연동, 외부 API라 가중치 미제출, 연결 실패 시 규칙 기반 안내로 자동 전환) / 개발 보조: Claude Opus 5.5(추론 수준 중간)·ChatGPT(GPT-5.6 Sol)(이혜경), ChatGPT GPT-5.6 Sol·GPT-6 Astra Pro, OpenAI Codex(SOL/Light·Astra/Ultra), Gemini 3.8 Flash(조준수), ChatGPT(GPT 솔라이트 6.1)(이미영) / 로고 제작: OpenAI 이미지 생성 모델(gpt-image-2)·ChatGPT(이혜경) / 본선 발표 제작: Google NotebookLM(Gemini 기반)·ChatGPT GPT 솔라이트 6.1(이미영), 비디오스튜(VideoStew)(이혜경) — 2번 영상 앱 화면 녹화·로고·엔딩 편집은 조준수가 직접</w:t>
+              <w:t xml:space="preserve"> — 자연어 질문 이해 → 목표·의도 파악 → 필요한 도구 선택 → 답변 구성(OpenAI API·이용약관, 이혜경 개인 유료 API 계정 연동, 외부 API라 가중치 미제출, 연결 실패 시 규칙 기반 안내로 자동 전환) / 개발 보조: Claude Opus 5.5(추론 수준 중간)·ChatGPT(GPT-5.6 Sol)(이혜경), ChatGPT GPT-5.6 Sol·GPT-6 Astra Pro, OpenAI Codex(SOL/Light·Astra/Ultra), Gemini 3.8 Flash(조준수), ChatGPT(GPT 솔라이트 6.1)(이미영) / 로고 제작: OpenAI 이미지 생성 모델(gpt-image-2)·ChatGPT(이혜경) / 본선 발표 제작: Google NotebookLM(Gemini 기반)·ChatGPT GPT 솔라이트 6.1(이미영), 비디오스튜(VideoStew)(이혜경)</w:t>
             </w:r>
           </w:p>
         </w:tc>
@@ -1301,7 +1301,7 @@
               </w:rPr>
               <w:t xml:space="preserve">저장소: </w:t>
             </w:r>
-            <w:hyperlink w:history="1" r:id="rIdgwmfmfexw3b3wg0h39f9s">
+            <w:hyperlink w:history="1" r:id="rIdcbwp8vyyoz8uzewpn-ji7">
               <w:r>
                 <w:rPr>
                   <w:rStyle w:val="Hyperlink"/>
@@ -1324,7 +1324,7 @@
               <w:br/>
               <w:t xml:space="preserve">배포 앱: </w:t>
             </w:r>
-            <w:hyperlink w:history="1" r:id="rIdioupr_viznomdbsclmf9c">
+            <w:hyperlink w:history="1" r:id="rIdecugj3qheyv01zf_5n5bj">
               <w:r>
                 <w:rPr>
                   <w:rStyle w:val="Hyperlink"/>
@@ -1411,7 +1411,7 @@
               </w:rPr>
               <w:t xml:space="preserve">정책: 창원시 인구정책·청년정책 누리집, 창원청년정보플랫폼, 「혜택만 콕! 2026」, 경남바로서비스 등 / 생활 정보: 한국관광공사 대한민국 구석구석, 창원시·창원시설공단 누리집 / 지역말: 국립국어원 우리말샘(CC BY-SA 2.0 KR), 경남방언사전, 디지털창원문화대전 / 접수 창구: 창원시 누리집, 국민신문고, 보건복지부 109, 경남 청년마음단디센터 (항목별 공식 링크·확인일 기록) / 인구 통계: 창원시 데이터 포털(2023.12·2026.8 연령별 인구현황), 국가데이터처 2025 국내인구이동통계 / 본선 2번 영상 배경음악: 광고프레젠테이션음악|Advertisement · BGMmaester · SellBuyMusic(</w:t>
             </w:r>
-            <w:hyperlink w:history="1" r:id="rId3rtzx4f4ucsfkvl2nqwb9">
+            <w:hyperlink w:history="1" r:id="rIdsqztl5cjb2jvd2hb1wfz2">
               <w:r>
                 <w:rPr>
                   <w:rStyle w:val="Hyperlink"/>
@@ -1675,7 +1675,7 @@
               </w:rPr>
               <w:t xml:space="preserve">창원시 누리집(</w:t>
             </w:r>
-            <w:hyperlink w:history="1" r:id="rIdunmtgme2owajpr-wo1y0s">
+            <w:hyperlink w:history="1" r:id="rIddi0_oxzcbaykexdublms9">
               <w:r>
                 <w:rPr>
                   <w:rStyle w:val="Hyperlink"/>
@@ -1694,7 +1694,7 @@
               </w:rPr>
               <w:t xml:space="preserve">) · 창원청년정보플랫폼 · 「혜택만 콕! 2026」(</w:t>
             </w:r>
-            <w:hyperlink w:history="1" r:id="rId9lglnk3stzjnxvn12fj7k">
+            <w:hyperlink w:history="1" r:id="rId8onzezfwb8sc9oydcpimb">
               <w:r>
                 <w:rPr>
                   <w:rStyle w:val="Hyperlink"/>
@@ -1713,7 +1713,7 @@
               </w:rPr>
               <w:t xml:space="preserve">) · 경남바로서비스(</w:t>
             </w:r>
-            <w:hyperlink w:history="1" r:id="rIdmg0anzmzmtpk-6e0v6a26">
+            <w:hyperlink w:history="1" r:id="rIdjctyjo14mrggf6tzzbaqk">
               <w:r>
                 <w:rPr>
                   <w:rStyle w:val="Hyperlink"/>
@@ -1828,7 +1828,7 @@
               </w:rPr>
               <w:t xml:space="preserve">창원시·경상남도 누리집 · 창원시설공단(</w:t>
             </w:r>
-            <w:hyperlink w:history="1" r:id="rIdz8on8kec3bweuqykvdv7p">
+            <w:hyperlink w:history="1" r:id="rIdp6vpnfxq9ifl8utiagtid">
               <w:r>
                 <w:rPr>
                   <w:rStyle w:val="Hyperlink"/>
@@ -1847,7 +1847,7 @@
               </w:rPr>
               <w:t xml:space="preserve">) · K-패스(</w:t>
             </w:r>
-            <w:hyperlink w:history="1" r:id="rIdhz6b3fubvt_sqen9z0nag">
+            <w:hyperlink w:history="1" r:id="rIdslrbetdisaslpbjjpp6dn">
               <w:r>
                 <w:rPr>
                   <w:rStyle w:val="Hyperlink"/>
@@ -1962,7 +1962,7 @@
               </w:rPr>
               <w:t xml:space="preserve">한국관광공사 대한민국 구석구석(</w:t>
             </w:r>
-            <w:hyperlink w:history="1" r:id="rIdy1eo3515jiyf85o5ptgzc">
+            <w:hyperlink w:history="1" r:id="rId6tysj8xcf0stncmnb4e2g">
               <w:r>
                 <w:rPr>
                   <w:rStyle w:val="Hyperlink"/>
@@ -2077,7 +2077,7 @@
               </w:rPr>
               <w:t xml:space="preserve">국립국어원 우리말샘(</w:t>
             </w:r>
-            <w:hyperlink w:history="1" r:id="rId8i-mf6sz5cfvljgck69ab">
+            <w:hyperlink w:history="1" r:id="rIduujsjbduhuqyib2dhu01j">
               <w:r>
                 <w:rPr>
                   <w:rStyle w:val="Hyperlink"/>
@@ -2096,7 +2096,7 @@
               </w:rPr>
               <w:t xml:space="preserve"> CC BY-SA 2.0 KR) · 지역어 듣기 · 온라인가나다 · 경남방언사전(2017, KCI 편찬 논문) · 디지털창원문화대전(</w:t>
             </w:r>
-            <w:hyperlink w:history="1" r:id="rIdcapf_o2if_3cdff-0ftwa">
+            <w:hyperlink w:history="1" r:id="rId6pxmgsppymuayv30_uivx">
               <w:r>
                 <w:rPr>
                   <w:rStyle w:val="Hyperlink"/>
@@ -2211,7 +2211,7 @@
               </w:rPr>
               <w:t xml:space="preserve">창원시 누리집 · 국민신문고(</w:t>
             </w:r>
-            <w:hyperlink w:history="1" r:id="rIdlddnbfomatndazog7fbp_">
+            <w:hyperlink w:history="1" r:id="rIdbnhnt5-re0c60p6lymmme">
               <w:r>
                 <w:rPr>
                   <w:rStyle w:val="Hyperlink"/>
@@ -2230,7 +2230,7 @@
               </w:rPr>
               <w:t xml:space="preserve">) · 자살예방상담전화 109(</w:t>
             </w:r>
-            <w:hyperlink w:history="1" r:id="rIdyrihv6_08ds5oqj3v4-p4">
+            <w:hyperlink w:history="1" r:id="rId1vaqpcjsglvds52ufsrka">
               <w:r>
                 <w:rPr>
                   <w:rStyle w:val="Hyperlink"/>
@@ -2249,7 +2249,7 @@
               </w:rPr>
               <w:t xml:space="preserve">) · 경남 청년마음단디센터(</w:t>
             </w:r>
-            <w:hyperlink w:history="1" r:id="rId7hmd7cuwyzms2xfcyqu10">
+            <w:hyperlink w:history="1" r:id="rIditkyqszlkeauoiqqr67cr">
               <w:r>
                 <w:rPr>
                   <w:rStyle w:val="Hyperlink"/>
@@ -2364,7 +2364,7 @@
               </w:rPr>
               <w:t xml:space="preserve">창원시 데이터 포털(</w:t>
             </w:r>
-            <w:hyperlink w:history="1" r:id="rIdwckfewuntyki4pozvsaut">
+            <w:hyperlink w:history="1" r:id="rIdkc6siwgg5dawbykuahh9j">
               <w:r>
                 <w:rPr>
                   <w:rStyle w:val="Hyperlink"/>
@@ -2383,7 +2383,7 @@
               </w:rPr>
               <w:t xml:space="preserve">) 2023.12·2026.8 인구현황 · 국가데이터처 2025 국내인구이동통계(</w:t>
             </w:r>
-            <w:hyperlink w:history="1" r:id="rIdh1w4atponktqioskujioz">
+            <w:hyperlink w:history="1" r:id="rIdh3yg7u9nfvsgl0zh0rfto">
               <w:r>
                 <w:rPr>
                   <w:rStyle w:val="Hyperlink"/>
@@ -2564,7 +2564,7 @@
               </w:rPr>
               <w:t xml:space="preserve">OpenAI GPT-4.1 mini(gpt-4.1-mini, </w:t>
             </w:r>
-            <w:hyperlink w:history="1" r:id="rId1a75juobrxp_usv_p1cb8">
+            <w:hyperlink w:history="1" r:id="rIdu46s3vxqqnlmtqwph11xd">
               <w:r>
                 <w:rPr>
                   <w:rStyle w:val="Hyperlink"/>
@@ -2715,7 +2715,7 @@
               </w:rPr>
               <w:t xml:space="preserve">노래 : 광고프레젠테이션음악|Advertisement / 아티스트 : BGMmaester / 라이센스 제공자 : SellBuyMusic </w:t>
             </w:r>
-            <w:hyperlink w:history="1" r:id="rIdsfe_oduahloxgupfnfkln">
+            <w:hyperlink w:history="1" r:id="rIdjtxx_qtc4lx_v9hrbygcz">
               <w:r>
                 <w:rPr>
                   <w:rStyle w:val="Hyperlink"/>
@@ -2766,11 +2766,11 @@
         </w:tblBorders>
       </w:tblPr>
       <w:tblGrid>
-        <w:gridCol w:w="1764"/>
-        <w:gridCol w:w="2224"/>
+        <w:gridCol w:w="1778"/>
+        <w:gridCol w:w="2241"/>
         <w:gridCol w:w="1660"/>
-        <w:gridCol w:w="2442"/>
-        <w:gridCol w:w="2114"/>
+        <w:gridCol w:w="2461"/>
+        <w:gridCol w:w="2064"/>
       </w:tblGrid>
       <w:tr>
         <w:trPr>
@@ -2779,7 +2779,7 @@
         </w:trPr>
         <w:tc>
           <w:tcPr>
-            <w:tcW w:type="dxa" w:w="1764"/>
+            <w:tcW w:type="dxa" w:w="1778"/>
             <w:tcBorders>
               <w:top w:val="single" w:color="C9D3DF" w:sz="4"/>
               <w:left w:val="single" w:color="C9D3DF" w:sz="4"/>
@@ -2813,7 +2813,7 @@
         </w:tc>
         <w:tc>
           <w:tcPr>
-            <w:tcW w:type="dxa" w:w="2224"/>
+            <w:tcW w:type="dxa" w:w="2241"/>
             <w:tcBorders>
               <w:top w:val="single" w:color="C9D3DF" w:sz="4"/>
               <w:left w:val="single" w:color="C9D3DF" w:sz="4"/>
@@ -2881,7 +2881,7 @@
         </w:tc>
         <w:tc>
           <w:tcPr>
-            <w:tcW w:type="dxa" w:w="2442"/>
+            <w:tcW w:type="dxa" w:w="2461"/>
             <w:tcBorders>
               <w:top w:val="single" w:color="C9D3DF" w:sz="4"/>
               <w:left w:val="single" w:color="C9D3DF" w:sz="4"/>
@@ -2915,7 +2915,7 @@
         </w:tc>
         <w:tc>
           <w:tcPr>
-            <w:tcW w:type="dxa" w:w="2114"/>
+            <w:tcW w:type="dxa" w:w="2064"/>
             <w:tcBorders>
               <w:top w:val="single" w:color="C9D3DF" w:sz="4"/>
               <w:left w:val="single" w:color="C9D3DF" w:sz="4"/>
@@ -2955,7 +2955,7 @@
         </w:trPr>
         <w:tc>
           <w:tcPr>
-            <w:tcW w:type="dxa" w:w="1764"/>
+            <w:tcW w:type="dxa" w:w="1778"/>
             <w:tcBorders>
               <w:top w:val="single" w:color="C9D3DF" w:sz="4"/>
               <w:left w:val="single" w:color="C9D3DF" w:sz="4"/>
@@ -2985,7 +2985,7 @@
         </w:tc>
         <w:tc>
           <w:tcPr>
-            <w:tcW w:type="dxa" w:w="2224"/>
+            <w:tcW w:type="dxa" w:w="2241"/>
             <w:tcBorders>
               <w:top w:val="single" w:color="C9D3DF" w:sz="4"/>
               <w:left w:val="single" w:color="C9D3DF" w:sz="4"/>
@@ -3045,7 +3045,7 @@
         </w:tc>
         <w:tc>
           <w:tcPr>
-            <w:tcW w:type="dxa" w:w="2442"/>
+            <w:tcW w:type="dxa" w:w="2461"/>
             <w:tcBorders>
               <w:top w:val="single" w:color="C9D3DF" w:sz="4"/>
               <w:left w:val="single" w:color="C9D3DF" w:sz="4"/>
@@ -3075,7 +3075,7 @@
         </w:tc>
         <w:tc>
           <w:tcPr>
-            <w:tcW w:type="dxa" w:w="2114"/>
+            <w:tcW w:type="dxa" w:w="2064"/>
             <w:tcBorders>
               <w:top w:val="single" w:color="C9D3DF" w:sz="4"/>
               <w:left w:val="single" w:color="C9D3DF" w:sz="4"/>
@@ -3111,7 +3111,7 @@
         </w:trPr>
         <w:tc>
           <w:tcPr>
-            <w:tcW w:type="dxa" w:w="1764"/>
+            <w:tcW w:type="dxa" w:w="1778"/>
             <w:tcBorders>
               <w:top w:val="single" w:color="C9D3DF" w:sz="4"/>
               <w:left w:val="single" w:color="C9D3DF" w:sz="4"/>
@@ -3141,7 +3141,7 @@
         </w:tc>
         <w:tc>
           <w:tcPr>
-            <w:tcW w:type="dxa" w:w="2224"/>
+            <w:tcW w:type="dxa" w:w="2241"/>
             <w:tcBorders>
               <w:top w:val="single" w:color="C9D3DF" w:sz="4"/>
               <w:left w:val="single" w:color="C9D3DF" w:sz="4"/>
@@ -3201,7 +3201,7 @@
         </w:tc>
         <w:tc>
           <w:tcPr>
-            <w:tcW w:type="dxa" w:w="2442"/>
+            <w:tcW w:type="dxa" w:w="2461"/>
             <w:tcBorders>
               <w:top w:val="single" w:color="C9D3DF" w:sz="4"/>
               <w:left w:val="single" w:color="C9D3DF" w:sz="4"/>
@@ -3231,7 +3231,7 @@
         </w:tc>
         <w:tc>
           <w:tcPr>
-            <w:tcW w:type="dxa" w:w="2114"/>
+            <w:tcW w:type="dxa" w:w="2064"/>
             <w:tcBorders>
               <w:top w:val="single" w:color="C9D3DF" w:sz="4"/>
               <w:left w:val="single" w:color="C9D3DF" w:sz="4"/>
@@ -3267,7 +3267,7 @@
         </w:trPr>
         <w:tc>
           <w:tcPr>
-            <w:tcW w:type="dxa" w:w="1764"/>
+            <w:tcW w:type="dxa" w:w="1778"/>
             <w:tcBorders>
               <w:top w:val="single" w:color="C9D3DF" w:sz="4"/>
               <w:left w:val="single" w:color="C9D3DF" w:sz="4"/>
@@ -3297,7 +3297,7 @@
         </w:tc>
         <w:tc>
           <w:tcPr>
-            <w:tcW w:type="dxa" w:w="2224"/>
+            <w:tcW w:type="dxa" w:w="2241"/>
             <w:tcBorders>
               <w:top w:val="single" w:color="C9D3DF" w:sz="4"/>
               <w:left w:val="single" w:color="C9D3DF" w:sz="4"/>
@@ -3357,7 +3357,7 @@
         </w:tc>
         <w:tc>
           <w:tcPr>
-            <w:tcW w:type="dxa" w:w="2442"/>
+            <w:tcW w:type="dxa" w:w="2461"/>
             <w:tcBorders>
               <w:top w:val="single" w:color="C9D3DF" w:sz="4"/>
               <w:left w:val="single" w:color="C9D3DF" w:sz="4"/>
@@ -3387,7 +3387,7 @@
         </w:tc>
         <w:tc>
           <w:tcPr>
-            <w:tcW w:type="dxa" w:w="2114"/>
+            <w:tcW w:type="dxa" w:w="2064"/>
             <w:tcBorders>
               <w:top w:val="single" w:color="C9D3DF" w:sz="4"/>
               <w:left w:val="single" w:color="C9D3DF" w:sz="4"/>
@@ -3423,7 +3423,7 @@
         </w:trPr>
         <w:tc>
           <w:tcPr>
-            <w:tcW w:type="dxa" w:w="1764"/>
+            <w:tcW w:type="dxa" w:w="1778"/>
             <w:tcBorders>
               <w:top w:val="single" w:color="C9D3DF" w:sz="4"/>
               <w:left w:val="single" w:color="C9D3DF" w:sz="4"/>
@@ -3453,7 +3453,7 @@
         </w:tc>
         <w:tc>
           <w:tcPr>
-            <w:tcW w:type="dxa" w:w="2224"/>
+            <w:tcW w:type="dxa" w:w="2241"/>
             <w:tcBorders>
               <w:top w:val="single" w:color="C9D3DF" w:sz="4"/>
               <w:left w:val="single" w:color="C9D3DF" w:sz="4"/>
@@ -3513,7 +3513,7 @@
         </w:tc>
         <w:tc>
           <w:tcPr>
-            <w:tcW w:type="dxa" w:w="2442"/>
+            <w:tcW w:type="dxa" w:w="2461"/>
             <w:tcBorders>
               <w:top w:val="single" w:color="C9D3DF" w:sz="4"/>
               <w:left w:val="single" w:color="C9D3DF" w:sz="4"/>
@@ -3543,7 +3543,7 @@
         </w:tc>
         <w:tc>
           <w:tcPr>
-            <w:tcW w:type="dxa" w:w="2114"/>
+            <w:tcW w:type="dxa" w:w="2064"/>
             <w:tcBorders>
               <w:top w:val="single" w:color="C9D3DF" w:sz="4"/>
               <w:left w:val="single" w:color="C9D3DF" w:sz="4"/>
@@ -3579,7 +3579,7 @@
         </w:trPr>
         <w:tc>
           <w:tcPr>
-            <w:tcW w:type="dxa" w:w="1764"/>
+            <w:tcW w:type="dxa" w:w="1778"/>
             <w:tcBorders>
               <w:top w:val="single" w:color="C9D3DF" w:sz="4"/>
               <w:left w:val="single" w:color="C9D3DF" w:sz="4"/>
@@ -3609,7 +3609,7 @@
         </w:tc>
         <w:tc>
           <w:tcPr>
-            <w:tcW w:type="dxa" w:w="2224"/>
+            <w:tcW w:type="dxa" w:w="2241"/>
             <w:tcBorders>
               <w:top w:val="single" w:color="C9D3DF" w:sz="4"/>
               <w:left w:val="single" w:color="C9D3DF" w:sz="4"/>
@@ -3669,7 +3669,7 @@
         </w:tc>
         <w:tc>
           <w:tcPr>
-            <w:tcW w:type="dxa" w:w="2442"/>
+            <w:tcW w:type="dxa" w:w="2461"/>
             <w:tcBorders>
               <w:top w:val="single" w:color="C9D3DF" w:sz="4"/>
               <w:left w:val="single" w:color="C9D3DF" w:sz="4"/>
@@ -3699,7 +3699,7 @@
         </w:tc>
         <w:tc>
           <w:tcPr>
-            <w:tcW w:type="dxa" w:w="2114"/>
+            <w:tcW w:type="dxa" w:w="2064"/>
             <w:tcBorders>
               <w:top w:val="single" w:color="C9D3DF" w:sz="4"/>
               <w:left w:val="single" w:color="C9D3DF" w:sz="4"/>
@@ -3735,7 +3735,7 @@
         </w:trPr>
         <w:tc>
           <w:tcPr>
-            <w:tcW w:type="dxa" w:w="1764"/>
+            <w:tcW w:type="dxa" w:w="1778"/>
             <w:tcBorders>
               <w:top w:val="single" w:color="C9D3DF" w:sz="4"/>
               <w:left w:val="single" w:color="C9D3DF" w:sz="4"/>
@@ -3765,7 +3765,7 @@
         </w:tc>
         <w:tc>
           <w:tcPr>
-            <w:tcW w:type="dxa" w:w="2224"/>
+            <w:tcW w:type="dxa" w:w="2241"/>
             <w:tcBorders>
               <w:top w:val="single" w:color="C9D3DF" w:sz="4"/>
               <w:left w:val="single" w:color="C9D3DF" w:sz="4"/>
@@ -3825,7 +3825,7 @@
         </w:tc>
         <w:tc>
           <w:tcPr>
-            <w:tcW w:type="dxa" w:w="2442"/>
+            <w:tcW w:type="dxa" w:w="2461"/>
             <w:tcBorders>
               <w:top w:val="single" w:color="C9D3DF" w:sz="4"/>
               <w:left w:val="single" w:color="C9D3DF" w:sz="4"/>
@@ -3855,7 +3855,7 @@
         </w:tc>
         <w:tc>
           <w:tcPr>
-            <w:tcW w:type="dxa" w:w="2114"/>
+            <w:tcW w:type="dxa" w:w="2064"/>
             <w:tcBorders>
               <w:top w:val="single" w:color="C9D3DF" w:sz="4"/>
               <w:left w:val="single" w:color="C9D3DF" w:sz="4"/>
@@ -3891,7 +3891,7 @@
         </w:trPr>
         <w:tc>
           <w:tcPr>
-            <w:tcW w:type="dxa" w:w="1764"/>
+            <w:tcW w:type="dxa" w:w="1778"/>
             <w:tcBorders>
               <w:top w:val="single" w:color="C9D3DF" w:sz="4"/>
               <w:left w:val="single" w:color="C9D3DF" w:sz="4"/>
@@ -3921,7 +3921,7 @@
         </w:tc>
         <w:tc>
           <w:tcPr>
-            <w:tcW w:type="dxa" w:w="2224"/>
+            <w:tcW w:type="dxa" w:w="2241"/>
             <w:tcBorders>
               <w:top w:val="single" w:color="C9D3DF" w:sz="4"/>
               <w:left w:val="single" w:color="C9D3DF" w:sz="4"/>
@@ -3981,7 +3981,7 @@
         </w:tc>
         <w:tc>
           <w:tcPr>
-            <w:tcW w:type="dxa" w:w="2442"/>
+            <w:tcW w:type="dxa" w:w="2461"/>
             <w:tcBorders>
               <w:top w:val="single" w:color="C9D3DF" w:sz="4"/>
               <w:left w:val="single" w:color="C9D3DF" w:sz="4"/>
@@ -4011,7 +4011,7 @@
         </w:tc>
         <w:tc>
           <w:tcPr>
-            <w:tcW w:type="dxa" w:w="2114"/>
+            <w:tcW w:type="dxa" w:w="2064"/>
             <w:tcBorders>
               <w:top w:val="single" w:color="C9D3DF" w:sz="4"/>
               <w:left w:val="single" w:color="C9D3DF" w:sz="4"/>
@@ -4047,7 +4047,7 @@
         </w:trPr>
         <w:tc>
           <w:tcPr>
-            <w:tcW w:type="dxa" w:w="1764"/>
+            <w:tcW w:type="dxa" w:w="1778"/>
             <w:tcBorders>
               <w:top w:val="single" w:color="C9D3DF" w:sz="4"/>
               <w:left w:val="single" w:color="C9D3DF" w:sz="4"/>
@@ -4077,7 +4077,7 @@
         </w:tc>
         <w:tc>
           <w:tcPr>
-            <w:tcW w:type="dxa" w:w="2224"/>
+            <w:tcW w:type="dxa" w:w="2241"/>
             <w:tcBorders>
               <w:top w:val="single" w:color="C9D3DF" w:sz="4"/>
               <w:left w:val="single" w:color="C9D3DF" w:sz="4"/>
@@ -4137,7 +4137,7 @@
         </w:tc>
         <w:tc>
           <w:tcPr>
-            <w:tcW w:type="dxa" w:w="2442"/>
+            <w:tcW w:type="dxa" w:w="2461"/>
             <w:tcBorders>
               <w:top w:val="single" w:color="C9D3DF" w:sz="4"/>
               <w:left w:val="single" w:color="C9D3DF" w:sz="4"/>
@@ -4167,7 +4167,7 @@
         </w:tc>
         <w:tc>
           <w:tcPr>
-            <w:tcW w:type="dxa" w:w="2114"/>
+            <w:tcW w:type="dxa" w:w="2064"/>
             <w:tcBorders>
               <w:top w:val="single" w:color="C9D3DF" w:sz="4"/>
               <w:left w:val="single" w:color="C9D3DF" w:sz="4"/>
@@ -4203,7 +4203,7 @@
         </w:trPr>
         <w:tc>
           <w:tcPr>
-            <w:tcW w:type="dxa" w:w="1764"/>
+            <w:tcW w:type="dxa" w:w="1778"/>
             <w:tcBorders>
               <w:top w:val="single" w:color="C9D3DF" w:sz="4"/>
               <w:left w:val="single" w:color="C9D3DF" w:sz="4"/>
@@ -4233,7 +4233,7 @@
         </w:tc>
         <w:tc>
           <w:tcPr>
-            <w:tcW w:type="dxa" w:w="2224"/>
+            <w:tcW w:type="dxa" w:w="2241"/>
             <w:tcBorders>
               <w:top w:val="single" w:color="C9D3DF" w:sz="4"/>
               <w:left w:val="single" w:color="C9D3DF" w:sz="4"/>
@@ -4293,7 +4293,7 @@
         </w:tc>
         <w:tc>
           <w:tcPr>
-            <w:tcW w:type="dxa" w:w="2442"/>
+            <w:tcW w:type="dxa" w:w="2461"/>
             <w:tcBorders>
               <w:top w:val="single" w:color="C9D3DF" w:sz="4"/>
               <w:left w:val="single" w:color="C9D3DF" w:sz="4"/>
@@ -4323,7 +4323,7 @@
         </w:tc>
         <w:tc>
           <w:tcPr>
-            <w:tcW w:type="dxa" w:w="2114"/>
+            <w:tcW w:type="dxa" w:w="2064"/>
             <w:tcBorders>
               <w:top w:val="single" w:color="C9D3DF" w:sz="4"/>
               <w:left w:val="single" w:color="C9D3DF" w:sz="4"/>
@@ -4359,7 +4359,7 @@
         </w:trPr>
         <w:tc>
           <w:tcPr>
-            <w:tcW w:type="dxa" w:w="1764"/>
+            <w:tcW w:type="dxa" w:w="1778"/>
             <w:tcBorders>
               <w:top w:val="single" w:color="C9D3DF" w:sz="4"/>
               <w:left w:val="single" w:color="C9D3DF" w:sz="4"/>
@@ -4389,7 +4389,7 @@
         </w:tc>
         <w:tc>
           <w:tcPr>
-            <w:tcW w:type="dxa" w:w="2224"/>
+            <w:tcW w:type="dxa" w:w="2241"/>
             <w:tcBorders>
               <w:top w:val="single" w:color="C9D3DF" w:sz="4"/>
               <w:left w:val="single" w:color="C9D3DF" w:sz="4"/>
@@ -4449,7 +4449,7 @@
         </w:tc>
         <w:tc>
           <w:tcPr>
-            <w:tcW w:type="dxa" w:w="2442"/>
+            <w:tcW w:type="dxa" w:w="2461"/>
             <w:tcBorders>
               <w:top w:val="single" w:color="C9D3DF" w:sz="4"/>
               <w:left w:val="single" w:color="C9D3DF" w:sz="4"/>
@@ -4479,7 +4479,7 @@
         </w:tc>
         <w:tc>
           <w:tcPr>
-            <w:tcW w:type="dxa" w:w="2114"/>
+            <w:tcW w:type="dxa" w:w="2064"/>
             <w:tcBorders>
               <w:top w:val="single" w:color="C9D3DF" w:sz="4"/>
               <w:left w:val="single" w:color="C9D3DF" w:sz="4"/>
@@ -4515,7 +4515,7 @@
         </w:trPr>
         <w:tc>
           <w:tcPr>
-            <w:tcW w:type="dxa" w:w="1764"/>
+            <w:tcW w:type="dxa" w:w="1778"/>
             <w:tcBorders>
               <w:top w:val="single" w:color="C9D3DF" w:sz="4"/>
               <w:left w:val="single" w:color="C9D3DF" w:sz="4"/>
@@ -4545,7 +4545,7 @@
         </w:tc>
         <w:tc>
           <w:tcPr>
-            <w:tcW w:type="dxa" w:w="2224"/>
+            <w:tcW w:type="dxa" w:w="2241"/>
             <w:tcBorders>
               <w:top w:val="single" w:color="C9D3DF" w:sz="4"/>
               <w:left w:val="single" w:color="C9D3DF" w:sz="4"/>
@@ -4605,7 +4605,7 @@
         </w:tc>
         <w:tc>
           <w:tcPr>
-            <w:tcW w:type="dxa" w:w="2442"/>
+            <w:tcW w:type="dxa" w:w="2461"/>
             <w:tcBorders>
               <w:top w:val="single" w:color="C9D3DF" w:sz="4"/>
               <w:left w:val="single" w:color="C9D3DF" w:sz="4"/>
@@ -4635,7 +4635,7 @@
         </w:tc>
         <w:tc>
           <w:tcPr>
-            <w:tcW w:type="dxa" w:w="2114"/>
+            <w:tcW w:type="dxa" w:w="2064"/>
             <w:tcBorders>
               <w:top w:val="single" w:color="C9D3DF" w:sz="4"/>
               <w:left w:val="single" w:color="C9D3DF" w:sz="4"/>
@@ -4671,7 +4671,7 @@
         </w:trPr>
         <w:tc>
           <w:tcPr>
-            <w:tcW w:type="dxa" w:w="1764"/>
+            <w:tcW w:type="dxa" w:w="1778"/>
             <w:tcBorders>
               <w:top w:val="single" w:color="C9D3DF" w:sz="4"/>
               <w:left w:val="single" w:color="C9D3DF" w:sz="4"/>
@@ -4701,7 +4701,7 @@
         </w:tc>
         <w:tc>
           <w:tcPr>
-            <w:tcW w:type="dxa" w:w="2224"/>
+            <w:tcW w:type="dxa" w:w="2241"/>
             <w:tcBorders>
               <w:top w:val="single" w:color="C9D3DF" w:sz="4"/>
               <w:left w:val="single" w:color="C9D3DF" w:sz="4"/>
@@ -4761,7 +4761,7 @@
         </w:tc>
         <w:tc>
           <w:tcPr>
-            <w:tcW w:type="dxa" w:w="2442"/>
+            <w:tcW w:type="dxa" w:w="2461"/>
             <w:tcBorders>
               <w:top w:val="single" w:color="C9D3DF" w:sz="4"/>
               <w:left w:val="single" w:color="C9D3DF" w:sz="4"/>
@@ -4791,7 +4791,7 @@
         </w:tc>
         <w:tc>
           <w:tcPr>
-            <w:tcW w:type="dxa" w:w="2114"/>
+            <w:tcW w:type="dxa" w:w="2064"/>
             <w:tcBorders>
               <w:top w:val="single" w:color="C9D3DF" w:sz="4"/>
               <w:left w:val="single" w:color="C9D3DF" w:sz="4"/>
@@ -4827,7 +4827,7 @@
         </w:trPr>
         <w:tc>
           <w:tcPr>
-            <w:tcW w:type="dxa" w:w="1764"/>
+            <w:tcW w:type="dxa" w:w="1778"/>
             <w:tcBorders>
               <w:top w:val="single" w:color="C9D3DF" w:sz="4"/>
               <w:left w:val="single" w:color="C9D3DF" w:sz="4"/>
@@ -4857,7 +4857,7 @@
         </w:tc>
         <w:tc>
           <w:tcPr>
-            <w:tcW w:type="dxa" w:w="2224"/>
+            <w:tcW w:type="dxa" w:w="2241"/>
             <w:tcBorders>
               <w:top w:val="single" w:color="C9D3DF" w:sz="4"/>
               <w:left w:val="single" w:color="C9D3DF" w:sz="4"/>
@@ -4917,7 +4917,7 @@
         </w:tc>
         <w:tc>
           <w:tcPr>
-            <w:tcW w:type="dxa" w:w="2442"/>
+            <w:tcW w:type="dxa" w:w="2461"/>
             <w:tcBorders>
               <w:top w:val="single" w:color="C9D3DF" w:sz="4"/>
               <w:left w:val="single" w:color="C9D3DF" w:sz="4"/>
@@ -4947,31 +4947,31 @@
         </w:tc>
         <w:tc>
           <w:tcPr>
-            <w:tcW w:type="dxa" w:w="2114"/>
-            <w:tcBorders>
-              <w:top w:val="single" w:color="C9D3DF" w:sz="4"/>
-              <w:left w:val="single" w:color="C9D3DF" w:sz="4"/>
-              <w:bottom w:val="single" w:color="C9D3DF" w:sz="4"/>
-              <w:right w:val="single" w:color="C9D3DF" w:sz="4"/>
-            </w:tcBorders>
-            <w:tcMar>
-              <w:top w:type="dxa" w:w="50"/>
-              <w:left w:type="dxa" w:w="80"/>
-              <w:bottom w:type="dxa" w:w="50"/>
-              <w:right w:type="dxa" w:w="80"/>
-            </w:tcMar>
-          </w:tcPr>
-          <w:p>
-            <w:pPr>
-              <w:jc w:val="left"/>
-            </w:pPr>
-            <w:r>
-              <w:rPr>
-                <w:rFonts w:ascii="Malgun Gothic" w:cs="Malgun Gothic" w:eastAsia="Malgun Gothic" w:hAnsi="Malgun Gothic"/>
-                <w:sz w:val="17"/>
-                <w:szCs w:val="17"/>
-              </w:rPr>
-              <w:t xml:space="preserve">로고 편집(조준수), 결과물 검수</w:t>
+            <w:tcW w:type="dxa" w:w="2064"/>
+            <w:tcBorders>
+              <w:top w:val="single" w:color="C9D3DF" w:sz="4"/>
+              <w:left w:val="single" w:color="C9D3DF" w:sz="4"/>
+              <w:bottom w:val="single" w:color="C9D3DF" w:sz="4"/>
+              <w:right w:val="single" w:color="C9D3DF" w:sz="4"/>
+            </w:tcBorders>
+            <w:tcMar>
+              <w:top w:type="dxa" w:w="50"/>
+              <w:left w:type="dxa" w:w="80"/>
+              <w:bottom w:type="dxa" w:w="50"/>
+              <w:right w:type="dxa" w:w="80"/>
+            </w:tcMar>
+          </w:tcPr>
+          <w:p>
+            <w:pPr>
+              <w:jc w:val="left"/>
+            </w:pPr>
+            <w:r>
+              <w:rPr>
+                <w:rFonts w:ascii="Malgun Gothic" w:cs="Malgun Gothic" w:eastAsia="Malgun Gothic" w:hAnsi="Malgun Gothic"/>
+                <w:sz w:val="17"/>
+                <w:szCs w:val="17"/>
+              </w:rPr>
+              <w:t xml:space="preserve">결과물 검수·채택</w:t>
             </w:r>
           </w:p>
         </w:tc>
@@ -4983,7 +4983,7 @@
         </w:trPr>
         <w:tc>
           <w:tcPr>
-            <w:tcW w:type="dxa" w:w="1764"/>
+            <w:tcW w:type="dxa" w:w="1778"/>
             <w:tcBorders>
               <w:top w:val="single" w:color="C9D3DF" w:sz="4"/>
               <w:left w:val="single" w:color="C9D3DF" w:sz="4"/>
@@ -5013,7 +5013,7 @@
         </w:tc>
         <w:tc>
           <w:tcPr>
-            <w:tcW w:type="dxa" w:w="2224"/>
+            <w:tcW w:type="dxa" w:w="2241"/>
             <w:tcBorders>
               <w:top w:val="single" w:color="C9D3DF" w:sz="4"/>
               <w:left w:val="single" w:color="C9D3DF" w:sz="4"/>
@@ -5073,7 +5073,7 @@
         </w:tc>
         <w:tc>
           <w:tcPr>
-            <w:tcW w:type="dxa" w:w="2442"/>
+            <w:tcW w:type="dxa" w:w="2461"/>
             <w:tcBorders>
               <w:top w:val="single" w:color="C9D3DF" w:sz="4"/>
               <w:left w:val="single" w:color="C9D3DF" w:sz="4"/>
@@ -5103,31 +5103,31 @@
         </w:tc>
         <w:tc>
           <w:tcPr>
-            <w:tcW w:type="dxa" w:w="2114"/>
-            <w:tcBorders>
-              <w:top w:val="single" w:color="C9D3DF" w:sz="4"/>
-              <w:left w:val="single" w:color="C9D3DF" w:sz="4"/>
-              <w:bottom w:val="single" w:color="C9D3DF" w:sz="4"/>
-              <w:right w:val="single" w:color="C9D3DF" w:sz="4"/>
-            </w:tcBorders>
-            <w:tcMar>
-              <w:top w:type="dxa" w:w="50"/>
-              <w:left w:type="dxa" w:w="80"/>
-              <w:bottom w:type="dxa" w:w="50"/>
-              <w:right w:type="dxa" w:w="80"/>
-            </w:tcMar>
-          </w:tcPr>
-          <w:p>
-            <w:pPr>
-              <w:jc w:val="left"/>
-            </w:pPr>
-            <w:r>
-              <w:rPr>
-                <w:rFonts w:ascii="Malgun Gothic" w:cs="Malgun Gothic" w:eastAsia="Malgun Gothic" w:hAnsi="Malgun Gothic"/>
-                <w:sz w:val="17"/>
-                <w:szCs w:val="17"/>
-              </w:rPr>
-              <w:t xml:space="preserve">2번 영상 엔딩 편집(조준수)</w:t>
+            <w:tcW w:type="dxa" w:w="2064"/>
+            <w:tcBorders>
+              <w:top w:val="single" w:color="C9D3DF" w:sz="4"/>
+              <w:left w:val="single" w:color="C9D3DF" w:sz="4"/>
+              <w:bottom w:val="single" w:color="C9D3DF" w:sz="4"/>
+              <w:right w:val="single" w:color="C9D3DF" w:sz="4"/>
+            </w:tcBorders>
+            <w:tcMar>
+              <w:top w:type="dxa" w:w="50"/>
+              <w:left w:type="dxa" w:w="80"/>
+              <w:bottom w:type="dxa" w:w="50"/>
+              <w:right w:type="dxa" w:w="80"/>
+            </w:tcMar>
+          </w:tcPr>
+          <w:p>
+            <w:pPr>
+              <w:jc w:val="left"/>
+            </w:pPr>
+            <w:r>
+              <w:rPr>
+                <w:rFonts w:ascii="Malgun Gothic" w:cs="Malgun Gothic" w:eastAsia="Malgun Gothic" w:hAnsi="Malgun Gothic"/>
+                <w:sz w:val="17"/>
+                <w:szCs w:val="17"/>
+              </w:rPr>
+              <w:t xml:space="preserve">결과물 검수·채택</w:t>
             </w:r>
           </w:p>
         </w:tc>
@@ -5139,7 +5139,7 @@
         </w:trPr>
         <w:tc>
           <w:tcPr>
-            <w:tcW w:type="dxa" w:w="1764"/>
+            <w:tcW w:type="dxa" w:w="1778"/>
             <w:tcBorders>
               <w:top w:val="single" w:color="C9D3DF" w:sz="4"/>
               <w:left w:val="single" w:color="C9D3DF" w:sz="4"/>
@@ -5169,7 +5169,7 @@
         </w:tc>
         <w:tc>
           <w:tcPr>
-            <w:tcW w:type="dxa" w:w="2224"/>
+            <w:tcW w:type="dxa" w:w="2241"/>
             <w:tcBorders>
               <w:top w:val="single" w:color="C9D3DF" w:sz="4"/>
               <w:left w:val="single" w:color="C9D3DF" w:sz="4"/>
@@ -5229,7 +5229,7 @@
         </w:tc>
         <w:tc>
           <w:tcPr>
-            <w:tcW w:type="dxa" w:w="2442"/>
+            <w:tcW w:type="dxa" w:w="2461"/>
             <w:tcBorders>
               <w:top w:val="single" w:color="C9D3DF" w:sz="4"/>
               <w:left w:val="single" w:color="C9D3DF" w:sz="4"/>
@@ -5259,31 +5259,31 @@
         </w:tc>
         <w:tc>
           <w:tcPr>
-            <w:tcW w:type="dxa" w:w="2114"/>
-            <w:tcBorders>
-              <w:top w:val="single" w:color="C9D3DF" w:sz="4"/>
-              <w:left w:val="single" w:color="C9D3DF" w:sz="4"/>
-              <w:bottom w:val="single" w:color="C9D3DF" w:sz="4"/>
-              <w:right w:val="single" w:color="C9D3DF" w:sz="4"/>
-            </w:tcBorders>
-            <w:tcMar>
-              <w:top w:type="dxa" w:w="50"/>
-              <w:left w:type="dxa" w:w="80"/>
-              <w:bottom w:type="dxa" w:w="50"/>
-              <w:right w:type="dxa" w:w="80"/>
-            </w:tcMar>
-          </w:tcPr>
-          <w:p>
-            <w:pPr>
-              <w:jc w:val="left"/>
-            </w:pPr>
-            <w:r>
-              <w:rPr>
-                <w:rFonts w:ascii="Malgun Gothic" w:cs="Malgun Gothic" w:eastAsia="Malgun Gothic" w:hAnsi="Malgun Gothic"/>
-                <w:sz w:val="17"/>
-                <w:szCs w:val="17"/>
-              </w:rPr>
-              <w:t xml:space="preserve">실제 앱 화면 녹화(조준수), 엔딩 편집(조준수)</w:t>
+            <w:tcW w:type="dxa" w:w="2064"/>
+            <w:tcBorders>
+              <w:top w:val="single" w:color="C9D3DF" w:sz="4"/>
+              <w:left w:val="single" w:color="C9D3DF" w:sz="4"/>
+              <w:bottom w:val="single" w:color="C9D3DF" w:sz="4"/>
+              <w:right w:val="single" w:color="C9D3DF" w:sz="4"/>
+            </w:tcBorders>
+            <w:tcMar>
+              <w:top w:type="dxa" w:w="50"/>
+              <w:left w:type="dxa" w:w="80"/>
+              <w:bottom w:type="dxa" w:w="50"/>
+              <w:right w:type="dxa" w:w="80"/>
+            </w:tcMar>
+          </w:tcPr>
+          <w:p>
+            <w:pPr>
+              <w:jc w:val="left"/>
+            </w:pPr>
+            <w:r>
+              <w:rPr>
+                <w:rFonts w:ascii="Malgun Gothic" w:cs="Malgun Gothic" w:eastAsia="Malgun Gothic" w:hAnsi="Malgun Gothic"/>
+                <w:sz w:val="17"/>
+                <w:szCs w:val="17"/>
+              </w:rPr>
+              <w:t xml:space="preserve">결과물 검수·채택</w:t>
             </w:r>
           </w:p>
         </w:tc>

--- a/deliverables/technical_description/2.오이소창원_기술명세서_수정본.docx
+++ b/deliverables/technical_description/2.오이소창원_기술명세서_수정본.docx
@@ -625,7 +625,7 @@
                 <w:sz w:val="17"/>
                 <w:szCs w:val="17"/>
               </w:rPr>
-              <w:t xml:space="preserve"> — 자연어 질문 이해 → 목표·의도 파악 → 필요한 도구 선택 → 답변 구성(OpenAI API·이용약관, 이혜경 개인 유료 API 계정 연동, 외부 API라 가중치 미제출, 연결 실패 시 규칙 기반 안내로 자동 전환) / 개발 보조: Claude Opus 5.5(추론 수준 중간)·ChatGPT(GPT-5.6 Sol)(이혜경), ChatGPT GPT-5.6 Sol·GPT-6 Astra Pro, OpenAI Codex(SOL/Light·Astra/Ultra), Gemini 3.8 Flash(조준수), ChatGPT(GPT 솔라이트 6.1)(이미영) / 로고 제작: OpenAI 이미지 생성 모델(gpt-image-2)·ChatGPT(이혜경) / 본선 발표 제작: Google NotebookLM(Gemini 기반)·ChatGPT GPT 솔라이트 6.1(이미영), 비디오스튜(VideoStew)(이혜경)</w:t>
+              <w:t xml:space="preserve"> — 자연어 질문 이해 → 목표·의도 파악 → 필요한 도구 선택 → 답변 구성(OpenAI API·이용약관, 이혜경 개인 유료 API 계정 연동, 외부 API라 가중치 미제출, 연결 실패 시 규칙 기반 안내로 자동 전환) / 개발 보조: Claude Opus 5.5(추론 수준 중간)·ChatGPT(GPT-5.6 Sol)(이혜경), ChatGPT GPT-5.6 Sol·GPT-6 Astra Pro, OpenAI Codex(SOL/Light·Astra/Ultra), Gemini 3.8 Flash(조준수), ChatGPT(GPT 솔라이트 6.1)(이미영) / 로고 제작: OpenAI 이미지 생성 모델(gpt-image-2)·ChatGPT(이혜경) / 본선 발표 제작: Google NotebookLM(Gemini 기반)(이미영, PPT·1번 영상), ChatGPT GPT 솔라이트 6.1(이미영, 2번 영상 썸네일·엔딩), 비디오스튜(VideoStew)(이혜경, 2번 영상 편집·BGM) — 2번 영상 원본은 조준수의 실제 앱 화면 녹화(AI 없음)</w:t>
             </w:r>
           </w:p>
         </w:tc>
@@ -1301,7 +1301,7 @@
               </w:rPr>
               <w:t xml:space="preserve">저장소: </w:t>
             </w:r>
-            <w:hyperlink w:history="1" r:id="rIdcbwp8vyyoz8uzewpn-ji7">
+            <w:hyperlink w:history="1" r:id="rId3owb3magzcpk7whmk3ciq">
               <w:r>
                 <w:rPr>
                   <w:rStyle w:val="Hyperlink"/>
@@ -1324,7 +1324,7 @@
               <w:br/>
               <w:t xml:space="preserve">배포 앱: </w:t>
             </w:r>
-            <w:hyperlink w:history="1" r:id="rIdecugj3qheyv01zf_5n5bj">
+            <w:hyperlink w:history="1" r:id="rIdcvfb3snmg9awygmtemglm">
               <w:r>
                 <w:rPr>
                   <w:rStyle w:val="Hyperlink"/>
@@ -1411,7 +1411,7 @@
               </w:rPr>
               <w:t xml:space="preserve">정책: 창원시 인구정책·청년정책 누리집, 창원청년정보플랫폼, 「혜택만 콕! 2026」, 경남바로서비스 등 / 생활 정보: 한국관광공사 대한민국 구석구석, 창원시·창원시설공단 누리집 / 지역말: 국립국어원 우리말샘(CC BY-SA 2.0 KR), 경남방언사전, 디지털창원문화대전 / 접수 창구: 창원시 누리집, 국민신문고, 보건복지부 109, 경남 청년마음단디센터 (항목별 공식 링크·확인일 기록) / 인구 통계: 창원시 데이터 포털(2023.12·2026.8 연령별 인구현황), 국가데이터처 2025 국내인구이동통계 / 본선 2번 영상 배경음악: 광고프레젠테이션음악|Advertisement · BGMmaester · SellBuyMusic(</w:t>
             </w:r>
-            <w:hyperlink w:history="1" r:id="rIdsqztl5cjb2jvd2hb1wfz2">
+            <w:hyperlink w:history="1" r:id="rIdxl2mc5jvtfzpkqsivtufv">
               <w:r>
                 <w:rPr>
                   <w:rStyle w:val="Hyperlink"/>
@@ -1675,7 +1675,7 @@
               </w:rPr>
               <w:t xml:space="preserve">창원시 누리집(</w:t>
             </w:r>
-            <w:hyperlink w:history="1" r:id="rIddi0_oxzcbaykexdublms9">
+            <w:hyperlink w:history="1" r:id="rIdq47sr9wvrbu0kegsf4sd-">
               <w:r>
                 <w:rPr>
                   <w:rStyle w:val="Hyperlink"/>
@@ -1694,7 +1694,7 @@
               </w:rPr>
               <w:t xml:space="preserve">) · 창원청년정보플랫폼 · 「혜택만 콕! 2026」(</w:t>
             </w:r>
-            <w:hyperlink w:history="1" r:id="rId8onzezfwb8sc9oydcpimb">
+            <w:hyperlink w:history="1" r:id="rIdf7pjulldt8xnd__apmqi6">
               <w:r>
                 <w:rPr>
                   <w:rStyle w:val="Hyperlink"/>
@@ -1713,7 +1713,7 @@
               </w:rPr>
               <w:t xml:space="preserve">) · 경남바로서비스(</w:t>
             </w:r>
-            <w:hyperlink w:history="1" r:id="rIdjctyjo14mrggf6tzzbaqk">
+            <w:hyperlink w:history="1" r:id="rIdjmohcmhc_nrucy_lfsoqp">
               <w:r>
                 <w:rPr>
                   <w:rStyle w:val="Hyperlink"/>
@@ -1828,7 +1828,7 @@
               </w:rPr>
               <w:t xml:space="preserve">창원시·경상남도 누리집 · 창원시설공단(</w:t>
             </w:r>
-            <w:hyperlink w:history="1" r:id="rIdp6vpnfxq9ifl8utiagtid">
+            <w:hyperlink w:history="1" r:id="rId9m7wzu1vzpbhv7hca-ftm">
               <w:r>
                 <w:rPr>
                   <w:rStyle w:val="Hyperlink"/>
@@ -1847,7 +1847,7 @@
               </w:rPr>
               <w:t xml:space="preserve">) · K-패스(</w:t>
             </w:r>
-            <w:hyperlink w:history="1" r:id="rIdslrbetdisaslpbjjpp6dn">
+            <w:hyperlink w:history="1" r:id="rId6rqf2h-3vgkkb1hnxndk1">
               <w:r>
                 <w:rPr>
                   <w:rStyle w:val="Hyperlink"/>
@@ -1962,7 +1962,7 @@
               </w:rPr>
               <w:t xml:space="preserve">한국관광공사 대한민국 구석구석(</w:t>
             </w:r>
-            <w:hyperlink w:history="1" r:id="rId6tysj8xcf0stncmnb4e2g">
+            <w:hyperlink w:history="1" r:id="rIdgwz-jtxrza1rd2frl0ksw">
               <w:r>
                 <w:rPr>
                   <w:rStyle w:val="Hyperlink"/>
@@ -2077,7 +2077,7 @@
               </w:rPr>
               <w:t xml:space="preserve">국립국어원 우리말샘(</w:t>
             </w:r>
-            <w:hyperlink w:history="1" r:id="rIduujsjbduhuqyib2dhu01j">
+            <w:hyperlink w:history="1" r:id="rIdvdac3mynkckdhxegx39ga">
               <w:r>
                 <w:rPr>
                   <w:rStyle w:val="Hyperlink"/>
@@ -2096,7 +2096,7 @@
               </w:rPr>
               <w:t xml:space="preserve"> CC BY-SA 2.0 KR) · 지역어 듣기 · 온라인가나다 · 경남방언사전(2017, KCI 편찬 논문) · 디지털창원문화대전(</w:t>
             </w:r>
-            <w:hyperlink w:history="1" r:id="rId6pxmgsppymuayv30_uivx">
+            <w:hyperlink w:history="1" r:id="rIdjgbd3rjj3ezzt5l7rjccj">
               <w:r>
                 <w:rPr>
                   <w:rStyle w:val="Hyperlink"/>
@@ -2211,7 +2211,7 @@
               </w:rPr>
               <w:t xml:space="preserve">창원시 누리집 · 국민신문고(</w:t>
             </w:r>
-            <w:hyperlink w:history="1" r:id="rIdbnhnt5-re0c60p6lymmme">
+            <w:hyperlink w:history="1" r:id="rIdbcimpye8kwzffzxf2_4jf">
               <w:r>
                 <w:rPr>
                   <w:rStyle w:val="Hyperlink"/>
@@ -2230,7 +2230,7 @@
               </w:rPr>
               <w:t xml:space="preserve">) · 자살예방상담전화 109(</w:t>
             </w:r>
-            <w:hyperlink w:history="1" r:id="rId1vaqpcjsglvds52ufsrka">
+            <w:hyperlink w:history="1" r:id="rIdswa1ltperiyr4x4upq4rf">
               <w:r>
                 <w:rPr>
                   <w:rStyle w:val="Hyperlink"/>
@@ -2249,7 +2249,7 @@
               </w:rPr>
               <w:t xml:space="preserve">) · 경남 청년마음단디센터(</w:t>
             </w:r>
-            <w:hyperlink w:history="1" r:id="rIditkyqszlkeauoiqqr67cr">
+            <w:hyperlink w:history="1" r:id="rIdzafrfgafyyxvudxzcbcrp">
               <w:r>
                 <w:rPr>
                   <w:rStyle w:val="Hyperlink"/>
@@ -2364,7 +2364,7 @@
               </w:rPr>
               <w:t xml:space="preserve">창원시 데이터 포털(</w:t>
             </w:r>
-            <w:hyperlink w:history="1" r:id="rIdkc6siwgg5dawbykuahh9j">
+            <w:hyperlink w:history="1" r:id="rId4rfk0qisqoiz0tqzjnjrv">
               <w:r>
                 <w:rPr>
                   <w:rStyle w:val="Hyperlink"/>
@@ -2383,7 +2383,7 @@
               </w:rPr>
               <w:t xml:space="preserve">) 2023.12·2026.8 인구현황 · 국가데이터처 2025 국내인구이동통계(</w:t>
             </w:r>
-            <w:hyperlink w:history="1" r:id="rIdh3yg7u9nfvsgl0zh0rfto">
+            <w:hyperlink w:history="1" r:id="rIdyvi-bmiezuqljy7xf-wl_">
               <w:r>
                 <w:rPr>
                   <w:rStyle w:val="Hyperlink"/>
@@ -2564,7 +2564,7 @@
               </w:rPr>
               <w:t xml:space="preserve">OpenAI GPT-4.1 mini(gpt-4.1-mini, </w:t>
             </w:r>
-            <w:hyperlink w:history="1" r:id="rIdu46s3vxqqnlmtqwph11xd">
+            <w:hyperlink w:history="1" r:id="rIdxdlblbbbgfjoufu3shhds">
               <w:r>
                 <w:rPr>
                   <w:rStyle w:val="Hyperlink"/>
@@ -2715,7 +2715,7 @@
               </w:rPr>
               <w:t xml:space="preserve">노래 : 광고프레젠테이션음악|Advertisement / 아티스트 : BGMmaester / 라이센스 제공자 : SellBuyMusic </w:t>
             </w:r>
-            <w:hyperlink w:history="1" r:id="rIdjtxx_qtc4lx_v9hrbygcz">
+            <w:hyperlink w:history="1" r:id="rIdtpzgurri9wkwxvevufmkg">
               <w:r>
                 <w:rPr>
                   <w:rStyle w:val="Hyperlink"/>
@@ -2766,11 +2766,11 @@
         </w:tblBorders>
       </w:tblPr>
       <w:tblGrid>
-        <w:gridCol w:w="1778"/>
-        <w:gridCol w:w="2241"/>
-        <w:gridCol w:w="1660"/>
-        <w:gridCol w:w="2461"/>
-        <w:gridCol w:w="2064"/>
+        <w:gridCol w:w="1929"/>
+        <w:gridCol w:w="2307"/>
+        <w:gridCol w:w="1260"/>
+        <w:gridCol w:w="2569"/>
+        <w:gridCol w:w="2139"/>
       </w:tblGrid>
       <w:tr>
         <w:trPr>
@@ -2779,7 +2779,7 @@
         </w:trPr>
         <w:tc>
           <w:tcPr>
-            <w:tcW w:type="dxa" w:w="1778"/>
+            <w:tcW w:type="dxa" w:w="1929"/>
             <w:tcBorders>
               <w:top w:val="single" w:color="C9D3DF" w:sz="4"/>
               <w:left w:val="single" w:color="C9D3DF" w:sz="4"/>
@@ -2813,7 +2813,7 @@
         </w:tc>
         <w:tc>
           <w:tcPr>
-            <w:tcW w:type="dxa" w:w="2241"/>
+            <w:tcW w:type="dxa" w:w="2307"/>
             <w:tcBorders>
               <w:top w:val="single" w:color="C9D3DF" w:sz="4"/>
               <w:left w:val="single" w:color="C9D3DF" w:sz="4"/>
@@ -2847,7 +2847,7 @@
         </w:tc>
         <w:tc>
           <w:tcPr>
-            <w:tcW w:type="dxa" w:w="1660"/>
+            <w:tcW w:type="dxa" w:w="1260"/>
             <w:tcBorders>
               <w:top w:val="single" w:color="C9D3DF" w:sz="4"/>
               <w:left w:val="single" w:color="C9D3DF" w:sz="4"/>
@@ -2881,7 +2881,7 @@
         </w:tc>
         <w:tc>
           <w:tcPr>
-            <w:tcW w:type="dxa" w:w="2461"/>
+            <w:tcW w:type="dxa" w:w="2569"/>
             <w:tcBorders>
               <w:top w:val="single" w:color="C9D3DF" w:sz="4"/>
               <w:left w:val="single" w:color="C9D3DF" w:sz="4"/>
@@ -2915,7 +2915,7 @@
         </w:tc>
         <w:tc>
           <w:tcPr>
-            <w:tcW w:type="dxa" w:w="2064"/>
+            <w:tcW w:type="dxa" w:w="2139"/>
             <w:tcBorders>
               <w:top w:val="single" w:color="C9D3DF" w:sz="4"/>
               <w:left w:val="single" w:color="C9D3DF" w:sz="4"/>
@@ -2955,7 +2955,7 @@
         </w:trPr>
         <w:tc>
           <w:tcPr>
-            <w:tcW w:type="dxa" w:w="1778"/>
+            <w:tcW w:type="dxa" w:w="1929"/>
             <w:tcBorders>
               <w:top w:val="single" w:color="C9D3DF" w:sz="4"/>
               <w:left w:val="single" w:color="C9D3DF" w:sz="4"/>
@@ -2985,7 +2985,7 @@
         </w:tc>
         <w:tc>
           <w:tcPr>
-            <w:tcW w:type="dxa" w:w="2241"/>
+            <w:tcW w:type="dxa" w:w="2307"/>
             <w:tcBorders>
               <w:top w:val="single" w:color="C9D3DF" w:sz="4"/>
               <w:left w:val="single" w:color="C9D3DF" w:sz="4"/>
@@ -3015,7 +3015,7 @@
         </w:tc>
         <w:tc>
           <w:tcPr>
-            <w:tcW w:type="dxa" w:w="1660"/>
+            <w:tcW w:type="dxa" w:w="1260"/>
             <w:tcBorders>
               <w:top w:val="single" w:color="C9D3DF" w:sz="4"/>
               <w:left w:val="single" w:color="C9D3DF" w:sz="4"/>
@@ -3045,7 +3045,7 @@
         </w:tc>
         <w:tc>
           <w:tcPr>
-            <w:tcW w:type="dxa" w:w="2461"/>
+            <w:tcW w:type="dxa" w:w="2569"/>
             <w:tcBorders>
               <w:top w:val="single" w:color="C9D3DF" w:sz="4"/>
               <w:left w:val="single" w:color="C9D3DF" w:sz="4"/>
@@ -3075,7 +3075,7 @@
         </w:tc>
         <w:tc>
           <w:tcPr>
-            <w:tcW w:type="dxa" w:w="2064"/>
+            <w:tcW w:type="dxa" w:w="2139"/>
             <w:tcBorders>
               <w:top w:val="single" w:color="C9D3DF" w:sz="4"/>
               <w:left w:val="single" w:color="C9D3DF" w:sz="4"/>
@@ -3111,7 +3111,7 @@
         </w:trPr>
         <w:tc>
           <w:tcPr>
-            <w:tcW w:type="dxa" w:w="1778"/>
+            <w:tcW w:type="dxa" w:w="1929"/>
             <w:tcBorders>
               <w:top w:val="single" w:color="C9D3DF" w:sz="4"/>
               <w:left w:val="single" w:color="C9D3DF" w:sz="4"/>
@@ -3141,7 +3141,7 @@
         </w:tc>
         <w:tc>
           <w:tcPr>
-            <w:tcW w:type="dxa" w:w="2241"/>
+            <w:tcW w:type="dxa" w:w="2307"/>
             <w:tcBorders>
               <w:top w:val="single" w:color="C9D3DF" w:sz="4"/>
               <w:left w:val="single" w:color="C9D3DF" w:sz="4"/>
@@ -3171,7 +3171,7 @@
         </w:tc>
         <w:tc>
           <w:tcPr>
-            <w:tcW w:type="dxa" w:w="1660"/>
+            <w:tcW w:type="dxa" w:w="1260"/>
             <w:tcBorders>
               <w:top w:val="single" w:color="C9D3DF" w:sz="4"/>
               <w:left w:val="single" w:color="C9D3DF" w:sz="4"/>
@@ -3201,7 +3201,7 @@
         </w:tc>
         <w:tc>
           <w:tcPr>
-            <w:tcW w:type="dxa" w:w="2461"/>
+            <w:tcW w:type="dxa" w:w="2569"/>
             <w:tcBorders>
               <w:top w:val="single" w:color="C9D3DF" w:sz="4"/>
               <w:left w:val="single" w:color="C9D3DF" w:sz="4"/>
@@ -3231,7 +3231,7 @@
         </w:tc>
         <w:tc>
           <w:tcPr>
-            <w:tcW w:type="dxa" w:w="2064"/>
+            <w:tcW w:type="dxa" w:w="2139"/>
             <w:tcBorders>
               <w:top w:val="single" w:color="C9D3DF" w:sz="4"/>
               <w:left w:val="single" w:color="C9D3DF" w:sz="4"/>
@@ -3267,7 +3267,7 @@
         </w:trPr>
         <w:tc>
           <w:tcPr>
-            <w:tcW w:type="dxa" w:w="1778"/>
+            <w:tcW w:type="dxa" w:w="1929"/>
             <w:tcBorders>
               <w:top w:val="single" w:color="C9D3DF" w:sz="4"/>
               <w:left w:val="single" w:color="C9D3DF" w:sz="4"/>
@@ -3297,7 +3297,7 @@
         </w:tc>
         <w:tc>
           <w:tcPr>
-            <w:tcW w:type="dxa" w:w="2241"/>
+            <w:tcW w:type="dxa" w:w="2307"/>
             <w:tcBorders>
               <w:top w:val="single" w:color="C9D3DF" w:sz="4"/>
               <w:left w:val="single" w:color="C9D3DF" w:sz="4"/>
@@ -3327,7 +3327,7 @@
         </w:tc>
         <w:tc>
           <w:tcPr>
-            <w:tcW w:type="dxa" w:w="1660"/>
+            <w:tcW w:type="dxa" w:w="1260"/>
             <w:tcBorders>
               <w:top w:val="single" w:color="C9D3DF" w:sz="4"/>
               <w:left w:val="single" w:color="C9D3DF" w:sz="4"/>
@@ -3357,7 +3357,7 @@
         </w:tc>
         <w:tc>
           <w:tcPr>
-            <w:tcW w:type="dxa" w:w="2461"/>
+            <w:tcW w:type="dxa" w:w="2569"/>
             <w:tcBorders>
               <w:top w:val="single" w:color="C9D3DF" w:sz="4"/>
               <w:left w:val="single" w:color="C9D3DF" w:sz="4"/>
@@ -3387,7 +3387,7 @@
         </w:tc>
         <w:tc>
           <w:tcPr>
-            <w:tcW w:type="dxa" w:w="2064"/>
+            <w:tcW w:type="dxa" w:w="2139"/>
             <w:tcBorders>
               <w:top w:val="single" w:color="C9D3DF" w:sz="4"/>
               <w:left w:val="single" w:color="C9D3DF" w:sz="4"/>
@@ -3423,7 +3423,7 @@
         </w:trPr>
         <w:tc>
           <w:tcPr>
-            <w:tcW w:type="dxa" w:w="1778"/>
+            <w:tcW w:type="dxa" w:w="1929"/>
             <w:tcBorders>
               <w:top w:val="single" w:color="C9D3DF" w:sz="4"/>
               <w:left w:val="single" w:color="C9D3DF" w:sz="4"/>
@@ -3453,7 +3453,7 @@
         </w:tc>
         <w:tc>
           <w:tcPr>
-            <w:tcW w:type="dxa" w:w="2241"/>
+            <w:tcW w:type="dxa" w:w="2307"/>
             <w:tcBorders>
               <w:top w:val="single" w:color="C9D3DF" w:sz="4"/>
               <w:left w:val="single" w:color="C9D3DF" w:sz="4"/>
@@ -3483,7 +3483,7 @@
         </w:tc>
         <w:tc>
           <w:tcPr>
-            <w:tcW w:type="dxa" w:w="1660"/>
+            <w:tcW w:type="dxa" w:w="1260"/>
             <w:tcBorders>
               <w:top w:val="single" w:color="C9D3DF" w:sz="4"/>
               <w:left w:val="single" w:color="C9D3DF" w:sz="4"/>
@@ -3513,7 +3513,7 @@
         </w:tc>
         <w:tc>
           <w:tcPr>
-            <w:tcW w:type="dxa" w:w="2461"/>
+            <w:tcW w:type="dxa" w:w="2569"/>
             <w:tcBorders>
               <w:top w:val="single" w:color="C9D3DF" w:sz="4"/>
               <w:left w:val="single" w:color="C9D3DF" w:sz="4"/>
@@ -3543,7 +3543,7 @@
         </w:tc>
         <w:tc>
           <w:tcPr>
-            <w:tcW w:type="dxa" w:w="2064"/>
+            <w:tcW w:type="dxa" w:w="2139"/>
             <w:tcBorders>
               <w:top w:val="single" w:color="C9D3DF" w:sz="4"/>
               <w:left w:val="single" w:color="C9D3DF" w:sz="4"/>
@@ -3579,7 +3579,7 @@
         </w:trPr>
         <w:tc>
           <w:tcPr>
-            <w:tcW w:type="dxa" w:w="1778"/>
+            <w:tcW w:type="dxa" w:w="1929"/>
             <w:tcBorders>
               <w:top w:val="single" w:color="C9D3DF" w:sz="4"/>
               <w:left w:val="single" w:color="C9D3DF" w:sz="4"/>
@@ -3609,7 +3609,7 @@
         </w:tc>
         <w:tc>
           <w:tcPr>
-            <w:tcW w:type="dxa" w:w="2241"/>
+            <w:tcW w:type="dxa" w:w="2307"/>
             <w:tcBorders>
               <w:top w:val="single" w:color="C9D3DF" w:sz="4"/>
               <w:left w:val="single" w:color="C9D3DF" w:sz="4"/>
@@ -3639,7 +3639,7 @@
         </w:tc>
         <w:tc>
           <w:tcPr>
-            <w:tcW w:type="dxa" w:w="1660"/>
+            <w:tcW w:type="dxa" w:w="1260"/>
             <w:tcBorders>
               <w:top w:val="single" w:color="C9D3DF" w:sz="4"/>
               <w:left w:val="single" w:color="C9D3DF" w:sz="4"/>
@@ -3669,7 +3669,7 @@
         </w:tc>
         <w:tc>
           <w:tcPr>
-            <w:tcW w:type="dxa" w:w="2461"/>
+            <w:tcW w:type="dxa" w:w="2569"/>
             <w:tcBorders>
               <w:top w:val="single" w:color="C9D3DF" w:sz="4"/>
               <w:left w:val="single" w:color="C9D3DF" w:sz="4"/>
@@ -3699,7 +3699,7 @@
         </w:tc>
         <w:tc>
           <w:tcPr>
-            <w:tcW w:type="dxa" w:w="2064"/>
+            <w:tcW w:type="dxa" w:w="2139"/>
             <w:tcBorders>
               <w:top w:val="single" w:color="C9D3DF" w:sz="4"/>
               <w:left w:val="single" w:color="C9D3DF" w:sz="4"/>
@@ -3735,7 +3735,7 @@
         </w:trPr>
         <w:tc>
           <w:tcPr>
-            <w:tcW w:type="dxa" w:w="1778"/>
+            <w:tcW w:type="dxa" w:w="1929"/>
             <w:tcBorders>
               <w:top w:val="single" w:color="C9D3DF" w:sz="4"/>
               <w:left w:val="single" w:color="C9D3DF" w:sz="4"/>
@@ -3765,7 +3765,7 @@
         </w:tc>
         <w:tc>
           <w:tcPr>
-            <w:tcW w:type="dxa" w:w="2241"/>
+            <w:tcW w:type="dxa" w:w="2307"/>
             <w:tcBorders>
               <w:top w:val="single" w:color="C9D3DF" w:sz="4"/>
               <w:left w:val="single" w:color="C9D3DF" w:sz="4"/>
@@ -3795,7 +3795,7 @@
         </w:tc>
         <w:tc>
           <w:tcPr>
-            <w:tcW w:type="dxa" w:w="1660"/>
+            <w:tcW w:type="dxa" w:w="1260"/>
             <w:tcBorders>
               <w:top w:val="single" w:color="C9D3DF" w:sz="4"/>
               <w:left w:val="single" w:color="C9D3DF" w:sz="4"/>
@@ -3825,7 +3825,7 @@
         </w:tc>
         <w:tc>
           <w:tcPr>
-            <w:tcW w:type="dxa" w:w="2461"/>
+            <w:tcW w:type="dxa" w:w="2569"/>
             <w:tcBorders>
               <w:top w:val="single" w:color="C9D3DF" w:sz="4"/>
               <w:left w:val="single" w:color="C9D3DF" w:sz="4"/>
@@ -3855,7 +3855,7 @@
         </w:tc>
         <w:tc>
           <w:tcPr>
-            <w:tcW w:type="dxa" w:w="2064"/>
+            <w:tcW w:type="dxa" w:w="2139"/>
             <w:tcBorders>
               <w:top w:val="single" w:color="C9D3DF" w:sz="4"/>
               <w:left w:val="single" w:color="C9D3DF" w:sz="4"/>
@@ -3891,7 +3891,7 @@
         </w:trPr>
         <w:tc>
           <w:tcPr>
-            <w:tcW w:type="dxa" w:w="1778"/>
+            <w:tcW w:type="dxa" w:w="1929"/>
             <w:tcBorders>
               <w:top w:val="single" w:color="C9D3DF" w:sz="4"/>
               <w:left w:val="single" w:color="C9D3DF" w:sz="4"/>
@@ -3921,7 +3921,7 @@
         </w:tc>
         <w:tc>
           <w:tcPr>
-            <w:tcW w:type="dxa" w:w="2241"/>
+            <w:tcW w:type="dxa" w:w="2307"/>
             <w:tcBorders>
               <w:top w:val="single" w:color="C9D3DF" w:sz="4"/>
               <w:left w:val="single" w:color="C9D3DF" w:sz="4"/>
@@ -3951,7 +3951,7 @@
         </w:tc>
         <w:tc>
           <w:tcPr>
-            <w:tcW w:type="dxa" w:w="1660"/>
+            <w:tcW w:type="dxa" w:w="1260"/>
             <w:tcBorders>
               <w:top w:val="single" w:color="C9D3DF" w:sz="4"/>
               <w:left w:val="single" w:color="C9D3DF" w:sz="4"/>
@@ -3981,7 +3981,7 @@
         </w:tc>
         <w:tc>
           <w:tcPr>
-            <w:tcW w:type="dxa" w:w="2461"/>
+            <w:tcW w:type="dxa" w:w="2569"/>
             <w:tcBorders>
               <w:top w:val="single" w:color="C9D3DF" w:sz="4"/>
               <w:left w:val="single" w:color="C9D3DF" w:sz="4"/>
@@ -4011,7 +4011,7 @@
         </w:tc>
         <w:tc>
           <w:tcPr>
-            <w:tcW w:type="dxa" w:w="2064"/>
+            <w:tcW w:type="dxa" w:w="2139"/>
             <w:tcBorders>
               <w:top w:val="single" w:color="C9D3DF" w:sz="4"/>
               <w:left w:val="single" w:color="C9D3DF" w:sz="4"/>
@@ -4047,7 +4047,7 @@
         </w:trPr>
         <w:tc>
           <w:tcPr>
-            <w:tcW w:type="dxa" w:w="1778"/>
+            <w:tcW w:type="dxa" w:w="1929"/>
             <w:tcBorders>
               <w:top w:val="single" w:color="C9D3DF" w:sz="4"/>
               <w:left w:val="single" w:color="C9D3DF" w:sz="4"/>
@@ -4077,7 +4077,7 @@
         </w:tc>
         <w:tc>
           <w:tcPr>
-            <w:tcW w:type="dxa" w:w="2241"/>
+            <w:tcW w:type="dxa" w:w="2307"/>
             <w:tcBorders>
               <w:top w:val="single" w:color="C9D3DF" w:sz="4"/>
               <w:left w:val="single" w:color="C9D3DF" w:sz="4"/>
@@ -4107,7 +4107,7 @@
         </w:tc>
         <w:tc>
           <w:tcPr>
-            <w:tcW w:type="dxa" w:w="1660"/>
+            <w:tcW w:type="dxa" w:w="1260"/>
             <w:tcBorders>
               <w:top w:val="single" w:color="C9D3DF" w:sz="4"/>
               <w:left w:val="single" w:color="C9D3DF" w:sz="4"/>
@@ -4137,7 +4137,7 @@
         </w:tc>
         <w:tc>
           <w:tcPr>
-            <w:tcW w:type="dxa" w:w="2461"/>
+            <w:tcW w:type="dxa" w:w="2569"/>
             <w:tcBorders>
               <w:top w:val="single" w:color="C9D3DF" w:sz="4"/>
               <w:left w:val="single" w:color="C9D3DF" w:sz="4"/>
@@ -4167,7 +4167,7 @@
         </w:tc>
         <w:tc>
           <w:tcPr>
-            <w:tcW w:type="dxa" w:w="2064"/>
+            <w:tcW w:type="dxa" w:w="2139"/>
             <w:tcBorders>
               <w:top w:val="single" w:color="C9D3DF" w:sz="4"/>
               <w:left w:val="single" w:color="C9D3DF" w:sz="4"/>
@@ -4203,7 +4203,7 @@
         </w:trPr>
         <w:tc>
           <w:tcPr>
-            <w:tcW w:type="dxa" w:w="1778"/>
+            <w:tcW w:type="dxa" w:w="1929"/>
             <w:tcBorders>
               <w:top w:val="single" w:color="C9D3DF" w:sz="4"/>
               <w:left w:val="single" w:color="C9D3DF" w:sz="4"/>
@@ -4233,7 +4233,7 @@
         </w:tc>
         <w:tc>
           <w:tcPr>
-            <w:tcW w:type="dxa" w:w="2241"/>
+            <w:tcW w:type="dxa" w:w="2307"/>
             <w:tcBorders>
               <w:top w:val="single" w:color="C9D3DF" w:sz="4"/>
               <w:left w:val="single" w:color="C9D3DF" w:sz="4"/>
@@ -4263,7 +4263,7 @@
         </w:tc>
         <w:tc>
           <w:tcPr>
-            <w:tcW w:type="dxa" w:w="1660"/>
+            <w:tcW w:type="dxa" w:w="1260"/>
             <w:tcBorders>
               <w:top w:val="single" w:color="C9D3DF" w:sz="4"/>
               <w:left w:val="single" w:color="C9D3DF" w:sz="4"/>
@@ -4293,7 +4293,7 @@
         </w:tc>
         <w:tc>
           <w:tcPr>
-            <w:tcW w:type="dxa" w:w="2461"/>
+            <w:tcW w:type="dxa" w:w="2569"/>
             <w:tcBorders>
               <w:top w:val="single" w:color="C9D3DF" w:sz="4"/>
               <w:left w:val="single" w:color="C9D3DF" w:sz="4"/>
@@ -4323,7 +4323,7 @@
         </w:tc>
         <w:tc>
           <w:tcPr>
-            <w:tcW w:type="dxa" w:w="2064"/>
+            <w:tcW w:type="dxa" w:w="2139"/>
             <w:tcBorders>
               <w:top w:val="single" w:color="C9D3DF" w:sz="4"/>
               <w:left w:val="single" w:color="C9D3DF" w:sz="4"/>
@@ -4359,7 +4359,7 @@
         </w:trPr>
         <w:tc>
           <w:tcPr>
-            <w:tcW w:type="dxa" w:w="1778"/>
+            <w:tcW w:type="dxa" w:w="1929"/>
             <w:tcBorders>
               <w:top w:val="single" w:color="C9D3DF" w:sz="4"/>
               <w:left w:val="single" w:color="C9D3DF" w:sz="4"/>
@@ -4389,7 +4389,7 @@
         </w:tc>
         <w:tc>
           <w:tcPr>
-            <w:tcW w:type="dxa" w:w="2241"/>
+            <w:tcW w:type="dxa" w:w="2307"/>
             <w:tcBorders>
               <w:top w:val="single" w:color="C9D3DF" w:sz="4"/>
               <w:left w:val="single" w:color="C9D3DF" w:sz="4"/>
@@ -4419,7 +4419,7 @@
         </w:tc>
         <w:tc>
           <w:tcPr>
-            <w:tcW w:type="dxa" w:w="1660"/>
+            <w:tcW w:type="dxa" w:w="1260"/>
             <w:tcBorders>
               <w:top w:val="single" w:color="C9D3DF" w:sz="4"/>
               <w:left w:val="single" w:color="C9D3DF" w:sz="4"/>
@@ -4449,7 +4449,7 @@
         </w:tc>
         <w:tc>
           <w:tcPr>
-            <w:tcW w:type="dxa" w:w="2461"/>
+            <w:tcW w:type="dxa" w:w="2569"/>
             <w:tcBorders>
               <w:top w:val="single" w:color="C9D3DF" w:sz="4"/>
               <w:left w:val="single" w:color="C9D3DF" w:sz="4"/>
@@ -4479,7 +4479,7 @@
         </w:tc>
         <w:tc>
           <w:tcPr>
-            <w:tcW w:type="dxa" w:w="2064"/>
+            <w:tcW w:type="dxa" w:w="2139"/>
             <w:tcBorders>
               <w:top w:val="single" w:color="C9D3DF" w:sz="4"/>
               <w:left w:val="single" w:color="C9D3DF" w:sz="4"/>
@@ -4515,7 +4515,7 @@
         </w:trPr>
         <w:tc>
           <w:tcPr>
-            <w:tcW w:type="dxa" w:w="1778"/>
+            <w:tcW w:type="dxa" w:w="1929"/>
             <w:tcBorders>
               <w:top w:val="single" w:color="C9D3DF" w:sz="4"/>
               <w:left w:val="single" w:color="C9D3DF" w:sz="4"/>
@@ -4545,37 +4545,37 @@
         </w:tc>
         <w:tc>
           <w:tcPr>
-            <w:tcW w:type="dxa" w:w="2241"/>
-            <w:tcBorders>
-              <w:top w:val="single" w:color="C9D3DF" w:sz="4"/>
-              <w:left w:val="single" w:color="C9D3DF" w:sz="4"/>
-              <w:bottom w:val="single" w:color="C9D3DF" w:sz="4"/>
-              <w:right w:val="single" w:color="C9D3DF" w:sz="4"/>
-            </w:tcBorders>
-            <w:tcMar>
-              <w:top w:type="dxa" w:w="50"/>
-              <w:left w:type="dxa" w:w="80"/>
-              <w:bottom w:type="dxa" w:w="50"/>
-              <w:right w:type="dxa" w:w="80"/>
-            </w:tcMar>
-          </w:tcPr>
-          <w:p>
-            <w:pPr>
-              <w:jc w:val="left"/>
-            </w:pPr>
-            <w:r>
-              <w:rPr>
-                <w:rFonts w:ascii="Malgun Gothic" w:cs="Malgun Gothic" w:eastAsia="Malgun Gothic" w:hAnsi="Malgun Gothic"/>
-                <w:sz w:val="17"/>
-                <w:szCs w:val="17"/>
-              </w:rPr>
-              <w:t xml:space="preserve">Google NotebookLM(Gemini 기반)</w:t>
-            </w:r>
-          </w:p>
-        </w:tc>
-        <w:tc>
-          <w:tcPr>
-            <w:tcW w:type="dxa" w:w="1660"/>
+            <w:tcW w:type="dxa" w:w="2307"/>
+            <w:tcBorders>
+              <w:top w:val="single" w:color="C9D3DF" w:sz="4"/>
+              <w:left w:val="single" w:color="C9D3DF" w:sz="4"/>
+              <w:bottom w:val="single" w:color="C9D3DF" w:sz="4"/>
+              <w:right w:val="single" w:color="C9D3DF" w:sz="4"/>
+            </w:tcBorders>
+            <w:tcMar>
+              <w:top w:type="dxa" w:w="50"/>
+              <w:left w:type="dxa" w:w="80"/>
+              <w:bottom w:type="dxa" w:w="50"/>
+              <w:right w:type="dxa" w:w="80"/>
+            </w:tcMar>
+          </w:tcPr>
+          <w:p>
+            <w:pPr>
+              <w:jc w:val="left"/>
+            </w:pPr>
+            <w:r>
+              <w:rPr>
+                <w:rFonts w:ascii="Malgun Gothic" w:cs="Malgun Gothic" w:eastAsia="Malgun Gothic" w:hAnsi="Malgun Gothic"/>
+                <w:sz w:val="17"/>
+                <w:szCs w:val="17"/>
+              </w:rPr>
+              <w:t xml:space="preserve">— (AI 없음)</w:t>
+            </w:r>
+          </w:p>
+        </w:tc>
+        <w:tc>
+          <w:tcPr>
+            <w:tcW w:type="dxa" w:w="1260"/>
             <w:tcBorders>
               <w:top w:val="single" w:color="C9D3DF" w:sz="4"/>
               <w:left w:val="single" w:color="C9D3DF" w:sz="4"/>
@@ -4599,67 +4599,67 @@
                 <w:sz w:val="17"/>
                 <w:szCs w:val="17"/>
               </w:rPr>
-              <w:t xml:space="preserve">이미영·조준수</w:t>
-            </w:r>
-          </w:p>
-        </w:tc>
-        <w:tc>
-          <w:tcPr>
-            <w:tcW w:type="dxa" w:w="2461"/>
-            <w:tcBorders>
-              <w:top w:val="single" w:color="C9D3DF" w:sz="4"/>
-              <w:left w:val="single" w:color="C9D3DF" w:sz="4"/>
-              <w:bottom w:val="single" w:color="C9D3DF" w:sz="4"/>
-              <w:right w:val="single" w:color="C9D3DF" w:sz="4"/>
-            </w:tcBorders>
-            <w:tcMar>
-              <w:top w:type="dxa" w:w="50"/>
-              <w:left w:type="dxa" w:w="80"/>
-              <w:bottom w:type="dxa" w:w="50"/>
-              <w:right w:type="dxa" w:w="80"/>
-            </w:tcMar>
-          </w:tcPr>
-          <w:p>
-            <w:pPr>
-              <w:jc w:val="left"/>
-            </w:pPr>
-            <w:r>
-              <w:rPr>
-                <w:rFonts w:ascii="Malgun Gothic" w:cs="Malgun Gothic" w:eastAsia="Malgun Gothic" w:hAnsi="Malgun Gothic"/>
-                <w:sz w:val="17"/>
-                <w:szCs w:val="17"/>
-              </w:rPr>
-              <w:t xml:space="preserve">시연동영상 작성</w:t>
-            </w:r>
-          </w:p>
-        </w:tc>
-        <w:tc>
-          <w:tcPr>
-            <w:tcW w:type="dxa" w:w="2064"/>
-            <w:tcBorders>
-              <w:top w:val="single" w:color="C9D3DF" w:sz="4"/>
-              <w:left w:val="single" w:color="C9D3DF" w:sz="4"/>
-              <w:bottom w:val="single" w:color="C9D3DF" w:sz="4"/>
-              <w:right w:val="single" w:color="C9D3DF" w:sz="4"/>
-            </w:tcBorders>
-            <w:tcMar>
-              <w:top w:type="dxa" w:w="50"/>
-              <w:left w:type="dxa" w:w="80"/>
-              <w:bottom w:type="dxa" w:w="50"/>
-              <w:right w:type="dxa" w:w="80"/>
-            </w:tcMar>
-          </w:tcPr>
-          <w:p>
-            <w:pPr>
-              <w:jc w:val="left"/>
-            </w:pPr>
-            <w:r>
-              <w:rPr>
-                <w:rFonts w:ascii="Malgun Gothic" w:cs="Malgun Gothic" w:eastAsia="Malgun Gothic" w:hAnsi="Malgun Gothic"/>
-                <w:sz w:val="17"/>
-                <w:szCs w:val="17"/>
-              </w:rPr>
-              <w:t xml:space="preserve">실제 앱 녹화(이미영), 컷 편집·자막·속도 조절(조준수)</w:t>
+              <w:t xml:space="preserve">조준수</w:t>
+            </w:r>
+          </w:p>
+        </w:tc>
+        <w:tc>
+          <w:tcPr>
+            <w:tcW w:type="dxa" w:w="2569"/>
+            <w:tcBorders>
+              <w:top w:val="single" w:color="C9D3DF" w:sz="4"/>
+              <w:left w:val="single" w:color="C9D3DF" w:sz="4"/>
+              <w:bottom w:val="single" w:color="C9D3DF" w:sz="4"/>
+              <w:right w:val="single" w:color="C9D3DF" w:sz="4"/>
+            </w:tcBorders>
+            <w:tcMar>
+              <w:top w:type="dxa" w:w="50"/>
+              <w:left w:type="dxa" w:w="80"/>
+              <w:bottom w:type="dxa" w:w="50"/>
+              <w:right w:type="dxa" w:w="80"/>
+            </w:tcMar>
+          </w:tcPr>
+          <w:p>
+            <w:pPr>
+              <w:jc w:val="left"/>
+            </w:pPr>
+            <w:r>
+              <w:rPr>
+                <w:rFonts w:ascii="Malgun Gothic" w:cs="Malgun Gothic" w:eastAsia="Malgun Gothic" w:hAnsi="Malgun Gothic"/>
+                <w:sz w:val="17"/>
+                <w:szCs w:val="17"/>
+              </w:rPr>
+              <w:t xml:space="preserve">—</w:t>
+            </w:r>
+          </w:p>
+        </w:tc>
+        <w:tc>
+          <w:tcPr>
+            <w:tcW w:type="dxa" w:w="2139"/>
+            <w:tcBorders>
+              <w:top w:val="single" w:color="C9D3DF" w:sz="4"/>
+              <w:left w:val="single" w:color="C9D3DF" w:sz="4"/>
+              <w:bottom w:val="single" w:color="C9D3DF" w:sz="4"/>
+              <w:right w:val="single" w:color="C9D3DF" w:sz="4"/>
+            </w:tcBorders>
+            <w:tcMar>
+              <w:top w:type="dxa" w:w="50"/>
+              <w:left w:type="dxa" w:w="80"/>
+              <w:bottom w:type="dxa" w:w="50"/>
+              <w:right w:type="dxa" w:w="80"/>
+            </w:tcMar>
+          </w:tcPr>
+          <w:p>
+            <w:pPr>
+              <w:jc w:val="left"/>
+            </w:pPr>
+            <w:r>
+              <w:rPr>
+                <w:rFonts w:ascii="Malgun Gothic" w:cs="Malgun Gothic" w:eastAsia="Malgun Gothic" w:hAnsi="Malgun Gothic"/>
+                <w:sz w:val="17"/>
+                <w:szCs w:val="17"/>
+              </w:rPr>
+              <w:t xml:space="preserve">실제 앱 화면 녹화(조준수)</w:t>
             </w:r>
           </w:p>
         </w:tc>
@@ -4671,7 +4671,7 @@
         </w:trPr>
         <w:tc>
           <w:tcPr>
-            <w:tcW w:type="dxa" w:w="1778"/>
+            <w:tcW w:type="dxa" w:w="1929"/>
             <w:tcBorders>
               <w:top w:val="single" w:color="C9D3DF" w:sz="4"/>
               <w:left w:val="single" w:color="C9D3DF" w:sz="4"/>
@@ -4701,7 +4701,7 @@
         </w:tc>
         <w:tc>
           <w:tcPr>
-            <w:tcW w:type="dxa" w:w="2241"/>
+            <w:tcW w:type="dxa" w:w="2307"/>
             <w:tcBorders>
               <w:top w:val="single" w:color="C9D3DF" w:sz="4"/>
               <w:left w:val="single" w:color="C9D3DF" w:sz="4"/>
@@ -4731,7 +4731,7 @@
         </w:tc>
         <w:tc>
           <w:tcPr>
-            <w:tcW w:type="dxa" w:w="1660"/>
+            <w:tcW w:type="dxa" w:w="1260"/>
             <w:tcBorders>
               <w:top w:val="single" w:color="C9D3DF" w:sz="4"/>
               <w:left w:val="single" w:color="C9D3DF" w:sz="4"/>
@@ -4761,7 +4761,7 @@
         </w:tc>
         <w:tc>
           <w:tcPr>
-            <w:tcW w:type="dxa" w:w="2461"/>
+            <w:tcW w:type="dxa" w:w="2569"/>
             <w:tcBorders>
               <w:top w:val="single" w:color="C9D3DF" w:sz="4"/>
               <w:left w:val="single" w:color="C9D3DF" w:sz="4"/>
@@ -4791,7 +4791,7 @@
         </w:tc>
         <w:tc>
           <w:tcPr>
-            <w:tcW w:type="dxa" w:w="2064"/>
+            <w:tcW w:type="dxa" w:w="2139"/>
             <w:tcBorders>
               <w:top w:val="single" w:color="C9D3DF" w:sz="4"/>
               <w:left w:val="single" w:color="C9D3DF" w:sz="4"/>
@@ -4827,37 +4827,37 @@
         </w:trPr>
         <w:tc>
           <w:tcPr>
-            <w:tcW w:type="dxa" w:w="1778"/>
-            <w:tcBorders>
-              <w:top w:val="single" w:color="C9D3DF" w:sz="4"/>
-              <w:left w:val="single" w:color="C9D3DF" w:sz="4"/>
-              <w:bottom w:val="single" w:color="C9D3DF" w:sz="4"/>
-              <w:right w:val="single" w:color="C9D3DF" w:sz="4"/>
-            </w:tcBorders>
-            <w:tcMar>
-              <w:top w:type="dxa" w:w="50"/>
-              <w:left w:type="dxa" w:w="80"/>
-              <w:bottom w:type="dxa" w:w="50"/>
-              <w:right w:type="dxa" w:w="80"/>
-            </w:tcMar>
-          </w:tcPr>
-          <w:p>
-            <w:pPr>
-              <w:jc w:val="left"/>
-            </w:pPr>
-            <w:r>
-              <w:rPr>
-                <w:rFonts w:ascii="Malgun Gothic" w:cs="Malgun Gothic" w:eastAsia="Malgun Gothic" w:hAnsi="Malgun Gothic"/>
-                <w:sz w:val="17"/>
-                <w:szCs w:val="17"/>
-              </w:rPr>
-              <w:t xml:space="preserve">본선 1번 영상(PPT 삽입) 제작</w:t>
-            </w:r>
-          </w:p>
-        </w:tc>
-        <w:tc>
-          <w:tcPr>
-            <w:tcW w:type="dxa" w:w="2241"/>
+            <w:tcW w:type="dxa" w:w="1929"/>
+            <w:tcBorders>
+              <w:top w:val="single" w:color="C9D3DF" w:sz="4"/>
+              <w:left w:val="single" w:color="C9D3DF" w:sz="4"/>
+              <w:bottom w:val="single" w:color="C9D3DF" w:sz="4"/>
+              <w:right w:val="single" w:color="C9D3DF" w:sz="4"/>
+            </w:tcBorders>
+            <w:tcMar>
+              <w:top w:type="dxa" w:w="50"/>
+              <w:left w:type="dxa" w:w="80"/>
+              <w:bottom w:type="dxa" w:w="50"/>
+              <w:right w:type="dxa" w:w="80"/>
+            </w:tcMar>
+          </w:tcPr>
+          <w:p>
+            <w:pPr>
+              <w:jc w:val="left"/>
+            </w:pPr>
+            <w:r>
+              <w:rPr>
+                <w:rFonts w:ascii="Malgun Gothic" w:cs="Malgun Gothic" w:eastAsia="Malgun Gothic" w:hAnsi="Malgun Gothic"/>
+                <w:sz w:val="17"/>
+                <w:szCs w:val="17"/>
+              </w:rPr>
+              <w:t xml:space="preserve">시연동영상(2차·본선) 1번 영상(PPT 삽입)</w:t>
+            </w:r>
+          </w:p>
+        </w:tc>
+        <w:tc>
+          <w:tcPr>
+            <w:tcW w:type="dxa" w:w="2307"/>
             <w:tcBorders>
               <w:top w:val="single" w:color="C9D3DF" w:sz="4"/>
               <w:left w:val="single" w:color="C9D3DF" w:sz="4"/>
@@ -4887,7 +4887,7 @@
         </w:tc>
         <w:tc>
           <w:tcPr>
-            <w:tcW w:type="dxa" w:w="1660"/>
+            <w:tcW w:type="dxa" w:w="1260"/>
             <w:tcBorders>
               <w:top w:val="single" w:color="C9D3DF" w:sz="4"/>
               <w:left w:val="single" w:color="C9D3DF" w:sz="4"/>
@@ -4917,37 +4917,37 @@
         </w:tc>
         <w:tc>
           <w:tcPr>
-            <w:tcW w:type="dxa" w:w="2461"/>
-            <w:tcBorders>
-              <w:top w:val="single" w:color="C9D3DF" w:sz="4"/>
-              <w:left w:val="single" w:color="C9D3DF" w:sz="4"/>
-              <w:bottom w:val="single" w:color="C9D3DF" w:sz="4"/>
-              <w:right w:val="single" w:color="C9D3DF" w:sz="4"/>
-            </w:tcBorders>
-            <w:tcMar>
-              <w:top w:type="dxa" w:w="50"/>
-              <w:left w:type="dxa" w:w="80"/>
-              <w:bottom w:type="dxa" w:w="50"/>
-              <w:right w:type="dxa" w:w="80"/>
-            </w:tcMar>
-          </w:tcPr>
-          <w:p>
-            <w:pPr>
-              <w:jc w:val="left"/>
-            </w:pPr>
-            <w:r>
-              <w:rPr>
-                <w:rFonts w:ascii="Malgun Gothic" w:cs="Malgun Gothic" w:eastAsia="Malgun Gothic" w:hAnsi="Malgun Gothic"/>
-                <w:sz w:val="17"/>
-                <w:szCs w:val="17"/>
-              </w:rPr>
-              <w:t xml:space="preserve">1번 영상 제작·편집</w:t>
-            </w:r>
-          </w:p>
-        </w:tc>
-        <w:tc>
-          <w:tcPr>
-            <w:tcW w:type="dxa" w:w="2064"/>
+            <w:tcW w:type="dxa" w:w="2569"/>
+            <w:tcBorders>
+              <w:top w:val="single" w:color="C9D3DF" w:sz="4"/>
+              <w:left w:val="single" w:color="C9D3DF" w:sz="4"/>
+              <w:bottom w:val="single" w:color="C9D3DF" w:sz="4"/>
+              <w:right w:val="single" w:color="C9D3DF" w:sz="4"/>
+            </w:tcBorders>
+            <w:tcMar>
+              <w:top w:type="dxa" w:w="50"/>
+              <w:left w:type="dxa" w:w="80"/>
+              <w:bottom w:type="dxa" w:w="50"/>
+              <w:right w:type="dxa" w:w="80"/>
+            </w:tcMar>
+          </w:tcPr>
+          <w:p>
+            <w:pPr>
+              <w:jc w:val="left"/>
+            </w:pPr>
+            <w:r>
+              <w:rPr>
+                <w:rFonts w:ascii="Malgun Gothic" w:cs="Malgun Gothic" w:eastAsia="Malgun Gothic" w:hAnsi="Malgun Gothic"/>
+                <w:sz w:val="17"/>
+                <w:szCs w:val="17"/>
+              </w:rPr>
+              <w:t xml:space="preserve">1번 영상 단독 제작</w:t>
+            </w:r>
+          </w:p>
+        </w:tc>
+        <w:tc>
+          <w:tcPr>
+            <w:tcW w:type="dxa" w:w="2139"/>
             <w:tcBorders>
               <w:top w:val="single" w:color="C9D3DF" w:sz="4"/>
               <w:left w:val="single" w:color="C9D3DF" w:sz="4"/>
@@ -4983,67 +4983,67 @@
         </w:trPr>
         <w:tc>
           <w:tcPr>
-            <w:tcW w:type="dxa" w:w="1778"/>
-            <w:tcBorders>
-              <w:top w:val="single" w:color="C9D3DF" w:sz="4"/>
-              <w:left w:val="single" w:color="C9D3DF" w:sz="4"/>
-              <w:bottom w:val="single" w:color="C9D3DF" w:sz="4"/>
-              <w:right w:val="single" w:color="C9D3DF" w:sz="4"/>
-            </w:tcBorders>
-            <w:tcMar>
-              <w:top w:type="dxa" w:w="50"/>
-              <w:left w:type="dxa" w:w="80"/>
-              <w:bottom w:type="dxa" w:w="50"/>
-              <w:right w:type="dxa" w:w="80"/>
-            </w:tcMar>
-          </w:tcPr>
-          <w:p>
-            <w:pPr>
-              <w:jc w:val="left"/>
-            </w:pPr>
-            <w:r>
-              <w:rPr>
-                <w:rFonts w:ascii="Malgun Gothic" w:cs="Malgun Gothic" w:eastAsia="Malgun Gothic" w:hAnsi="Malgun Gothic"/>
-                <w:sz w:val="17"/>
-                <w:szCs w:val="17"/>
-              </w:rPr>
-              <w:t xml:space="preserve">본선 영상 썸네일·엔딩 이미지(1·2번 영상)</w:t>
-            </w:r>
-          </w:p>
-        </w:tc>
-        <w:tc>
-          <w:tcPr>
-            <w:tcW w:type="dxa" w:w="2241"/>
-            <w:tcBorders>
-              <w:top w:val="single" w:color="C9D3DF" w:sz="4"/>
-              <w:left w:val="single" w:color="C9D3DF" w:sz="4"/>
-              <w:bottom w:val="single" w:color="C9D3DF" w:sz="4"/>
-              <w:right w:val="single" w:color="C9D3DF" w:sz="4"/>
-            </w:tcBorders>
-            <w:tcMar>
-              <w:top w:type="dxa" w:w="50"/>
-              <w:left w:type="dxa" w:w="80"/>
-              <w:bottom w:type="dxa" w:w="50"/>
-              <w:right w:type="dxa" w:w="80"/>
-            </w:tcMar>
-          </w:tcPr>
-          <w:p>
-            <w:pPr>
-              <w:jc w:val="left"/>
-            </w:pPr>
-            <w:r>
-              <w:rPr>
-                <w:rFonts w:ascii="Malgun Gothic" w:cs="Malgun Gothic" w:eastAsia="Malgun Gothic" w:hAnsi="Malgun Gothic"/>
-                <w:sz w:val="17"/>
-                <w:szCs w:val="17"/>
-              </w:rPr>
-              <w:t xml:space="preserve">ChatGPT GPT 솔라이트 6.1(OpenAI)</w:t>
-            </w:r>
-          </w:p>
-        </w:tc>
-        <w:tc>
-          <w:tcPr>
-            <w:tcW w:type="dxa" w:w="1660"/>
+            <w:tcW w:type="dxa" w:w="1929"/>
+            <w:tcBorders>
+              <w:top w:val="single" w:color="C9D3DF" w:sz="4"/>
+              <w:left w:val="single" w:color="C9D3DF" w:sz="4"/>
+              <w:bottom w:val="single" w:color="C9D3DF" w:sz="4"/>
+              <w:right w:val="single" w:color="C9D3DF" w:sz="4"/>
+            </w:tcBorders>
+            <w:tcMar>
+              <w:top w:type="dxa" w:w="50"/>
+              <w:left w:type="dxa" w:w="80"/>
+              <w:bottom w:type="dxa" w:w="50"/>
+              <w:right w:type="dxa" w:w="80"/>
+            </w:tcMar>
+          </w:tcPr>
+          <w:p>
+            <w:pPr>
+              <w:jc w:val="left"/>
+            </w:pPr>
+            <w:r>
+              <w:rPr>
+                <w:rFonts w:ascii="Malgun Gothic" w:cs="Malgun Gothic" w:eastAsia="Malgun Gothic" w:hAnsi="Malgun Gothic"/>
+                <w:sz w:val="17"/>
+                <w:szCs w:val="17"/>
+              </w:rPr>
+              <w:t xml:space="preserve">시연동영상(2차·본선) 2번 영상 — 녹화</w:t>
+            </w:r>
+          </w:p>
+        </w:tc>
+        <w:tc>
+          <w:tcPr>
+            <w:tcW w:type="dxa" w:w="2307"/>
+            <w:tcBorders>
+              <w:top w:val="single" w:color="C9D3DF" w:sz="4"/>
+              <w:left w:val="single" w:color="C9D3DF" w:sz="4"/>
+              <w:bottom w:val="single" w:color="C9D3DF" w:sz="4"/>
+              <w:right w:val="single" w:color="C9D3DF" w:sz="4"/>
+            </w:tcBorders>
+            <w:tcMar>
+              <w:top w:type="dxa" w:w="50"/>
+              <w:left w:type="dxa" w:w="80"/>
+              <w:bottom w:type="dxa" w:w="50"/>
+              <w:right w:type="dxa" w:w="80"/>
+            </w:tcMar>
+          </w:tcPr>
+          <w:p>
+            <w:pPr>
+              <w:jc w:val="left"/>
+            </w:pPr>
+            <w:r>
+              <w:rPr>
+                <w:rFonts w:ascii="Malgun Gothic" w:cs="Malgun Gothic" w:eastAsia="Malgun Gothic" w:hAnsi="Malgun Gothic"/>
+                <w:sz w:val="17"/>
+                <w:szCs w:val="17"/>
+              </w:rPr>
+              <w:t xml:space="preserve">— (AI 없음)</w:t>
+            </w:r>
+          </w:p>
+        </w:tc>
+        <w:tc>
+          <w:tcPr>
+            <w:tcW w:type="dxa" w:w="1260"/>
             <w:tcBorders>
               <w:top w:val="single" w:color="C9D3DF" w:sz="4"/>
               <w:left w:val="single" w:color="C9D3DF" w:sz="4"/>
@@ -5067,67 +5067,67 @@
                 <w:sz w:val="17"/>
                 <w:szCs w:val="17"/>
               </w:rPr>
-              <w:t xml:space="preserve">이미영</w:t>
-            </w:r>
-          </w:p>
-        </w:tc>
-        <w:tc>
-          <w:tcPr>
-            <w:tcW w:type="dxa" w:w="2461"/>
-            <w:tcBorders>
-              <w:top w:val="single" w:color="C9D3DF" w:sz="4"/>
-              <w:left w:val="single" w:color="C9D3DF" w:sz="4"/>
-              <w:bottom w:val="single" w:color="C9D3DF" w:sz="4"/>
-              <w:right w:val="single" w:color="C9D3DF" w:sz="4"/>
-            </w:tcBorders>
-            <w:tcMar>
-              <w:top w:type="dxa" w:w="50"/>
-              <w:left w:type="dxa" w:w="80"/>
-              <w:bottom w:type="dxa" w:w="50"/>
-              <w:right w:type="dxa" w:w="80"/>
-            </w:tcMar>
-          </w:tcPr>
-          <w:p>
-            <w:pPr>
-              <w:jc w:val="left"/>
-            </w:pPr>
-            <w:r>
-              <w:rPr>
-                <w:rFonts w:ascii="Malgun Gothic" w:cs="Malgun Gothic" w:eastAsia="Malgun Gothic" w:hAnsi="Malgun Gothic"/>
-                <w:sz w:val="17"/>
-                <w:szCs w:val="17"/>
-              </w:rPr>
-              <w:t xml:space="preserve">썸네일·엔딩 이미지 제작</w:t>
-            </w:r>
-          </w:p>
-        </w:tc>
-        <w:tc>
-          <w:tcPr>
-            <w:tcW w:type="dxa" w:w="2064"/>
-            <w:tcBorders>
-              <w:top w:val="single" w:color="C9D3DF" w:sz="4"/>
-              <w:left w:val="single" w:color="C9D3DF" w:sz="4"/>
-              <w:bottom w:val="single" w:color="C9D3DF" w:sz="4"/>
-              <w:right w:val="single" w:color="C9D3DF" w:sz="4"/>
-            </w:tcBorders>
-            <w:tcMar>
-              <w:top w:type="dxa" w:w="50"/>
-              <w:left w:type="dxa" w:w="80"/>
-              <w:bottom w:type="dxa" w:w="50"/>
-              <w:right w:type="dxa" w:w="80"/>
-            </w:tcMar>
-          </w:tcPr>
-          <w:p>
-            <w:pPr>
-              <w:jc w:val="left"/>
-            </w:pPr>
-            <w:r>
-              <w:rPr>
-                <w:rFonts w:ascii="Malgun Gothic" w:cs="Malgun Gothic" w:eastAsia="Malgun Gothic" w:hAnsi="Malgun Gothic"/>
-                <w:sz w:val="17"/>
-                <w:szCs w:val="17"/>
-              </w:rPr>
-              <w:t xml:space="preserve">결과물 검수·채택</w:t>
+              <w:t xml:space="preserve">조준수</w:t>
+            </w:r>
+          </w:p>
+        </w:tc>
+        <w:tc>
+          <w:tcPr>
+            <w:tcW w:type="dxa" w:w="2569"/>
+            <w:tcBorders>
+              <w:top w:val="single" w:color="C9D3DF" w:sz="4"/>
+              <w:left w:val="single" w:color="C9D3DF" w:sz="4"/>
+              <w:bottom w:val="single" w:color="C9D3DF" w:sz="4"/>
+              <w:right w:val="single" w:color="C9D3DF" w:sz="4"/>
+            </w:tcBorders>
+            <w:tcMar>
+              <w:top w:type="dxa" w:w="50"/>
+              <w:left w:type="dxa" w:w="80"/>
+              <w:bottom w:type="dxa" w:w="50"/>
+              <w:right w:type="dxa" w:w="80"/>
+            </w:tcMar>
+          </w:tcPr>
+          <w:p>
+            <w:pPr>
+              <w:jc w:val="left"/>
+            </w:pPr>
+            <w:r>
+              <w:rPr>
+                <w:rFonts w:ascii="Malgun Gothic" w:cs="Malgun Gothic" w:eastAsia="Malgun Gothic" w:hAnsi="Malgun Gothic"/>
+                <w:sz w:val="17"/>
+                <w:szCs w:val="17"/>
+              </w:rPr>
+              <w:t xml:space="preserve">—</w:t>
+            </w:r>
+          </w:p>
+        </w:tc>
+        <w:tc>
+          <w:tcPr>
+            <w:tcW w:type="dxa" w:w="2139"/>
+            <w:tcBorders>
+              <w:top w:val="single" w:color="C9D3DF" w:sz="4"/>
+              <w:left w:val="single" w:color="C9D3DF" w:sz="4"/>
+              <w:bottom w:val="single" w:color="C9D3DF" w:sz="4"/>
+              <w:right w:val="single" w:color="C9D3DF" w:sz="4"/>
+            </w:tcBorders>
+            <w:tcMar>
+              <w:top w:type="dxa" w:w="50"/>
+              <w:left w:type="dxa" w:w="80"/>
+              <w:bottom w:type="dxa" w:w="50"/>
+              <w:right w:type="dxa" w:w="80"/>
+            </w:tcMar>
+          </w:tcPr>
+          <w:p>
+            <w:pPr>
+              <w:jc w:val="left"/>
+            </w:pPr>
+            <w:r>
+              <w:rPr>
+                <w:rFonts w:ascii="Malgun Gothic" w:cs="Malgun Gothic" w:eastAsia="Malgun Gothic" w:hAnsi="Malgun Gothic"/>
+                <w:sz w:val="17"/>
+                <w:szCs w:val="17"/>
+              </w:rPr>
+              <w:t xml:space="preserve">실제 앱 화면 녹화(조준수)</w:t>
             </w:r>
           </w:p>
         </w:tc>
@@ -5139,37 +5139,193 @@
         </w:trPr>
         <w:tc>
           <w:tcPr>
-            <w:tcW w:type="dxa" w:w="1778"/>
-            <w:tcBorders>
-              <w:top w:val="single" w:color="C9D3DF" w:sz="4"/>
-              <w:left w:val="single" w:color="C9D3DF" w:sz="4"/>
-              <w:bottom w:val="single" w:color="C9D3DF" w:sz="4"/>
-              <w:right w:val="single" w:color="C9D3DF" w:sz="4"/>
-            </w:tcBorders>
-            <w:tcMar>
-              <w:top w:type="dxa" w:w="50"/>
-              <w:left w:type="dxa" w:w="80"/>
-              <w:bottom w:type="dxa" w:w="50"/>
-              <w:right w:type="dxa" w:w="80"/>
-            </w:tcMar>
-          </w:tcPr>
-          <w:p>
-            <w:pPr>
-              <w:jc w:val="left"/>
-            </w:pPr>
-            <w:r>
-              <w:rPr>
-                <w:rFonts w:ascii="Malgun Gothic" w:cs="Malgun Gothic" w:eastAsia="Malgun Gothic" w:hAnsi="Malgun Gothic"/>
-                <w:sz w:val="17"/>
-                <w:szCs w:val="17"/>
-              </w:rPr>
-              <w:t xml:space="preserve">본선 2번 영상(PPT 삽입) 음향·편집</w:t>
-            </w:r>
-          </w:p>
-        </w:tc>
-        <w:tc>
-          <w:tcPr>
-            <w:tcW w:type="dxa" w:w="2241"/>
+            <w:tcW w:type="dxa" w:w="1929"/>
+            <w:tcBorders>
+              <w:top w:val="single" w:color="C9D3DF" w:sz="4"/>
+              <w:left w:val="single" w:color="C9D3DF" w:sz="4"/>
+              <w:bottom w:val="single" w:color="C9D3DF" w:sz="4"/>
+              <w:right w:val="single" w:color="C9D3DF" w:sz="4"/>
+            </w:tcBorders>
+            <w:tcMar>
+              <w:top w:type="dxa" w:w="50"/>
+              <w:left w:type="dxa" w:w="80"/>
+              <w:bottom w:type="dxa" w:w="50"/>
+              <w:right w:type="dxa" w:w="80"/>
+            </w:tcMar>
+          </w:tcPr>
+          <w:p>
+            <w:pPr>
+              <w:jc w:val="left"/>
+            </w:pPr>
+            <w:r>
+              <w:rPr>
+                <w:rFonts w:ascii="Malgun Gothic" w:cs="Malgun Gothic" w:eastAsia="Malgun Gothic" w:hAnsi="Malgun Gothic"/>
+                <w:sz w:val="17"/>
+                <w:szCs w:val="17"/>
+              </w:rPr>
+              <w:t xml:space="preserve">시연동영상(2차·본선) 2번 영상 — 썸네일·엔딩</w:t>
+            </w:r>
+          </w:p>
+        </w:tc>
+        <w:tc>
+          <w:tcPr>
+            <w:tcW w:type="dxa" w:w="2307"/>
+            <w:tcBorders>
+              <w:top w:val="single" w:color="C9D3DF" w:sz="4"/>
+              <w:left w:val="single" w:color="C9D3DF" w:sz="4"/>
+              <w:bottom w:val="single" w:color="C9D3DF" w:sz="4"/>
+              <w:right w:val="single" w:color="C9D3DF" w:sz="4"/>
+            </w:tcBorders>
+            <w:tcMar>
+              <w:top w:type="dxa" w:w="50"/>
+              <w:left w:type="dxa" w:w="80"/>
+              <w:bottom w:type="dxa" w:w="50"/>
+              <w:right w:type="dxa" w:w="80"/>
+            </w:tcMar>
+          </w:tcPr>
+          <w:p>
+            <w:pPr>
+              <w:jc w:val="left"/>
+            </w:pPr>
+            <w:r>
+              <w:rPr>
+                <w:rFonts w:ascii="Malgun Gothic" w:cs="Malgun Gothic" w:eastAsia="Malgun Gothic" w:hAnsi="Malgun Gothic"/>
+                <w:sz w:val="17"/>
+                <w:szCs w:val="17"/>
+              </w:rPr>
+              <w:t xml:space="preserve">ChatGPT GPT 솔라이트 6.1(OpenAI)</w:t>
+            </w:r>
+          </w:p>
+        </w:tc>
+        <w:tc>
+          <w:tcPr>
+            <w:tcW w:type="dxa" w:w="1260"/>
+            <w:tcBorders>
+              <w:top w:val="single" w:color="C9D3DF" w:sz="4"/>
+              <w:left w:val="single" w:color="C9D3DF" w:sz="4"/>
+              <w:bottom w:val="single" w:color="C9D3DF" w:sz="4"/>
+              <w:right w:val="single" w:color="C9D3DF" w:sz="4"/>
+            </w:tcBorders>
+            <w:tcMar>
+              <w:top w:type="dxa" w:w="50"/>
+              <w:left w:type="dxa" w:w="80"/>
+              <w:bottom w:type="dxa" w:w="50"/>
+              <w:right w:type="dxa" w:w="80"/>
+            </w:tcMar>
+          </w:tcPr>
+          <w:p>
+            <w:pPr>
+              <w:jc w:val="center"/>
+            </w:pPr>
+            <w:r>
+              <w:rPr>
+                <w:rFonts w:ascii="Malgun Gothic" w:cs="Malgun Gothic" w:eastAsia="Malgun Gothic" w:hAnsi="Malgun Gothic"/>
+                <w:sz w:val="17"/>
+                <w:szCs w:val="17"/>
+              </w:rPr>
+              <w:t xml:space="preserve">이미영</w:t>
+            </w:r>
+          </w:p>
+        </w:tc>
+        <w:tc>
+          <w:tcPr>
+            <w:tcW w:type="dxa" w:w="2569"/>
+            <w:tcBorders>
+              <w:top w:val="single" w:color="C9D3DF" w:sz="4"/>
+              <w:left w:val="single" w:color="C9D3DF" w:sz="4"/>
+              <w:bottom w:val="single" w:color="C9D3DF" w:sz="4"/>
+              <w:right w:val="single" w:color="C9D3DF" w:sz="4"/>
+            </w:tcBorders>
+            <w:tcMar>
+              <w:top w:type="dxa" w:w="50"/>
+              <w:left w:type="dxa" w:w="80"/>
+              <w:bottom w:type="dxa" w:w="50"/>
+              <w:right w:type="dxa" w:w="80"/>
+            </w:tcMar>
+          </w:tcPr>
+          <w:p>
+            <w:pPr>
+              <w:jc w:val="left"/>
+            </w:pPr>
+            <w:r>
+              <w:rPr>
+                <w:rFonts w:ascii="Malgun Gothic" w:cs="Malgun Gothic" w:eastAsia="Malgun Gothic" w:hAnsi="Malgun Gothic"/>
+                <w:sz w:val="17"/>
+                <w:szCs w:val="17"/>
+              </w:rPr>
+              <w:t xml:space="preserve">썸네일·엔딩 이미지 제작</w:t>
+            </w:r>
+          </w:p>
+        </w:tc>
+        <w:tc>
+          <w:tcPr>
+            <w:tcW w:type="dxa" w:w="2139"/>
+            <w:tcBorders>
+              <w:top w:val="single" w:color="C9D3DF" w:sz="4"/>
+              <w:left w:val="single" w:color="C9D3DF" w:sz="4"/>
+              <w:bottom w:val="single" w:color="C9D3DF" w:sz="4"/>
+              <w:right w:val="single" w:color="C9D3DF" w:sz="4"/>
+            </w:tcBorders>
+            <w:tcMar>
+              <w:top w:type="dxa" w:w="50"/>
+              <w:left w:type="dxa" w:w="80"/>
+              <w:bottom w:type="dxa" w:w="50"/>
+              <w:right w:type="dxa" w:w="80"/>
+            </w:tcMar>
+          </w:tcPr>
+          <w:p>
+            <w:pPr>
+              <w:jc w:val="left"/>
+            </w:pPr>
+            <w:r>
+              <w:rPr>
+                <w:rFonts w:ascii="Malgun Gothic" w:cs="Malgun Gothic" w:eastAsia="Malgun Gothic" w:hAnsi="Malgun Gothic"/>
+                <w:sz w:val="17"/>
+                <w:szCs w:val="17"/>
+              </w:rPr>
+              <w:t xml:space="preserve">결과물 검수·채택</w:t>
+            </w:r>
+          </w:p>
+        </w:tc>
+      </w:tr>
+      <w:tr>
+        <w:trPr>
+          <w:cantSplit/>
+          <w:tblHeader w:val="false"/>
+        </w:trPr>
+        <w:tc>
+          <w:tcPr>
+            <w:tcW w:type="dxa" w:w="1929"/>
+            <w:tcBorders>
+              <w:top w:val="single" w:color="C9D3DF" w:sz="4"/>
+              <w:left w:val="single" w:color="C9D3DF" w:sz="4"/>
+              <w:bottom w:val="single" w:color="C9D3DF" w:sz="4"/>
+              <w:right w:val="single" w:color="C9D3DF" w:sz="4"/>
+            </w:tcBorders>
+            <w:tcMar>
+              <w:top w:type="dxa" w:w="50"/>
+              <w:left w:type="dxa" w:w="80"/>
+              <w:bottom w:type="dxa" w:w="50"/>
+              <w:right w:type="dxa" w:w="80"/>
+            </w:tcMar>
+          </w:tcPr>
+          <w:p>
+            <w:pPr>
+              <w:jc w:val="left"/>
+            </w:pPr>
+            <w:r>
+              <w:rPr>
+                <w:rFonts w:ascii="Malgun Gothic" w:cs="Malgun Gothic" w:eastAsia="Malgun Gothic" w:hAnsi="Malgun Gothic"/>
+                <w:sz w:val="17"/>
+                <w:szCs w:val="17"/>
+              </w:rPr>
+              <w:t xml:space="preserve">시연동영상(2차·본선) 2번 영상 — 편집</w:t>
+            </w:r>
+          </w:p>
+        </w:tc>
+        <w:tc>
+          <w:tcPr>
+            <w:tcW w:type="dxa" w:w="2307"/>
             <w:tcBorders>
               <w:top w:val="single" w:color="C9D3DF" w:sz="4"/>
               <w:left w:val="single" w:color="C9D3DF" w:sz="4"/>
@@ -5199,7 +5355,7 @@
         </w:tc>
         <w:tc>
           <w:tcPr>
-            <w:tcW w:type="dxa" w:w="1660"/>
+            <w:tcW w:type="dxa" w:w="1260"/>
             <w:tcBorders>
               <w:top w:val="single" w:color="C9D3DF" w:sz="4"/>
               <w:left w:val="single" w:color="C9D3DF" w:sz="4"/>
@@ -5229,37 +5385,37 @@
         </w:tc>
         <w:tc>
           <w:tcPr>
-            <w:tcW w:type="dxa" w:w="2461"/>
-            <w:tcBorders>
-              <w:top w:val="single" w:color="C9D3DF" w:sz="4"/>
-              <w:left w:val="single" w:color="C9D3DF" w:sz="4"/>
-              <w:bottom w:val="single" w:color="C9D3DF" w:sz="4"/>
-              <w:right w:val="single" w:color="C9D3DF" w:sz="4"/>
-            </w:tcBorders>
-            <w:tcMar>
-              <w:top w:type="dxa" w:w="50"/>
-              <w:left w:type="dxa" w:w="80"/>
-              <w:bottom w:type="dxa" w:w="50"/>
-              <w:right w:type="dxa" w:w="80"/>
-            </w:tcMar>
-          </w:tcPr>
-          <w:p>
-            <w:pPr>
-              <w:jc w:val="left"/>
-            </w:pPr>
-            <w:r>
-              <w:rPr>
-                <w:rFonts w:ascii="Malgun Gothic" w:cs="Malgun Gothic" w:eastAsia="Malgun Gothic" w:hAnsi="Malgun Gothic"/>
-                <w:sz w:val="17"/>
-                <w:szCs w:val="17"/>
-              </w:rPr>
-              <w:t xml:space="preserve">음향(배경음악)·영상 편집</w:t>
-            </w:r>
-          </w:p>
-        </w:tc>
-        <w:tc>
-          <w:tcPr>
-            <w:tcW w:type="dxa" w:w="2064"/>
+            <w:tcW w:type="dxa" w:w="2569"/>
+            <w:tcBorders>
+              <w:top w:val="single" w:color="C9D3DF" w:sz="4"/>
+              <w:left w:val="single" w:color="C9D3DF" w:sz="4"/>
+              <w:bottom w:val="single" w:color="C9D3DF" w:sz="4"/>
+              <w:right w:val="single" w:color="C9D3DF" w:sz="4"/>
+            </w:tcBorders>
+            <w:tcMar>
+              <w:top w:type="dxa" w:w="50"/>
+              <w:left w:type="dxa" w:w="80"/>
+              <w:bottom w:type="dxa" w:w="50"/>
+              <w:right w:type="dxa" w:w="80"/>
+            </w:tcMar>
+          </w:tcPr>
+          <w:p>
+            <w:pPr>
+              <w:jc w:val="left"/>
+            </w:pPr>
+            <w:r>
+              <w:rPr>
+                <w:rFonts w:ascii="Malgun Gothic" w:cs="Malgun Gothic" w:eastAsia="Malgun Gothic" w:hAnsi="Malgun Gothic"/>
+                <w:sz w:val="17"/>
+                <w:szCs w:val="17"/>
+              </w:rPr>
+              <w:t xml:space="preserve">녹화본에 썸네일·엔딩·배경음악(BGM)을 넣어 영상 편집</w:t>
+            </w:r>
+          </w:p>
+        </w:tc>
+        <w:tc>
+          <w:tcPr>
+            <w:tcW w:type="dxa" w:w="2139"/>
             <w:tcBorders>
               <w:top w:val="single" w:color="C9D3DF" w:sz="4"/>
               <w:left w:val="single" w:color="C9D3DF" w:sz="4"/>

--- a/deliverables/technical_description/2.오이소창원_기술명세서_수정본.docx
+++ b/deliverables/technical_description/2.오이소창원_기술명세서_수정본.docx
@@ -625,7 +625,7 @@
                 <w:sz w:val="17"/>
                 <w:szCs w:val="17"/>
               </w:rPr>
-              <w:t xml:space="preserve"> — 자연어 질문 이해 → 목표·의도 파악 → 필요한 도구 선택 → 답변 구성(OpenAI API·이용약관, 이혜경 개인 유료 API 계정 연동, 외부 API라 가중치 미제출, 연결 실패 시 규칙 기반 안내로 자동 전환) / 개발 보조: Claude Opus 5.5(추론 수준 중간)·ChatGPT(GPT-5.6 Sol)(이혜경), ChatGPT GPT-5.6 Sol·GPT-6 Astra Pro, OpenAI Codex(SOL/Light·Astra/Ultra), Gemini 3.8 Flash(조준수), ChatGPT(GPT 솔라이트 6.1)(이미영) / 로고 제작: OpenAI 이미지 생성 모델(gpt-image-2)·ChatGPT(이혜경) / 본선 발표 제작: Google NotebookLM(Gemini 기반)(이미영, PPT·1번 영상), ChatGPT GPT 솔라이트 6.1(이미영, 2번 영상 썸네일·엔딩), 비디오스튜(VideoStew)(이혜경, 2번 영상 편집·BGM) — 2번 영상 원본은 조준수의 실제 앱 화면 녹화(AI 없음)</w:t>
+              <w:t xml:space="preserve"> — 자연어 질문 이해 → 목표·의도 파악 → 필요한 도구 선택 → 답변 구성(OpenAI API·이용약관, 이혜경 개인 API 계정 연동, 외부 API라 가중치 미제출, 연결 실패 시 규칙 기반 안내로 자동 전환) / 개발 보조: Claude Opus 5.5(추론 수준 중간)·ChatGPT(GPT-5.6 Sol)(이혜경), ChatGPT GPT-5.6 Sol·GPT-6 Astra Pro, OpenAI Codex(SOL/Light·Astra/Ultra), Gemini 3.8 Flash(조준수), ChatGPT(GPT 솔라이트 6.1)(이미영) / 로고 제작: OpenAI 이미지 생성 모델(gpt-image-2)·ChatGPT(이혜경) / 본선 발표 제작: Google NotebookLM(Gemini 기반)(이미영, PPT·1번 영상), ChatGPT GPT 솔라이트 6.1(이미영, 2번 영상 썸네일·엔딩), 비디오스튜(VideoStew)(이혜경, 2번 영상 편집·BGM) — 2번 영상 원본은 조준수의 실제 앱 화면 녹화(AI 없음)</w:t>
             </w:r>
           </w:p>
         </w:tc>
@@ -1301,7 +1301,7 @@
               </w:rPr>
               <w:t xml:space="preserve">저장소: </w:t>
             </w:r>
-            <w:hyperlink w:history="1" r:id="rId3owb3magzcpk7whmk3ciq">
+            <w:hyperlink w:history="1" r:id="rIdfn3t51zr70jiuxgrrq8qk">
               <w:r>
                 <w:rPr>
                   <w:rStyle w:val="Hyperlink"/>
@@ -1324,7 +1324,7 @@
               <w:br/>
               <w:t xml:space="preserve">배포 앱: </w:t>
             </w:r>
-            <w:hyperlink w:history="1" r:id="rIdcvfb3snmg9awygmtemglm">
+            <w:hyperlink w:history="1" r:id="rIdxcc9ccytnoufb30fa7qce">
               <w:r>
                 <w:rPr>
                   <w:rStyle w:val="Hyperlink"/>
@@ -1343,7 +1343,7 @@
                 <w:sz w:val="17"/>
                 <w:szCs w:val="17"/>
               </w:rPr>
-              <w:t xml:space="preserve"> OpenAI API 키(이혜경 개인 유료 계정)는 Streamlit Secrets에만 보관(저장소에 없음)</w:t>
+              <w:t xml:space="preserve"> OpenAI API 키(이혜경 개인 계정)는 Streamlit Secrets에만 보관(저장소에 없음)</w:t>
             </w:r>
           </w:p>
         </w:tc>
@@ -1411,7 +1411,7 @@
               </w:rPr>
               <w:t xml:space="preserve">정책: 창원시 인구정책·청년정책 누리집, 창원청년정보플랫폼, 「혜택만 콕! 2026」, 경남바로서비스 등 / 생활 정보: 한국관광공사 대한민국 구석구석, 창원시·창원시설공단 누리집 / 지역말: 국립국어원 우리말샘(CC BY-SA 2.0 KR), 경남방언사전, 디지털창원문화대전 / 접수 창구: 창원시 누리집, 국민신문고, 보건복지부 109, 경남 청년마음단디센터 (항목별 공식 링크·확인일 기록) / 인구 통계: 창원시 데이터 포털(2023.12·2026.8 연령별 인구현황), 국가데이터처 2025 국내인구이동통계 / 본선 2번 영상 배경음악: 광고프레젠테이션음악|Advertisement · BGMmaester · SellBuyMusic(</w:t>
             </w:r>
-            <w:hyperlink w:history="1" r:id="rIdxl2mc5jvtfzpkqsivtufv">
+            <w:hyperlink w:history="1" r:id="rIdajcv68hnzvhecviizyaje">
               <w:r>
                 <w:rPr>
                   <w:rStyle w:val="Hyperlink"/>
@@ -1675,7 +1675,7 @@
               </w:rPr>
               <w:t xml:space="preserve">창원시 누리집(</w:t>
             </w:r>
-            <w:hyperlink w:history="1" r:id="rIdq47sr9wvrbu0kegsf4sd-">
+            <w:hyperlink w:history="1" r:id="rIds_uvcpbdo5aa2nkuy3_kr">
               <w:r>
                 <w:rPr>
                   <w:rStyle w:val="Hyperlink"/>
@@ -1694,7 +1694,7 @@
               </w:rPr>
               <w:t xml:space="preserve">) · 창원청년정보플랫폼 · 「혜택만 콕! 2026」(</w:t>
             </w:r>
-            <w:hyperlink w:history="1" r:id="rIdf7pjulldt8xnd__apmqi6">
+            <w:hyperlink w:history="1" r:id="rIdj6pfo5_gvn5ejtwa6-1jk">
               <w:r>
                 <w:rPr>
                   <w:rStyle w:val="Hyperlink"/>
@@ -1713,7 +1713,7 @@
               </w:rPr>
               <w:t xml:space="preserve">) · 경남바로서비스(</w:t>
             </w:r>
-            <w:hyperlink w:history="1" r:id="rIdjmohcmhc_nrucy_lfsoqp">
+            <w:hyperlink w:history="1" r:id="rIdjfouobn2a3pxkbtcrjvd6">
               <w:r>
                 <w:rPr>
                   <w:rStyle w:val="Hyperlink"/>
@@ -1828,7 +1828,7 @@
               </w:rPr>
               <w:t xml:space="preserve">창원시·경상남도 누리집 · 창원시설공단(</w:t>
             </w:r>
-            <w:hyperlink w:history="1" r:id="rId9m7wzu1vzpbhv7hca-ftm">
+            <w:hyperlink w:history="1" r:id="rIdwgppxbddt-ysmsustlwi1">
               <w:r>
                 <w:rPr>
                   <w:rStyle w:val="Hyperlink"/>
@@ -1847,7 +1847,7 @@
               </w:rPr>
               <w:t xml:space="preserve">) · K-패스(</w:t>
             </w:r>
-            <w:hyperlink w:history="1" r:id="rId6rqf2h-3vgkkb1hnxndk1">
+            <w:hyperlink w:history="1" r:id="rIdqg2mm-uvi3ybyh3zq6q5p">
               <w:r>
                 <w:rPr>
                   <w:rStyle w:val="Hyperlink"/>
@@ -1962,7 +1962,7 @@
               </w:rPr>
               <w:t xml:space="preserve">한국관광공사 대한민국 구석구석(</w:t>
             </w:r>
-            <w:hyperlink w:history="1" r:id="rIdgwz-jtxrza1rd2frl0ksw">
+            <w:hyperlink w:history="1" r:id="rId6rql0rpqs_vg9wbonybu8">
               <w:r>
                 <w:rPr>
                   <w:rStyle w:val="Hyperlink"/>
@@ -2077,7 +2077,7 @@
               </w:rPr>
               <w:t xml:space="preserve">국립국어원 우리말샘(</w:t>
             </w:r>
-            <w:hyperlink w:history="1" r:id="rIdvdac3mynkckdhxegx39ga">
+            <w:hyperlink w:history="1" r:id="rIdjxsrvz7paxvwjyp59vrhu">
               <w:r>
                 <w:rPr>
                   <w:rStyle w:val="Hyperlink"/>
@@ -2096,7 +2096,7 @@
               </w:rPr>
               <w:t xml:space="preserve"> CC BY-SA 2.0 KR) · 지역어 듣기 · 온라인가나다 · 경남방언사전(2017, KCI 편찬 논문) · 디지털창원문화대전(</w:t>
             </w:r>
-            <w:hyperlink w:history="1" r:id="rIdjgbd3rjj3ezzt5l7rjccj">
+            <w:hyperlink w:history="1" r:id="rIdi08ml9xzescsk-26lhdcy">
               <w:r>
                 <w:rPr>
                   <w:rStyle w:val="Hyperlink"/>
@@ -2211,7 +2211,7 @@
               </w:rPr>
               <w:t xml:space="preserve">창원시 누리집 · 국민신문고(</w:t>
             </w:r>
-            <w:hyperlink w:history="1" r:id="rIdbcimpye8kwzffzxf2_4jf">
+            <w:hyperlink w:history="1" r:id="rId0vwm5hdd9sefyadisitni">
               <w:r>
                 <w:rPr>
                   <w:rStyle w:val="Hyperlink"/>
@@ -2230,7 +2230,7 @@
               </w:rPr>
               <w:t xml:space="preserve">) · 자살예방상담전화 109(</w:t>
             </w:r>
-            <w:hyperlink w:history="1" r:id="rIdswa1ltperiyr4x4upq4rf">
+            <w:hyperlink w:history="1" r:id="rIdm41rt_aqgryibfge6y3ql">
               <w:r>
                 <w:rPr>
                   <w:rStyle w:val="Hyperlink"/>
@@ -2249,7 +2249,7 @@
               </w:rPr>
               <w:t xml:space="preserve">) · 경남 청년마음단디센터(</w:t>
             </w:r>
-            <w:hyperlink w:history="1" r:id="rIdzafrfgafyyxvudxzcbcrp">
+            <w:hyperlink w:history="1" r:id="rIdxqyx7yvr5oeiysiwmg-ki">
               <w:r>
                 <w:rPr>
                   <w:rStyle w:val="Hyperlink"/>
@@ -2364,7 +2364,7 @@
               </w:rPr>
               <w:t xml:space="preserve">창원시 데이터 포털(</w:t>
             </w:r>
-            <w:hyperlink w:history="1" r:id="rId4rfk0qisqoiz0tqzjnjrv">
+            <w:hyperlink w:history="1" r:id="rId-gcyrdemczxkraqsoqkth">
               <w:r>
                 <w:rPr>
                   <w:rStyle w:val="Hyperlink"/>
@@ -2383,7 +2383,7 @@
               </w:rPr>
               <w:t xml:space="preserve">) 2023.12·2026.8 인구현황 · 국가데이터처 2025 국내인구이동통계(</w:t>
             </w:r>
-            <w:hyperlink w:history="1" r:id="rIdyvi-bmiezuqljy7xf-wl_">
+            <w:hyperlink w:history="1" r:id="rId6lvfv1k8biagkmh3olnym">
               <w:r>
                 <w:rPr>
                   <w:rStyle w:val="Hyperlink"/>
@@ -2564,7 +2564,7 @@
               </w:rPr>
               <w:t xml:space="preserve">OpenAI GPT-4.1 mini(gpt-4.1-mini, </w:t>
             </w:r>
-            <w:hyperlink w:history="1" r:id="rIdxdlblbbbgfjoufu3shhds">
+            <w:hyperlink w:history="1" r:id="rIdneby4stj8vgeqctn9u49k">
               <w:r>
                 <w:rPr>
                   <w:rStyle w:val="Hyperlink"/>
@@ -2581,7 +2581,7 @@
                 <w:sz w:val="17"/>
                 <w:szCs w:val="17"/>
               </w:rPr>
-              <w:t xml:space="preserve">) — OpenAI API 이용약관, 이혜경 개인 유료 API 계정으로 연동, 외부 API 모델이라 가중치 미제출</w:t>
+              <w:t xml:space="preserve">) — OpenAI API 이용약관, 이혜경 개인 API 계정으로 연동, 외부 API 모델이라 가중치 미제출</w:t>
             </w:r>
           </w:p>
         </w:tc>
@@ -2715,7 +2715,7 @@
               </w:rPr>
               <w:t xml:space="preserve">노래 : 광고프레젠테이션음악|Advertisement / 아티스트 : BGMmaester / 라이센스 제공자 : SellBuyMusic </w:t>
             </w:r>
-            <w:hyperlink w:history="1" r:id="rIdtpzgurri9wkwxvevufmkg">
+            <w:hyperlink w:history="1" r:id="rIdm2svpgz9scqvpjdmznjw1">
               <w:r>
                 <w:rPr>
                   <w:rStyle w:val="Hyperlink"/>

--- a/deliverables/technical_description/2.오이소창원_기술명세서_수정본.docx
+++ b/deliverables/technical_description/2.오이소창원_기술명세서_수정본.docx
@@ -625,7 +625,7 @@
                 <w:sz w:val="17"/>
                 <w:szCs w:val="17"/>
               </w:rPr>
-              <w:t xml:space="preserve"> — 자연어 질문 이해 → 목표·의도 파악 → 필요한 도구 선택 → 답변 구성(OpenAI API·이용약관, 이혜경 개인 API 계정 연동, 외부 API라 가중치 미제출, 연결 실패 시 규칙 기반 안내로 자동 전환) / 개발 보조: Claude Opus 5.5(추론 수준 중간)·ChatGPT(GPT-5.6 Sol)(이혜경), ChatGPT GPT-5.6 Sol·GPT-6 Astra Pro, OpenAI Codex(SOL/Light·Astra/Ultra), Gemini 3.8 Flash(조준수), ChatGPT(GPT 솔라이트 6.1)(이미영) / 로고 제작: OpenAI 이미지 생성 모델(gpt-image-2)·ChatGPT(이혜경) / 본선 발표 제작: Google NotebookLM(Gemini 기반)(이미영, PPT·1번 영상), ChatGPT GPT 솔라이트 6.1(이미영, 2번 영상 썸네일·엔딩), 비디오스튜(VideoStew)(이혜경, 2번 영상 편집·BGM) — 2번 영상 원본은 조준수의 실제 앱 화면 녹화(AI 없음)</w:t>
+              <w:t xml:space="preserve"> — 자연어 질문 이해 → 목표·의도 파악 → 필요한 도구 선택 → 답변 구성(OpenAI API·이용약관, 이혜경 개인 API 계정 연동, 외부 API라 가중치 미제출, 연결 실패 시 규칙 기반 안내로 자동 전환) / 개발 보조: Claude Opus 5.5(추론 수준 중간)·ChatGPT(GPT-5.6 Sol)(이혜경), ChatGPT GPT-5.6 Sol·GPT-6 Astra Pro, OpenAI Codex(SOL/Light·Astra/Ultra), Gemini 3.8 Flash(조준수), ChatGPT(GPT 솔라이트 6.1)(이미영) / 로고 제작: OpenAI 이미지 생성 모델(gpt-image-2)·ChatGPT(이혜경) / 본선 발표 제작: Google NotebookLM(Gemini 기반)(이미영, PPT·1번 영상), ChatGPT GPT 솔라이트 6.1(이미영, 2번 영상 썸네일·엔딩), 비디오스튜(VideoStew)(이혜경, 2번 영상 편집·BGM) — 2번 영상 원본은 조준수의 실제 앱 화면 녹화 영상(2분 57초)</w:t>
             </w:r>
           </w:p>
         </w:tc>
@@ -1301,7 +1301,7 @@
               </w:rPr>
               <w:t xml:space="preserve">저장소: </w:t>
             </w:r>
-            <w:hyperlink w:history="1" r:id="rIdfn3t51zr70jiuxgrrq8qk">
+            <w:hyperlink w:history="1" r:id="rIdzqgjufmbdukrmffx2kg0f">
               <w:r>
                 <w:rPr>
                   <w:rStyle w:val="Hyperlink"/>
@@ -1324,7 +1324,7 @@
               <w:br/>
               <w:t xml:space="preserve">배포 앱: </w:t>
             </w:r>
-            <w:hyperlink w:history="1" r:id="rIdxcc9ccytnoufb30fa7qce">
+            <w:hyperlink w:history="1" r:id="rIdfcd1ums-t0h_a-uzjkg2f">
               <w:r>
                 <w:rPr>
                   <w:rStyle w:val="Hyperlink"/>
@@ -1411,7 +1411,7 @@
               </w:rPr>
               <w:t xml:space="preserve">정책: 창원시 인구정책·청년정책 누리집, 창원청년정보플랫폼, 「혜택만 콕! 2026」, 경남바로서비스 등 / 생활 정보: 한국관광공사 대한민국 구석구석, 창원시·창원시설공단 누리집 / 지역말: 국립국어원 우리말샘(CC BY-SA 2.0 KR), 경남방언사전, 디지털창원문화대전 / 접수 창구: 창원시 누리집, 국민신문고, 보건복지부 109, 경남 청년마음단디센터 (항목별 공식 링크·확인일 기록) / 인구 통계: 창원시 데이터 포털(2023.12·2026.8 연령별 인구현황), 국가데이터처 2025 국내인구이동통계 / 본선 2번 영상 배경음악: 광고프레젠테이션음악|Advertisement · BGMmaester · SellBuyMusic(</w:t>
             </w:r>
-            <w:hyperlink w:history="1" r:id="rIdajcv68hnzvhecviizyaje">
+            <w:hyperlink w:history="1" r:id="rId0imuuxo5namhvhk4c2xva">
               <w:r>
                 <w:rPr>
                   <w:rStyle w:val="Hyperlink"/>
@@ -1675,7 +1675,7 @@
               </w:rPr>
               <w:t xml:space="preserve">창원시 누리집(</w:t>
             </w:r>
-            <w:hyperlink w:history="1" r:id="rIds_uvcpbdo5aa2nkuy3_kr">
+            <w:hyperlink w:history="1" r:id="rIdno2bnmr62ry0okkdgxaaa">
               <w:r>
                 <w:rPr>
                   <w:rStyle w:val="Hyperlink"/>
@@ -1694,7 +1694,7 @@
               </w:rPr>
               <w:t xml:space="preserve">) · 창원청년정보플랫폼 · 「혜택만 콕! 2026」(</w:t>
             </w:r>
-            <w:hyperlink w:history="1" r:id="rIdj6pfo5_gvn5ejtwa6-1jk">
+            <w:hyperlink w:history="1" r:id="rIdhq3x2u0fouxrzkhs723qm">
               <w:r>
                 <w:rPr>
                   <w:rStyle w:val="Hyperlink"/>
@@ -1713,7 +1713,7 @@
               </w:rPr>
               <w:t xml:space="preserve">) · 경남바로서비스(</w:t>
             </w:r>
-            <w:hyperlink w:history="1" r:id="rIdjfouobn2a3pxkbtcrjvd6">
+            <w:hyperlink w:history="1" r:id="rIdmk-inh-khe9frhabi8bd5">
               <w:r>
                 <w:rPr>
                   <w:rStyle w:val="Hyperlink"/>
@@ -1828,7 +1828,7 @@
               </w:rPr>
               <w:t xml:space="preserve">창원시·경상남도 누리집 · 창원시설공단(</w:t>
             </w:r>
-            <w:hyperlink w:history="1" r:id="rIdwgppxbddt-ysmsustlwi1">
+            <w:hyperlink w:history="1" r:id="rId99onbfaqjvnjzdgcnmhfu">
               <w:r>
                 <w:rPr>
                   <w:rStyle w:val="Hyperlink"/>
@@ -1847,7 +1847,7 @@
               </w:rPr>
               <w:t xml:space="preserve">) · K-패스(</w:t>
             </w:r>
-            <w:hyperlink w:history="1" r:id="rIdqg2mm-uvi3ybyh3zq6q5p">
+            <w:hyperlink w:history="1" r:id="rIdzidywiltxxxnaciukamwf">
               <w:r>
                 <w:rPr>
                   <w:rStyle w:val="Hyperlink"/>
@@ -1962,7 +1962,7 @@
               </w:rPr>
               <w:t xml:space="preserve">한국관광공사 대한민국 구석구석(</w:t>
             </w:r>
-            <w:hyperlink w:history="1" r:id="rId6rql0rpqs_vg9wbonybu8">
+            <w:hyperlink w:history="1" r:id="rIdzqkwqtmc9wm0ql-3te3z3">
               <w:r>
                 <w:rPr>
                   <w:rStyle w:val="Hyperlink"/>
@@ -2077,7 +2077,7 @@
               </w:rPr>
               <w:t xml:space="preserve">국립국어원 우리말샘(</w:t>
             </w:r>
-            <w:hyperlink w:history="1" r:id="rIdjxsrvz7paxvwjyp59vrhu">
+            <w:hyperlink w:history="1" r:id="rIdriabwaeyb345umg-68rwy">
               <w:r>
                 <w:rPr>
                   <w:rStyle w:val="Hyperlink"/>
@@ -2096,7 +2096,7 @@
               </w:rPr>
               <w:t xml:space="preserve"> CC BY-SA 2.0 KR) · 지역어 듣기 · 온라인가나다 · 경남방언사전(2017, KCI 편찬 논문) · 디지털창원문화대전(</w:t>
             </w:r>
-            <w:hyperlink w:history="1" r:id="rIdi08ml9xzescsk-26lhdcy">
+            <w:hyperlink w:history="1" r:id="rIdv919qdrdlqgxcb2yl6bxk">
               <w:r>
                 <w:rPr>
                   <w:rStyle w:val="Hyperlink"/>
@@ -2211,7 +2211,7 @@
               </w:rPr>
               <w:t xml:space="preserve">창원시 누리집 · 국민신문고(</w:t>
             </w:r>
-            <w:hyperlink w:history="1" r:id="rId0vwm5hdd9sefyadisitni">
+            <w:hyperlink w:history="1" r:id="rIdi4ixx0n65y8kzeojiqq7y">
               <w:r>
                 <w:rPr>
                   <w:rStyle w:val="Hyperlink"/>
@@ -2230,7 +2230,7 @@
               </w:rPr>
               <w:t xml:space="preserve">) · 자살예방상담전화 109(</w:t>
             </w:r>
-            <w:hyperlink w:history="1" r:id="rIdm41rt_aqgryibfge6y3ql">
+            <w:hyperlink w:history="1" r:id="rIdeev05cze3uwc5rebpcdkd">
               <w:r>
                 <w:rPr>
                   <w:rStyle w:val="Hyperlink"/>
@@ -2249,7 +2249,7 @@
               </w:rPr>
               <w:t xml:space="preserve">) · 경남 청년마음단디센터(</w:t>
             </w:r>
-            <w:hyperlink w:history="1" r:id="rIdxqyx7yvr5oeiysiwmg-ki">
+            <w:hyperlink w:history="1" r:id="rId-dy7-1vl4hguu_yifuagd">
               <w:r>
                 <w:rPr>
                   <w:rStyle w:val="Hyperlink"/>
@@ -2364,7 +2364,7 @@
               </w:rPr>
               <w:t xml:space="preserve">창원시 데이터 포털(</w:t>
             </w:r>
-            <w:hyperlink w:history="1" r:id="rId-gcyrdemczxkraqsoqkth">
+            <w:hyperlink w:history="1" r:id="rIdq4-vl85gbsrcrogeyyfxw">
               <w:r>
                 <w:rPr>
                   <w:rStyle w:val="Hyperlink"/>
@@ -2383,7 +2383,7 @@
               </w:rPr>
               <w:t xml:space="preserve">) 2023.12·2026.8 인구현황 · 국가데이터처 2025 국내인구이동통계(</w:t>
             </w:r>
-            <w:hyperlink w:history="1" r:id="rId6lvfv1k8biagkmh3olnym">
+            <w:hyperlink w:history="1" r:id="rIdpik8rjf3x3nei0rvtj0sw">
               <w:r>
                 <w:rPr>
                   <w:rStyle w:val="Hyperlink"/>
@@ -2564,7 +2564,7 @@
               </w:rPr>
               <w:t xml:space="preserve">OpenAI GPT-4.1 mini(gpt-4.1-mini, </w:t>
             </w:r>
-            <w:hyperlink w:history="1" r:id="rIdneby4stj8vgeqctn9u49k">
+            <w:hyperlink w:history="1" r:id="rIdobwhqbn0qilnui3v4_bzo">
               <w:r>
                 <w:rPr>
                   <w:rStyle w:val="Hyperlink"/>
@@ -2715,7 +2715,7 @@
               </w:rPr>
               <w:t xml:space="preserve">노래 : 광고프레젠테이션음악|Advertisement / 아티스트 : BGMmaester / 라이센스 제공자 : SellBuyMusic </w:t>
             </w:r>
-            <w:hyperlink w:history="1" r:id="rIdm2svpgz9scqvpjdmznjw1">
+            <w:hyperlink w:history="1" r:id="rIdhym2x9lg_kdgxbkk36l5o">
               <w:r>
                 <w:rPr>
                   <w:rStyle w:val="Hyperlink"/>
@@ -2766,11 +2766,11 @@
         </w:tblBorders>
       </w:tblPr>
       <w:tblGrid>
-        <w:gridCol w:w="1929"/>
-        <w:gridCol w:w="2307"/>
+        <w:gridCol w:w="1918"/>
+        <w:gridCol w:w="2278"/>
         <w:gridCol w:w="1260"/>
-        <w:gridCol w:w="2569"/>
-        <w:gridCol w:w="2139"/>
+        <w:gridCol w:w="2603"/>
+        <w:gridCol w:w="2145"/>
       </w:tblGrid>
       <w:tr>
         <w:trPr>
@@ -2779,7 +2779,7 @@
         </w:trPr>
         <w:tc>
           <w:tcPr>
-            <w:tcW w:type="dxa" w:w="1929"/>
+            <w:tcW w:type="dxa" w:w="1918"/>
             <w:tcBorders>
               <w:top w:val="single" w:color="C9D3DF" w:sz="4"/>
               <w:left w:val="single" w:color="C9D3DF" w:sz="4"/>
@@ -2813,7 +2813,7 @@
         </w:tc>
         <w:tc>
           <w:tcPr>
-            <w:tcW w:type="dxa" w:w="2307"/>
+            <w:tcW w:type="dxa" w:w="2278"/>
             <w:tcBorders>
               <w:top w:val="single" w:color="C9D3DF" w:sz="4"/>
               <w:left w:val="single" w:color="C9D3DF" w:sz="4"/>
@@ -2881,7 +2881,7 @@
         </w:tc>
         <w:tc>
           <w:tcPr>
-            <w:tcW w:type="dxa" w:w="2569"/>
+            <w:tcW w:type="dxa" w:w="2603"/>
             <w:tcBorders>
               <w:top w:val="single" w:color="C9D3DF" w:sz="4"/>
               <w:left w:val="single" w:color="C9D3DF" w:sz="4"/>
@@ -2915,7 +2915,7 @@
         </w:tc>
         <w:tc>
           <w:tcPr>
-            <w:tcW w:type="dxa" w:w="2139"/>
+            <w:tcW w:type="dxa" w:w="2145"/>
             <w:tcBorders>
               <w:top w:val="single" w:color="C9D3DF" w:sz="4"/>
               <w:left w:val="single" w:color="C9D3DF" w:sz="4"/>
@@ -2955,7 +2955,7 @@
         </w:trPr>
         <w:tc>
           <w:tcPr>
-            <w:tcW w:type="dxa" w:w="1929"/>
+            <w:tcW w:type="dxa" w:w="1918"/>
             <w:tcBorders>
               <w:top w:val="single" w:color="C9D3DF" w:sz="4"/>
               <w:left w:val="single" w:color="C9D3DF" w:sz="4"/>
@@ -2985,7 +2985,7 @@
         </w:tc>
         <w:tc>
           <w:tcPr>
-            <w:tcW w:type="dxa" w:w="2307"/>
+            <w:tcW w:type="dxa" w:w="2278"/>
             <w:tcBorders>
               <w:top w:val="single" w:color="C9D3DF" w:sz="4"/>
               <w:left w:val="single" w:color="C9D3DF" w:sz="4"/>
@@ -3045,7 +3045,7 @@
         </w:tc>
         <w:tc>
           <w:tcPr>
-            <w:tcW w:type="dxa" w:w="2569"/>
+            <w:tcW w:type="dxa" w:w="2603"/>
             <w:tcBorders>
               <w:top w:val="single" w:color="C9D3DF" w:sz="4"/>
               <w:left w:val="single" w:color="C9D3DF" w:sz="4"/>
@@ -3075,7 +3075,7 @@
         </w:tc>
         <w:tc>
           <w:tcPr>
-            <w:tcW w:type="dxa" w:w="2139"/>
+            <w:tcW w:type="dxa" w:w="2145"/>
             <w:tcBorders>
               <w:top w:val="single" w:color="C9D3DF" w:sz="4"/>
               <w:left w:val="single" w:color="C9D3DF" w:sz="4"/>
@@ -3111,7 +3111,7 @@
         </w:trPr>
         <w:tc>
           <w:tcPr>
-            <w:tcW w:type="dxa" w:w="1929"/>
+            <w:tcW w:type="dxa" w:w="1918"/>
             <w:tcBorders>
               <w:top w:val="single" w:color="C9D3DF" w:sz="4"/>
               <w:left w:val="single" w:color="C9D3DF" w:sz="4"/>
@@ -3141,7 +3141,7 @@
         </w:tc>
         <w:tc>
           <w:tcPr>
-            <w:tcW w:type="dxa" w:w="2307"/>
+            <w:tcW w:type="dxa" w:w="2278"/>
             <w:tcBorders>
               <w:top w:val="single" w:color="C9D3DF" w:sz="4"/>
               <w:left w:val="single" w:color="C9D3DF" w:sz="4"/>
@@ -3201,7 +3201,7 @@
         </w:tc>
         <w:tc>
           <w:tcPr>
-            <w:tcW w:type="dxa" w:w="2569"/>
+            <w:tcW w:type="dxa" w:w="2603"/>
             <w:tcBorders>
               <w:top w:val="single" w:color="C9D3DF" w:sz="4"/>
               <w:left w:val="single" w:color="C9D3DF" w:sz="4"/>
@@ -3231,7 +3231,7 @@
         </w:tc>
         <w:tc>
           <w:tcPr>
-            <w:tcW w:type="dxa" w:w="2139"/>
+            <w:tcW w:type="dxa" w:w="2145"/>
             <w:tcBorders>
               <w:top w:val="single" w:color="C9D3DF" w:sz="4"/>
               <w:left w:val="single" w:color="C9D3DF" w:sz="4"/>
@@ -3267,7 +3267,7 @@
         </w:trPr>
         <w:tc>
           <w:tcPr>
-            <w:tcW w:type="dxa" w:w="1929"/>
+            <w:tcW w:type="dxa" w:w="1918"/>
             <w:tcBorders>
               <w:top w:val="single" w:color="C9D3DF" w:sz="4"/>
               <w:left w:val="single" w:color="C9D3DF" w:sz="4"/>
@@ -3297,7 +3297,7 @@
         </w:tc>
         <w:tc>
           <w:tcPr>
-            <w:tcW w:type="dxa" w:w="2307"/>
+            <w:tcW w:type="dxa" w:w="2278"/>
             <w:tcBorders>
               <w:top w:val="single" w:color="C9D3DF" w:sz="4"/>
               <w:left w:val="single" w:color="C9D3DF" w:sz="4"/>
@@ -3357,7 +3357,7 @@
         </w:tc>
         <w:tc>
           <w:tcPr>
-            <w:tcW w:type="dxa" w:w="2569"/>
+            <w:tcW w:type="dxa" w:w="2603"/>
             <w:tcBorders>
               <w:top w:val="single" w:color="C9D3DF" w:sz="4"/>
               <w:left w:val="single" w:color="C9D3DF" w:sz="4"/>
@@ -3387,7 +3387,7 @@
         </w:tc>
         <w:tc>
           <w:tcPr>
-            <w:tcW w:type="dxa" w:w="2139"/>
+            <w:tcW w:type="dxa" w:w="2145"/>
             <w:tcBorders>
               <w:top w:val="single" w:color="C9D3DF" w:sz="4"/>
               <w:left w:val="single" w:color="C9D3DF" w:sz="4"/>
@@ -3423,7 +3423,7 @@
         </w:trPr>
         <w:tc>
           <w:tcPr>
-            <w:tcW w:type="dxa" w:w="1929"/>
+            <w:tcW w:type="dxa" w:w="1918"/>
             <w:tcBorders>
               <w:top w:val="single" w:color="C9D3DF" w:sz="4"/>
               <w:left w:val="single" w:color="C9D3DF" w:sz="4"/>
@@ -3453,7 +3453,7 @@
         </w:tc>
         <w:tc>
           <w:tcPr>
-            <w:tcW w:type="dxa" w:w="2307"/>
+            <w:tcW w:type="dxa" w:w="2278"/>
             <w:tcBorders>
               <w:top w:val="single" w:color="C9D3DF" w:sz="4"/>
               <w:left w:val="single" w:color="C9D3DF" w:sz="4"/>
@@ -3513,7 +3513,7 @@
         </w:tc>
         <w:tc>
           <w:tcPr>
-            <w:tcW w:type="dxa" w:w="2569"/>
+            <w:tcW w:type="dxa" w:w="2603"/>
             <w:tcBorders>
               <w:top w:val="single" w:color="C9D3DF" w:sz="4"/>
               <w:left w:val="single" w:color="C9D3DF" w:sz="4"/>
@@ -3543,7 +3543,7 @@
         </w:tc>
         <w:tc>
           <w:tcPr>
-            <w:tcW w:type="dxa" w:w="2139"/>
+            <w:tcW w:type="dxa" w:w="2145"/>
             <w:tcBorders>
               <w:top w:val="single" w:color="C9D3DF" w:sz="4"/>
               <w:left w:val="single" w:color="C9D3DF" w:sz="4"/>
@@ -3579,7 +3579,7 @@
         </w:trPr>
         <w:tc>
           <w:tcPr>
-            <w:tcW w:type="dxa" w:w="1929"/>
+            <w:tcW w:type="dxa" w:w="1918"/>
             <w:tcBorders>
               <w:top w:val="single" w:color="C9D3DF" w:sz="4"/>
               <w:left w:val="single" w:color="C9D3DF" w:sz="4"/>
@@ -3609,7 +3609,7 @@
         </w:tc>
         <w:tc>
           <w:tcPr>
-            <w:tcW w:type="dxa" w:w="2307"/>
+            <w:tcW w:type="dxa" w:w="2278"/>
             <w:tcBorders>
               <w:top w:val="single" w:color="C9D3DF" w:sz="4"/>
               <w:left w:val="single" w:color="C9D3DF" w:sz="4"/>
@@ -3669,7 +3669,7 @@
         </w:tc>
         <w:tc>
           <w:tcPr>
-            <w:tcW w:type="dxa" w:w="2569"/>
+            <w:tcW w:type="dxa" w:w="2603"/>
             <w:tcBorders>
               <w:top w:val="single" w:color="C9D3DF" w:sz="4"/>
               <w:left w:val="single" w:color="C9D3DF" w:sz="4"/>
@@ -3699,7 +3699,7 @@
         </w:tc>
         <w:tc>
           <w:tcPr>
-            <w:tcW w:type="dxa" w:w="2139"/>
+            <w:tcW w:type="dxa" w:w="2145"/>
             <w:tcBorders>
               <w:top w:val="single" w:color="C9D3DF" w:sz="4"/>
               <w:left w:val="single" w:color="C9D3DF" w:sz="4"/>
@@ -3735,7 +3735,7 @@
         </w:trPr>
         <w:tc>
           <w:tcPr>
-            <w:tcW w:type="dxa" w:w="1929"/>
+            <w:tcW w:type="dxa" w:w="1918"/>
             <w:tcBorders>
               <w:top w:val="single" w:color="C9D3DF" w:sz="4"/>
               <w:left w:val="single" w:color="C9D3DF" w:sz="4"/>
@@ -3765,7 +3765,7 @@
         </w:tc>
         <w:tc>
           <w:tcPr>
-            <w:tcW w:type="dxa" w:w="2307"/>
+            <w:tcW w:type="dxa" w:w="2278"/>
             <w:tcBorders>
               <w:top w:val="single" w:color="C9D3DF" w:sz="4"/>
               <w:left w:val="single" w:color="C9D3DF" w:sz="4"/>
@@ -3825,7 +3825,7 @@
         </w:tc>
         <w:tc>
           <w:tcPr>
-            <w:tcW w:type="dxa" w:w="2569"/>
+            <w:tcW w:type="dxa" w:w="2603"/>
             <w:tcBorders>
               <w:top w:val="single" w:color="C9D3DF" w:sz="4"/>
               <w:left w:val="single" w:color="C9D3DF" w:sz="4"/>
@@ -3855,7 +3855,7 @@
         </w:tc>
         <w:tc>
           <w:tcPr>
-            <w:tcW w:type="dxa" w:w="2139"/>
+            <w:tcW w:type="dxa" w:w="2145"/>
             <w:tcBorders>
               <w:top w:val="single" w:color="C9D3DF" w:sz="4"/>
               <w:left w:val="single" w:color="C9D3DF" w:sz="4"/>
@@ -3891,7 +3891,7 @@
         </w:trPr>
         <w:tc>
           <w:tcPr>
-            <w:tcW w:type="dxa" w:w="1929"/>
+            <w:tcW w:type="dxa" w:w="1918"/>
             <w:tcBorders>
               <w:top w:val="single" w:color="C9D3DF" w:sz="4"/>
               <w:left w:val="single" w:color="C9D3DF" w:sz="4"/>
@@ -3921,7 +3921,7 @@
         </w:tc>
         <w:tc>
           <w:tcPr>
-            <w:tcW w:type="dxa" w:w="2307"/>
+            <w:tcW w:type="dxa" w:w="2278"/>
             <w:tcBorders>
               <w:top w:val="single" w:color="C9D3DF" w:sz="4"/>
               <w:left w:val="single" w:color="C9D3DF" w:sz="4"/>
@@ -3981,7 +3981,7 @@
         </w:tc>
         <w:tc>
           <w:tcPr>
-            <w:tcW w:type="dxa" w:w="2569"/>
+            <w:tcW w:type="dxa" w:w="2603"/>
             <w:tcBorders>
               <w:top w:val="single" w:color="C9D3DF" w:sz="4"/>
               <w:left w:val="single" w:color="C9D3DF" w:sz="4"/>
@@ -4011,7 +4011,7 @@
         </w:tc>
         <w:tc>
           <w:tcPr>
-            <w:tcW w:type="dxa" w:w="2139"/>
+            <w:tcW w:type="dxa" w:w="2145"/>
             <w:tcBorders>
               <w:top w:val="single" w:color="C9D3DF" w:sz="4"/>
               <w:left w:val="single" w:color="C9D3DF" w:sz="4"/>
@@ -4047,7 +4047,7 @@
         </w:trPr>
         <w:tc>
           <w:tcPr>
-            <w:tcW w:type="dxa" w:w="1929"/>
+            <w:tcW w:type="dxa" w:w="1918"/>
             <w:tcBorders>
               <w:top w:val="single" w:color="C9D3DF" w:sz="4"/>
               <w:left w:val="single" w:color="C9D3DF" w:sz="4"/>
@@ -4077,7 +4077,7 @@
         </w:tc>
         <w:tc>
           <w:tcPr>
-            <w:tcW w:type="dxa" w:w="2307"/>
+            <w:tcW w:type="dxa" w:w="2278"/>
             <w:tcBorders>
               <w:top w:val="single" w:color="C9D3DF" w:sz="4"/>
               <w:left w:val="single" w:color="C9D3DF" w:sz="4"/>
@@ -4137,7 +4137,7 @@
         </w:tc>
         <w:tc>
           <w:tcPr>
-            <w:tcW w:type="dxa" w:w="2569"/>
+            <w:tcW w:type="dxa" w:w="2603"/>
             <w:tcBorders>
               <w:top w:val="single" w:color="C9D3DF" w:sz="4"/>
               <w:left w:val="single" w:color="C9D3DF" w:sz="4"/>
@@ -4167,7 +4167,7 @@
         </w:tc>
         <w:tc>
           <w:tcPr>
-            <w:tcW w:type="dxa" w:w="2139"/>
+            <w:tcW w:type="dxa" w:w="2145"/>
             <w:tcBorders>
               <w:top w:val="single" w:color="C9D3DF" w:sz="4"/>
               <w:left w:val="single" w:color="C9D3DF" w:sz="4"/>
@@ -4203,7 +4203,7 @@
         </w:trPr>
         <w:tc>
           <w:tcPr>
-            <w:tcW w:type="dxa" w:w="1929"/>
+            <w:tcW w:type="dxa" w:w="1918"/>
             <w:tcBorders>
               <w:top w:val="single" w:color="C9D3DF" w:sz="4"/>
               <w:left w:val="single" w:color="C9D3DF" w:sz="4"/>
@@ -4233,7 +4233,7 @@
         </w:tc>
         <w:tc>
           <w:tcPr>
-            <w:tcW w:type="dxa" w:w="2307"/>
+            <w:tcW w:type="dxa" w:w="2278"/>
             <w:tcBorders>
               <w:top w:val="single" w:color="C9D3DF" w:sz="4"/>
               <w:left w:val="single" w:color="C9D3DF" w:sz="4"/>
@@ -4293,7 +4293,7 @@
         </w:tc>
         <w:tc>
           <w:tcPr>
-            <w:tcW w:type="dxa" w:w="2569"/>
+            <w:tcW w:type="dxa" w:w="2603"/>
             <w:tcBorders>
               <w:top w:val="single" w:color="C9D3DF" w:sz="4"/>
               <w:left w:val="single" w:color="C9D3DF" w:sz="4"/>
@@ -4323,7 +4323,7 @@
         </w:tc>
         <w:tc>
           <w:tcPr>
-            <w:tcW w:type="dxa" w:w="2139"/>
+            <w:tcW w:type="dxa" w:w="2145"/>
             <w:tcBorders>
               <w:top w:val="single" w:color="C9D3DF" w:sz="4"/>
               <w:left w:val="single" w:color="C9D3DF" w:sz="4"/>
@@ -4359,7 +4359,7 @@
         </w:trPr>
         <w:tc>
           <w:tcPr>
-            <w:tcW w:type="dxa" w:w="1929"/>
+            <w:tcW w:type="dxa" w:w="1918"/>
             <w:tcBorders>
               <w:top w:val="single" w:color="C9D3DF" w:sz="4"/>
               <w:left w:val="single" w:color="C9D3DF" w:sz="4"/>
@@ -4389,7 +4389,7 @@
         </w:tc>
         <w:tc>
           <w:tcPr>
-            <w:tcW w:type="dxa" w:w="2307"/>
+            <w:tcW w:type="dxa" w:w="2278"/>
             <w:tcBorders>
               <w:top w:val="single" w:color="C9D3DF" w:sz="4"/>
               <w:left w:val="single" w:color="C9D3DF" w:sz="4"/>
@@ -4449,7 +4449,7 @@
         </w:tc>
         <w:tc>
           <w:tcPr>
-            <w:tcW w:type="dxa" w:w="2569"/>
+            <w:tcW w:type="dxa" w:w="2603"/>
             <w:tcBorders>
               <w:top w:val="single" w:color="C9D3DF" w:sz="4"/>
               <w:left w:val="single" w:color="C9D3DF" w:sz="4"/>
@@ -4479,7 +4479,7 @@
         </w:tc>
         <w:tc>
           <w:tcPr>
-            <w:tcW w:type="dxa" w:w="2139"/>
+            <w:tcW w:type="dxa" w:w="2145"/>
             <w:tcBorders>
               <w:top w:val="single" w:color="C9D3DF" w:sz="4"/>
               <w:left w:val="single" w:color="C9D3DF" w:sz="4"/>
@@ -4515,7 +4515,7 @@
         </w:trPr>
         <w:tc>
           <w:tcPr>
-            <w:tcW w:type="dxa" w:w="1929"/>
+            <w:tcW w:type="dxa" w:w="1918"/>
             <w:tcBorders>
               <w:top w:val="single" w:color="C9D3DF" w:sz="4"/>
               <w:left w:val="single" w:color="C9D3DF" w:sz="4"/>
@@ -4545,7 +4545,7 @@
         </w:tc>
         <w:tc>
           <w:tcPr>
-            <w:tcW w:type="dxa" w:w="2307"/>
+            <w:tcW w:type="dxa" w:w="2278"/>
             <w:tcBorders>
               <w:top w:val="single" w:color="C9D3DF" w:sz="4"/>
               <w:left w:val="single" w:color="C9D3DF" w:sz="4"/>
@@ -4605,7 +4605,7 @@
         </w:tc>
         <w:tc>
           <w:tcPr>
-            <w:tcW w:type="dxa" w:w="2569"/>
+            <w:tcW w:type="dxa" w:w="2603"/>
             <w:tcBorders>
               <w:top w:val="single" w:color="C9D3DF" w:sz="4"/>
               <w:left w:val="single" w:color="C9D3DF" w:sz="4"/>
@@ -4635,7 +4635,7 @@
         </w:tc>
         <w:tc>
           <w:tcPr>
-            <w:tcW w:type="dxa" w:w="2139"/>
+            <w:tcW w:type="dxa" w:w="2145"/>
             <w:tcBorders>
               <w:top w:val="single" w:color="C9D3DF" w:sz="4"/>
               <w:left w:val="single" w:color="C9D3DF" w:sz="4"/>
@@ -4671,7 +4671,7 @@
         </w:trPr>
         <w:tc>
           <w:tcPr>
-            <w:tcW w:type="dxa" w:w="1929"/>
+            <w:tcW w:type="dxa" w:w="1918"/>
             <w:tcBorders>
               <w:top w:val="single" w:color="C9D3DF" w:sz="4"/>
               <w:left w:val="single" w:color="C9D3DF" w:sz="4"/>
@@ -4701,7 +4701,7 @@
         </w:tc>
         <w:tc>
           <w:tcPr>
-            <w:tcW w:type="dxa" w:w="2307"/>
+            <w:tcW w:type="dxa" w:w="2278"/>
             <w:tcBorders>
               <w:top w:val="single" w:color="C9D3DF" w:sz="4"/>
               <w:left w:val="single" w:color="C9D3DF" w:sz="4"/>
@@ -4761,7 +4761,7 @@
         </w:tc>
         <w:tc>
           <w:tcPr>
-            <w:tcW w:type="dxa" w:w="2569"/>
+            <w:tcW w:type="dxa" w:w="2603"/>
             <w:tcBorders>
               <w:top w:val="single" w:color="C9D3DF" w:sz="4"/>
               <w:left w:val="single" w:color="C9D3DF" w:sz="4"/>
@@ -4791,7 +4791,7 @@
         </w:tc>
         <w:tc>
           <w:tcPr>
-            <w:tcW w:type="dxa" w:w="2139"/>
+            <w:tcW w:type="dxa" w:w="2145"/>
             <w:tcBorders>
               <w:top w:val="single" w:color="C9D3DF" w:sz="4"/>
               <w:left w:val="single" w:color="C9D3DF" w:sz="4"/>
@@ -4827,7 +4827,7 @@
         </w:trPr>
         <w:tc>
           <w:tcPr>
-            <w:tcW w:type="dxa" w:w="1929"/>
+            <w:tcW w:type="dxa" w:w="1918"/>
             <w:tcBorders>
               <w:top w:val="single" w:color="C9D3DF" w:sz="4"/>
               <w:left w:val="single" w:color="C9D3DF" w:sz="4"/>
@@ -4857,7 +4857,7 @@
         </w:tc>
         <w:tc>
           <w:tcPr>
-            <w:tcW w:type="dxa" w:w="2307"/>
+            <w:tcW w:type="dxa" w:w="2278"/>
             <w:tcBorders>
               <w:top w:val="single" w:color="C9D3DF" w:sz="4"/>
               <w:left w:val="single" w:color="C9D3DF" w:sz="4"/>
@@ -4917,7 +4917,7 @@
         </w:tc>
         <w:tc>
           <w:tcPr>
-            <w:tcW w:type="dxa" w:w="2569"/>
+            <w:tcW w:type="dxa" w:w="2603"/>
             <w:tcBorders>
               <w:top w:val="single" w:color="C9D3DF" w:sz="4"/>
               <w:left w:val="single" w:color="C9D3DF" w:sz="4"/>
@@ -4947,7 +4947,7 @@
         </w:tc>
         <w:tc>
           <w:tcPr>
-            <w:tcW w:type="dxa" w:w="2139"/>
+            <w:tcW w:type="dxa" w:w="2145"/>
             <w:tcBorders>
               <w:top w:val="single" w:color="C9D3DF" w:sz="4"/>
               <w:left w:val="single" w:color="C9D3DF" w:sz="4"/>
@@ -4983,7 +4983,7 @@
         </w:trPr>
         <w:tc>
           <w:tcPr>
-            <w:tcW w:type="dxa" w:w="1929"/>
+            <w:tcW w:type="dxa" w:w="1918"/>
             <w:tcBorders>
               <w:top w:val="single" w:color="C9D3DF" w:sz="4"/>
               <w:left w:val="single" w:color="C9D3DF" w:sz="4"/>
@@ -5013,31 +5013,31 @@
         </w:tc>
         <w:tc>
           <w:tcPr>
-            <w:tcW w:type="dxa" w:w="2307"/>
-            <w:tcBorders>
-              <w:top w:val="single" w:color="C9D3DF" w:sz="4"/>
-              <w:left w:val="single" w:color="C9D3DF" w:sz="4"/>
-              <w:bottom w:val="single" w:color="C9D3DF" w:sz="4"/>
-              <w:right w:val="single" w:color="C9D3DF" w:sz="4"/>
-            </w:tcBorders>
-            <w:tcMar>
-              <w:top w:type="dxa" w:w="50"/>
-              <w:left w:type="dxa" w:w="80"/>
-              <w:bottom w:type="dxa" w:w="50"/>
-              <w:right w:type="dxa" w:w="80"/>
-            </w:tcMar>
-          </w:tcPr>
-          <w:p>
-            <w:pPr>
-              <w:jc w:val="left"/>
-            </w:pPr>
-            <w:r>
-              <w:rPr>
-                <w:rFonts w:ascii="Malgun Gothic" w:cs="Malgun Gothic" w:eastAsia="Malgun Gothic" w:hAnsi="Malgun Gothic"/>
-                <w:sz w:val="17"/>
-                <w:szCs w:val="17"/>
-              </w:rPr>
-              <w:t xml:space="preserve">— (AI 없음)</w:t>
+            <w:tcW w:type="dxa" w:w="2278"/>
+            <w:tcBorders>
+              <w:top w:val="single" w:color="C9D3DF" w:sz="4"/>
+              <w:left w:val="single" w:color="C9D3DF" w:sz="4"/>
+              <w:bottom w:val="single" w:color="C9D3DF" w:sz="4"/>
+              <w:right w:val="single" w:color="C9D3DF" w:sz="4"/>
+            </w:tcBorders>
+            <w:tcMar>
+              <w:top w:type="dxa" w:w="50"/>
+              <w:left w:type="dxa" w:w="80"/>
+              <w:bottom w:type="dxa" w:w="50"/>
+              <w:right w:type="dxa" w:w="80"/>
+            </w:tcMar>
+          </w:tcPr>
+          <w:p>
+            <w:pPr>
+              <w:jc w:val="left"/>
+            </w:pPr>
+            <w:r>
+              <w:rPr>
+                <w:rFonts w:ascii="Malgun Gothic" w:cs="Malgun Gothic" w:eastAsia="Malgun Gothic" w:hAnsi="Malgun Gothic"/>
+                <w:sz w:val="17"/>
+                <w:szCs w:val="17"/>
+              </w:rPr>
+              <w:t xml:space="preserve">—</w:t>
             </w:r>
           </w:p>
         </w:tc>
@@ -5073,7 +5073,7 @@
         </w:tc>
         <w:tc>
           <w:tcPr>
-            <w:tcW w:type="dxa" w:w="2569"/>
+            <w:tcW w:type="dxa" w:w="2603"/>
             <w:tcBorders>
               <w:top w:val="single" w:color="C9D3DF" w:sz="4"/>
               <w:left w:val="single" w:color="C9D3DF" w:sz="4"/>
@@ -5103,31 +5103,31 @@
         </w:tc>
         <w:tc>
           <w:tcPr>
-            <w:tcW w:type="dxa" w:w="2139"/>
-            <w:tcBorders>
-              <w:top w:val="single" w:color="C9D3DF" w:sz="4"/>
-              <w:left w:val="single" w:color="C9D3DF" w:sz="4"/>
-              <w:bottom w:val="single" w:color="C9D3DF" w:sz="4"/>
-              <w:right w:val="single" w:color="C9D3DF" w:sz="4"/>
-            </w:tcBorders>
-            <w:tcMar>
-              <w:top w:type="dxa" w:w="50"/>
-              <w:left w:type="dxa" w:w="80"/>
-              <w:bottom w:type="dxa" w:w="50"/>
-              <w:right w:type="dxa" w:w="80"/>
-            </w:tcMar>
-          </w:tcPr>
-          <w:p>
-            <w:pPr>
-              <w:jc w:val="left"/>
-            </w:pPr>
-            <w:r>
-              <w:rPr>
-                <w:rFonts w:ascii="Malgun Gothic" w:cs="Malgun Gothic" w:eastAsia="Malgun Gothic" w:hAnsi="Malgun Gothic"/>
-                <w:sz w:val="17"/>
-                <w:szCs w:val="17"/>
-              </w:rPr>
-              <w:t xml:space="preserve">실제 앱 화면 녹화(조준수)</w:t>
+            <w:tcW w:type="dxa" w:w="2145"/>
+            <w:tcBorders>
+              <w:top w:val="single" w:color="C9D3DF" w:sz="4"/>
+              <w:left w:val="single" w:color="C9D3DF" w:sz="4"/>
+              <w:bottom w:val="single" w:color="C9D3DF" w:sz="4"/>
+              <w:right w:val="single" w:color="C9D3DF" w:sz="4"/>
+            </w:tcBorders>
+            <w:tcMar>
+              <w:top w:type="dxa" w:w="50"/>
+              <w:left w:type="dxa" w:w="80"/>
+              <w:bottom w:type="dxa" w:w="50"/>
+              <w:right w:type="dxa" w:w="80"/>
+            </w:tcMar>
+          </w:tcPr>
+          <w:p>
+            <w:pPr>
+              <w:jc w:val="left"/>
+            </w:pPr>
+            <w:r>
+              <w:rPr>
+                <w:rFonts w:ascii="Malgun Gothic" w:cs="Malgun Gothic" w:eastAsia="Malgun Gothic" w:hAnsi="Malgun Gothic"/>
+                <w:sz w:val="17"/>
+                <w:szCs w:val="17"/>
+              </w:rPr>
+              <w:t xml:space="preserve">실제 앱 화면 녹화 영상(2분 57초) 제작</w:t>
             </w:r>
           </w:p>
         </w:tc>
@@ -5139,7 +5139,7 @@
         </w:trPr>
         <w:tc>
           <w:tcPr>
-            <w:tcW w:type="dxa" w:w="1929"/>
+            <w:tcW w:type="dxa" w:w="1918"/>
             <w:tcBorders>
               <w:top w:val="single" w:color="C9D3DF" w:sz="4"/>
               <w:left w:val="single" w:color="C9D3DF" w:sz="4"/>
@@ -5169,7 +5169,7 @@
         </w:tc>
         <w:tc>
           <w:tcPr>
-            <w:tcW w:type="dxa" w:w="2307"/>
+            <w:tcW w:type="dxa" w:w="2278"/>
             <w:tcBorders>
               <w:top w:val="single" w:color="C9D3DF" w:sz="4"/>
               <w:left w:val="single" w:color="C9D3DF" w:sz="4"/>
@@ -5229,37 +5229,37 @@
         </w:tc>
         <w:tc>
           <w:tcPr>
-            <w:tcW w:type="dxa" w:w="2569"/>
-            <w:tcBorders>
-              <w:top w:val="single" w:color="C9D3DF" w:sz="4"/>
-              <w:left w:val="single" w:color="C9D3DF" w:sz="4"/>
-              <w:bottom w:val="single" w:color="C9D3DF" w:sz="4"/>
-              <w:right w:val="single" w:color="C9D3DF" w:sz="4"/>
-            </w:tcBorders>
-            <w:tcMar>
-              <w:top w:type="dxa" w:w="50"/>
-              <w:left w:type="dxa" w:w="80"/>
-              <w:bottom w:type="dxa" w:w="50"/>
-              <w:right w:type="dxa" w:w="80"/>
-            </w:tcMar>
-          </w:tcPr>
-          <w:p>
-            <w:pPr>
-              <w:jc w:val="left"/>
-            </w:pPr>
-            <w:r>
-              <w:rPr>
-                <w:rFonts w:ascii="Malgun Gothic" w:cs="Malgun Gothic" w:eastAsia="Malgun Gothic" w:hAnsi="Malgun Gothic"/>
-                <w:sz w:val="17"/>
-                <w:szCs w:val="17"/>
-              </w:rPr>
-              <w:t xml:space="preserve">썸네일·엔딩 이미지 제작</w:t>
-            </w:r>
-          </w:p>
-        </w:tc>
-        <w:tc>
-          <w:tcPr>
-            <w:tcW w:type="dxa" w:w="2139"/>
+            <w:tcW w:type="dxa" w:w="2603"/>
+            <w:tcBorders>
+              <w:top w:val="single" w:color="C9D3DF" w:sz="4"/>
+              <w:left w:val="single" w:color="C9D3DF" w:sz="4"/>
+              <w:bottom w:val="single" w:color="C9D3DF" w:sz="4"/>
+              <w:right w:val="single" w:color="C9D3DF" w:sz="4"/>
+            </w:tcBorders>
+            <w:tcMar>
+              <w:top w:type="dxa" w:w="50"/>
+              <w:left w:type="dxa" w:w="80"/>
+              <w:bottom w:type="dxa" w:w="50"/>
+              <w:right w:type="dxa" w:w="80"/>
+            </w:tcMar>
+          </w:tcPr>
+          <w:p>
+            <w:pPr>
+              <w:jc w:val="left"/>
+            </w:pPr>
+            <w:r>
+              <w:rPr>
+                <w:rFonts w:ascii="Malgun Gothic" w:cs="Malgun Gothic" w:eastAsia="Malgun Gothic" w:hAnsi="Malgun Gothic"/>
+                <w:sz w:val="17"/>
+                <w:szCs w:val="17"/>
+              </w:rPr>
+              <w:t xml:space="preserve">2번 영상에 넣을 썸네일·엔딩 이미지 제작</w:t>
+            </w:r>
+          </w:p>
+        </w:tc>
+        <w:tc>
+          <w:tcPr>
+            <w:tcW w:type="dxa" w:w="2145"/>
             <w:tcBorders>
               <w:top w:val="single" w:color="C9D3DF" w:sz="4"/>
               <w:left w:val="single" w:color="C9D3DF" w:sz="4"/>
@@ -5295,7 +5295,7 @@
         </w:trPr>
         <w:tc>
           <w:tcPr>
-            <w:tcW w:type="dxa" w:w="1929"/>
+            <w:tcW w:type="dxa" w:w="1918"/>
             <w:tcBorders>
               <w:top w:val="single" w:color="C9D3DF" w:sz="4"/>
               <w:left w:val="single" w:color="C9D3DF" w:sz="4"/>
@@ -5325,7 +5325,7 @@
         </w:tc>
         <w:tc>
           <w:tcPr>
-            <w:tcW w:type="dxa" w:w="2307"/>
+            <w:tcW w:type="dxa" w:w="2278"/>
             <w:tcBorders>
               <w:top w:val="single" w:color="C9D3DF" w:sz="4"/>
               <w:left w:val="single" w:color="C9D3DF" w:sz="4"/>
@@ -5385,37 +5385,37 @@
         </w:tc>
         <w:tc>
           <w:tcPr>
-            <w:tcW w:type="dxa" w:w="2569"/>
-            <w:tcBorders>
-              <w:top w:val="single" w:color="C9D3DF" w:sz="4"/>
-              <w:left w:val="single" w:color="C9D3DF" w:sz="4"/>
-              <w:bottom w:val="single" w:color="C9D3DF" w:sz="4"/>
-              <w:right w:val="single" w:color="C9D3DF" w:sz="4"/>
-            </w:tcBorders>
-            <w:tcMar>
-              <w:top w:type="dxa" w:w="50"/>
-              <w:left w:type="dxa" w:w="80"/>
-              <w:bottom w:type="dxa" w:w="50"/>
-              <w:right w:type="dxa" w:w="80"/>
-            </w:tcMar>
-          </w:tcPr>
-          <w:p>
-            <w:pPr>
-              <w:jc w:val="left"/>
-            </w:pPr>
-            <w:r>
-              <w:rPr>
-                <w:rFonts w:ascii="Malgun Gothic" w:cs="Malgun Gothic" w:eastAsia="Malgun Gothic" w:hAnsi="Malgun Gothic"/>
-                <w:sz w:val="17"/>
-                <w:szCs w:val="17"/>
-              </w:rPr>
-              <w:t xml:space="preserve">녹화본에 썸네일·엔딩·배경음악(BGM)을 넣어 영상 편집</w:t>
-            </w:r>
-          </w:p>
-        </w:tc>
-        <w:tc>
-          <w:tcPr>
-            <w:tcW w:type="dxa" w:w="2139"/>
+            <w:tcW w:type="dxa" w:w="2603"/>
+            <w:tcBorders>
+              <w:top w:val="single" w:color="C9D3DF" w:sz="4"/>
+              <w:left w:val="single" w:color="C9D3DF" w:sz="4"/>
+              <w:bottom w:val="single" w:color="C9D3DF" w:sz="4"/>
+              <w:right w:val="single" w:color="C9D3DF" w:sz="4"/>
+            </w:tcBorders>
+            <w:tcMar>
+              <w:top w:type="dxa" w:w="50"/>
+              <w:left w:type="dxa" w:w="80"/>
+              <w:bottom w:type="dxa" w:w="50"/>
+              <w:right w:type="dxa" w:w="80"/>
+            </w:tcMar>
+          </w:tcPr>
+          <w:p>
+            <w:pPr>
+              <w:jc w:val="left"/>
+            </w:pPr>
+            <w:r>
+              <w:rPr>
+                <w:rFonts w:ascii="Malgun Gothic" w:cs="Malgun Gothic" w:eastAsia="Malgun Gothic" w:hAnsi="Malgun Gothic"/>
+                <w:sz w:val="17"/>
+                <w:szCs w:val="17"/>
+              </w:rPr>
+              <w:t xml:space="preserve">썸네일 이미지·녹화 영상(2분 57초)·엔딩 이미지 3개를 하나로 합치고 배경음악(BGM) 추가</w:t>
+            </w:r>
+          </w:p>
+        </w:tc>
+        <w:tc>
+          <w:tcPr>
+            <w:tcW w:type="dxa" w:w="2145"/>
             <w:tcBorders>
               <w:top w:val="single" w:color="C9D3DF" w:sz="4"/>
               <w:left w:val="single" w:color="C9D3DF" w:sz="4"/>

--- a/deliverables/technical_description/2.오이소창원_기술명세서_수정본.docx
+++ b/deliverables/technical_description/2.오이소창원_기술명세서_수정본.docx
@@ -625,7 +625,7 @@
                 <w:sz w:val="17"/>
                 <w:szCs w:val="17"/>
               </w:rPr>
-              <w:t xml:space="preserve"> — 자연어 질문 이해 → 목표·의도 파악 → 필요한 도구 선택 → 답변 구성(OpenAI API·이용약관, 이혜경 개인 API 계정 연동, 외부 API라 가중치 미제출, 연결 실패 시 규칙 기반 안내로 자동 전환) / 개발 보조: Claude Opus 5.5(추론 수준 중간)·ChatGPT(GPT-5.6 Sol)(이혜경), ChatGPT GPT-5.6 Sol·GPT-6 Astra Pro, OpenAI Codex(SOL/Light·Astra/Ultra), Gemini 3.8 Flash(조준수), ChatGPT(GPT 솔라이트 6.1)(이미영) / 로고 제작: OpenAI 이미지 생성 모델(gpt-image-2)·ChatGPT(이혜경) / 본선 발표 제작: Google NotebookLM(Gemini 기반)(이미영, PPT·1번 영상), ChatGPT GPT 솔라이트 6.1(이미영, 2번 영상 썸네일·엔딩), 비디오스튜(VideoStew)(이혜경, 2번 영상 편집·BGM) — 2번 영상 원본은 조준수의 실제 앱 화면 녹화 영상(2분 57초)</w:t>
+              <w:t xml:space="preserve"> — 자연어 질문 이해 → 목표·의도 파악 → 필요한 도구 선택 → 답변 구성(OpenAI API·이용약관, 이혜경 개인 API 계정 연동, 외부 API라 가중치 미제출, 연결 실패 시 규칙 기반 안내로 자동 전환) / 개발 보조: Claude Opus 5.5(추론 수준 중간)·ChatGPT(GPT-5.6 Sol)(이혜경), ChatGPT GPT-5.6 Sol·GPT-6 Astra Pro, OpenAI Codex(SOL/Light·Astra/Ultra), Gemini 3.8 Flash(조준수), ChatGPT(GPT 솔라이트 6.1)(이미영) / 로고 제작: OpenAI 이미지 생성 모델(gpt-image-2)·ChatGPT(이혜경) / 본선 발표 제작: Google NotebookLM(Gemini 기반)(이미영, PPT·1번 영상), ChatGPT GPT 솔라이트 6.1(이미영, 2번 영상 썸네일·엔딩), 비디오스튜(VideoStew)(이혜경, 2번 영상 합치기·BGM·자동 전환) — 2번 영상 원본은 조준수의 실제 앱 화면 녹화 영상(2분 57초)</w:t>
             </w:r>
           </w:p>
         </w:tc>
@@ -1301,7 +1301,7 @@
               </w:rPr>
               <w:t xml:space="preserve">저장소: </w:t>
             </w:r>
-            <w:hyperlink w:history="1" r:id="rIdzqgjufmbdukrmffx2kg0f">
+            <w:hyperlink w:history="1" r:id="rIdvyal0zyfyp2fi9reajzhz">
               <w:r>
                 <w:rPr>
                   <w:rStyle w:val="Hyperlink"/>
@@ -1324,7 +1324,7 @@
               <w:br/>
               <w:t xml:space="preserve">배포 앱: </w:t>
             </w:r>
-            <w:hyperlink w:history="1" r:id="rIdfcd1ums-t0h_a-uzjkg2f">
+            <w:hyperlink w:history="1" r:id="rIdmsejwxig5q9root99meqd">
               <w:r>
                 <w:rPr>
                   <w:rStyle w:val="Hyperlink"/>
@@ -1411,7 +1411,7 @@
               </w:rPr>
               <w:t xml:space="preserve">정책: 창원시 인구정책·청년정책 누리집, 창원청년정보플랫폼, 「혜택만 콕! 2026」, 경남바로서비스 등 / 생활 정보: 한국관광공사 대한민국 구석구석, 창원시·창원시설공단 누리집 / 지역말: 국립국어원 우리말샘(CC BY-SA 2.0 KR), 경남방언사전, 디지털창원문화대전 / 접수 창구: 창원시 누리집, 국민신문고, 보건복지부 109, 경남 청년마음단디센터 (항목별 공식 링크·확인일 기록) / 인구 통계: 창원시 데이터 포털(2023.12·2026.8 연령별 인구현황), 국가데이터처 2025 국내인구이동통계 / 본선 2번 영상 배경음악: 광고프레젠테이션음악|Advertisement · BGMmaester · SellBuyMusic(</w:t>
             </w:r>
-            <w:hyperlink w:history="1" r:id="rId0imuuxo5namhvhk4c2xva">
+            <w:hyperlink w:history="1" r:id="rIdxkodwoqbql5ynwoe8vkdl">
               <w:r>
                 <w:rPr>
                   <w:rStyle w:val="Hyperlink"/>
@@ -1675,7 +1675,7 @@
               </w:rPr>
               <w:t xml:space="preserve">창원시 누리집(</w:t>
             </w:r>
-            <w:hyperlink w:history="1" r:id="rIdno2bnmr62ry0okkdgxaaa">
+            <w:hyperlink w:history="1" r:id="rId5wdfqjalnu6wwirxfk7ga">
               <w:r>
                 <w:rPr>
                   <w:rStyle w:val="Hyperlink"/>
@@ -1694,7 +1694,7 @@
               </w:rPr>
               <w:t xml:space="preserve">) · 창원청년정보플랫폼 · 「혜택만 콕! 2026」(</w:t>
             </w:r>
-            <w:hyperlink w:history="1" r:id="rIdhq3x2u0fouxrzkhs723qm">
+            <w:hyperlink w:history="1" r:id="rId5kdpphpffp9rrwkuqomyn">
               <w:r>
                 <w:rPr>
                   <w:rStyle w:val="Hyperlink"/>
@@ -1713,7 +1713,7 @@
               </w:rPr>
               <w:t xml:space="preserve">) · 경남바로서비스(</w:t>
             </w:r>
-            <w:hyperlink w:history="1" r:id="rIdmk-inh-khe9frhabi8bd5">
+            <w:hyperlink w:history="1" r:id="rIdeqyeng-io3n0rdpndjgre">
               <w:r>
                 <w:rPr>
                   <w:rStyle w:val="Hyperlink"/>
@@ -1828,7 +1828,7 @@
               </w:rPr>
               <w:t xml:space="preserve">창원시·경상남도 누리집 · 창원시설공단(</w:t>
             </w:r>
-            <w:hyperlink w:history="1" r:id="rId99onbfaqjvnjzdgcnmhfu">
+            <w:hyperlink w:history="1" r:id="rIdekd8i710cc1riwm8livt1">
               <w:r>
                 <w:rPr>
                   <w:rStyle w:val="Hyperlink"/>
@@ -1847,7 +1847,7 @@
               </w:rPr>
               <w:t xml:space="preserve">) · K-패스(</w:t>
             </w:r>
-            <w:hyperlink w:history="1" r:id="rIdzidywiltxxxnaciukamwf">
+            <w:hyperlink w:history="1" r:id="rIdhkdd8hciv8bnwbi5c9evk">
               <w:r>
                 <w:rPr>
                   <w:rStyle w:val="Hyperlink"/>
@@ -1962,7 +1962,7 @@
               </w:rPr>
               <w:t xml:space="preserve">한국관광공사 대한민국 구석구석(</w:t>
             </w:r>
-            <w:hyperlink w:history="1" r:id="rIdzqkwqtmc9wm0ql-3te3z3">
+            <w:hyperlink w:history="1" r:id="rIdt3owbpu1qtujv6nak2xr6">
               <w:r>
                 <w:rPr>
                   <w:rStyle w:val="Hyperlink"/>
@@ -2077,7 +2077,7 @@
               </w:rPr>
               <w:t xml:space="preserve">국립국어원 우리말샘(</w:t>
             </w:r>
-            <w:hyperlink w:history="1" r:id="rIdriabwaeyb345umg-68rwy">
+            <w:hyperlink w:history="1" r:id="rIddmzwgkg6cb2ruiuwzevmi">
               <w:r>
                 <w:rPr>
                   <w:rStyle w:val="Hyperlink"/>
@@ -2096,7 +2096,7 @@
               </w:rPr>
               <w:t xml:space="preserve"> CC BY-SA 2.0 KR) · 지역어 듣기 · 온라인가나다 · 경남방언사전(2017, KCI 편찬 논문) · 디지털창원문화대전(</w:t>
             </w:r>
-            <w:hyperlink w:history="1" r:id="rIdv919qdrdlqgxcb2yl6bxk">
+            <w:hyperlink w:history="1" r:id="rIdppf9bso2h-dhjn5h0ck12">
               <w:r>
                 <w:rPr>
                   <w:rStyle w:val="Hyperlink"/>
@@ -2211,7 +2211,7 @@
               </w:rPr>
               <w:t xml:space="preserve">창원시 누리집 · 국민신문고(</w:t>
             </w:r>
-            <w:hyperlink w:history="1" r:id="rIdi4ixx0n65y8kzeojiqq7y">
+            <w:hyperlink w:history="1" r:id="rIdaw65ills664vgb9ajuf85">
               <w:r>
                 <w:rPr>
                   <w:rStyle w:val="Hyperlink"/>
@@ -2230,7 +2230,7 @@
               </w:rPr>
               <w:t xml:space="preserve">) · 자살예방상담전화 109(</w:t>
             </w:r>
-            <w:hyperlink w:history="1" r:id="rIdeev05cze3uwc5rebpcdkd">
+            <w:hyperlink w:history="1" r:id="rIdpsvwoqjoephwlf5kpoeju">
               <w:r>
                 <w:rPr>
                   <w:rStyle w:val="Hyperlink"/>
@@ -2249,7 +2249,7 @@
               </w:rPr>
               <w:t xml:space="preserve">) · 경남 청년마음단디센터(</w:t>
             </w:r>
-            <w:hyperlink w:history="1" r:id="rId-dy7-1vl4hguu_yifuagd">
+            <w:hyperlink w:history="1" r:id="rIdj716cgqeq9mfxlohmfxr5">
               <w:r>
                 <w:rPr>
                   <w:rStyle w:val="Hyperlink"/>
@@ -2364,7 +2364,7 @@
               </w:rPr>
               <w:t xml:space="preserve">창원시 데이터 포털(</w:t>
             </w:r>
-            <w:hyperlink w:history="1" r:id="rIdq4-vl85gbsrcrogeyyfxw">
+            <w:hyperlink w:history="1" r:id="rId_ugkrszb2ougagg9cy0px">
               <w:r>
                 <w:rPr>
                   <w:rStyle w:val="Hyperlink"/>
@@ -2383,7 +2383,7 @@
               </w:rPr>
               <w:t xml:space="preserve">) 2023.12·2026.8 인구현황 · 국가데이터처 2025 국내인구이동통계(</w:t>
             </w:r>
-            <w:hyperlink w:history="1" r:id="rIdpik8rjf3x3nei0rvtj0sw">
+            <w:hyperlink w:history="1" r:id="rId8p0ui38qdotagp4td2hc9">
               <w:r>
                 <w:rPr>
                   <w:rStyle w:val="Hyperlink"/>
@@ -2564,7 +2564,7 @@
               </w:rPr>
               <w:t xml:space="preserve">OpenAI GPT-4.1 mini(gpt-4.1-mini, </w:t>
             </w:r>
-            <w:hyperlink w:history="1" r:id="rIdobwhqbn0qilnui3v4_bzo">
+            <w:hyperlink w:history="1" r:id="rIdv1e8s5_esy21gzotqlfom">
               <w:r>
                 <w:rPr>
                   <w:rStyle w:val="Hyperlink"/>
@@ -2715,7 +2715,7 @@
               </w:rPr>
               <w:t xml:space="preserve">노래 : 광고프레젠테이션음악|Advertisement / 아티스트 : BGMmaester / 라이센스 제공자 : SellBuyMusic </w:t>
             </w:r>
-            <w:hyperlink w:history="1" r:id="rIdhym2x9lg_kdgxbkk36l5o">
+            <w:hyperlink w:history="1" r:id="rIdphmkqzavppbl1zfnksbvb">
               <w:r>
                 <w:rPr>
                   <w:rStyle w:val="Hyperlink"/>
@@ -2766,11 +2766,11 @@
         </w:tblBorders>
       </w:tblPr>
       <w:tblGrid>
-        <w:gridCol w:w="1918"/>
-        <w:gridCol w:w="2278"/>
+        <w:gridCol w:w="1913"/>
+        <w:gridCol w:w="2273"/>
         <w:gridCol w:w="1260"/>
-        <w:gridCol w:w="2603"/>
-        <w:gridCol w:w="2145"/>
+        <w:gridCol w:w="2619"/>
+        <w:gridCol w:w="2139"/>
       </w:tblGrid>
       <w:tr>
         <w:trPr>
@@ -2779,7 +2779,7 @@
         </w:trPr>
         <w:tc>
           <w:tcPr>
-            <w:tcW w:type="dxa" w:w="1918"/>
+            <w:tcW w:type="dxa" w:w="1913"/>
             <w:tcBorders>
               <w:top w:val="single" w:color="C9D3DF" w:sz="4"/>
               <w:left w:val="single" w:color="C9D3DF" w:sz="4"/>
@@ -2813,7 +2813,7 @@
         </w:tc>
         <w:tc>
           <w:tcPr>
-            <w:tcW w:type="dxa" w:w="2278"/>
+            <w:tcW w:type="dxa" w:w="2273"/>
             <w:tcBorders>
               <w:top w:val="single" w:color="C9D3DF" w:sz="4"/>
               <w:left w:val="single" w:color="C9D3DF" w:sz="4"/>
@@ -2881,7 +2881,7 @@
         </w:tc>
         <w:tc>
           <w:tcPr>
-            <w:tcW w:type="dxa" w:w="2603"/>
+            <w:tcW w:type="dxa" w:w="2619"/>
             <w:tcBorders>
               <w:top w:val="single" w:color="C9D3DF" w:sz="4"/>
               <w:left w:val="single" w:color="C9D3DF" w:sz="4"/>
@@ -2915,7 +2915,7 @@
         </w:tc>
         <w:tc>
           <w:tcPr>
-            <w:tcW w:type="dxa" w:w="2145"/>
+            <w:tcW w:type="dxa" w:w="2139"/>
             <w:tcBorders>
               <w:top w:val="single" w:color="C9D3DF" w:sz="4"/>
               <w:left w:val="single" w:color="C9D3DF" w:sz="4"/>
@@ -2955,7 +2955,7 @@
         </w:trPr>
         <w:tc>
           <w:tcPr>
-            <w:tcW w:type="dxa" w:w="1918"/>
+            <w:tcW w:type="dxa" w:w="1913"/>
             <w:tcBorders>
               <w:top w:val="single" w:color="C9D3DF" w:sz="4"/>
               <w:left w:val="single" w:color="C9D3DF" w:sz="4"/>
@@ -2985,7 +2985,7 @@
         </w:tc>
         <w:tc>
           <w:tcPr>
-            <w:tcW w:type="dxa" w:w="2278"/>
+            <w:tcW w:type="dxa" w:w="2273"/>
             <w:tcBorders>
               <w:top w:val="single" w:color="C9D3DF" w:sz="4"/>
               <w:left w:val="single" w:color="C9D3DF" w:sz="4"/>
@@ -3045,7 +3045,7 @@
         </w:tc>
         <w:tc>
           <w:tcPr>
-            <w:tcW w:type="dxa" w:w="2603"/>
+            <w:tcW w:type="dxa" w:w="2619"/>
             <w:tcBorders>
               <w:top w:val="single" w:color="C9D3DF" w:sz="4"/>
               <w:left w:val="single" w:color="C9D3DF" w:sz="4"/>
@@ -3075,7 +3075,7 @@
         </w:tc>
         <w:tc>
           <w:tcPr>
-            <w:tcW w:type="dxa" w:w="2145"/>
+            <w:tcW w:type="dxa" w:w="2139"/>
             <w:tcBorders>
               <w:top w:val="single" w:color="C9D3DF" w:sz="4"/>
               <w:left w:val="single" w:color="C9D3DF" w:sz="4"/>
@@ -3111,7 +3111,7 @@
         </w:trPr>
         <w:tc>
           <w:tcPr>
-            <w:tcW w:type="dxa" w:w="1918"/>
+            <w:tcW w:type="dxa" w:w="1913"/>
             <w:tcBorders>
               <w:top w:val="single" w:color="C9D3DF" w:sz="4"/>
               <w:left w:val="single" w:color="C9D3DF" w:sz="4"/>
@@ -3141,7 +3141,7 @@
         </w:tc>
         <w:tc>
           <w:tcPr>
-            <w:tcW w:type="dxa" w:w="2278"/>
+            <w:tcW w:type="dxa" w:w="2273"/>
             <w:tcBorders>
               <w:top w:val="single" w:color="C9D3DF" w:sz="4"/>
               <w:left w:val="single" w:color="C9D3DF" w:sz="4"/>
@@ -3201,7 +3201,7 @@
         </w:tc>
         <w:tc>
           <w:tcPr>
-            <w:tcW w:type="dxa" w:w="2603"/>
+            <w:tcW w:type="dxa" w:w="2619"/>
             <w:tcBorders>
               <w:top w:val="single" w:color="C9D3DF" w:sz="4"/>
               <w:left w:val="single" w:color="C9D3DF" w:sz="4"/>
@@ -3231,7 +3231,7 @@
         </w:tc>
         <w:tc>
           <w:tcPr>
-            <w:tcW w:type="dxa" w:w="2145"/>
+            <w:tcW w:type="dxa" w:w="2139"/>
             <w:tcBorders>
               <w:top w:val="single" w:color="C9D3DF" w:sz="4"/>
               <w:left w:val="single" w:color="C9D3DF" w:sz="4"/>
@@ -3267,7 +3267,7 @@
         </w:trPr>
         <w:tc>
           <w:tcPr>
-            <w:tcW w:type="dxa" w:w="1918"/>
+            <w:tcW w:type="dxa" w:w="1913"/>
             <w:tcBorders>
               <w:top w:val="single" w:color="C9D3DF" w:sz="4"/>
               <w:left w:val="single" w:color="C9D3DF" w:sz="4"/>
@@ -3297,7 +3297,7 @@
         </w:tc>
         <w:tc>
           <w:tcPr>
-            <w:tcW w:type="dxa" w:w="2278"/>
+            <w:tcW w:type="dxa" w:w="2273"/>
             <w:tcBorders>
               <w:top w:val="single" w:color="C9D3DF" w:sz="4"/>
               <w:left w:val="single" w:color="C9D3DF" w:sz="4"/>
@@ -3357,7 +3357,7 @@
         </w:tc>
         <w:tc>
           <w:tcPr>
-            <w:tcW w:type="dxa" w:w="2603"/>
+            <w:tcW w:type="dxa" w:w="2619"/>
             <w:tcBorders>
               <w:top w:val="single" w:color="C9D3DF" w:sz="4"/>
               <w:left w:val="single" w:color="C9D3DF" w:sz="4"/>
@@ -3387,7 +3387,7 @@
         </w:tc>
         <w:tc>
           <w:tcPr>
-            <w:tcW w:type="dxa" w:w="2145"/>
+            <w:tcW w:type="dxa" w:w="2139"/>
             <w:tcBorders>
               <w:top w:val="single" w:color="C9D3DF" w:sz="4"/>
               <w:left w:val="single" w:color="C9D3DF" w:sz="4"/>
@@ -3423,7 +3423,7 @@
         </w:trPr>
         <w:tc>
           <w:tcPr>
-            <w:tcW w:type="dxa" w:w="1918"/>
+            <w:tcW w:type="dxa" w:w="1913"/>
             <w:tcBorders>
               <w:top w:val="single" w:color="C9D3DF" w:sz="4"/>
               <w:left w:val="single" w:color="C9D3DF" w:sz="4"/>
@@ -3453,7 +3453,7 @@
         </w:tc>
         <w:tc>
           <w:tcPr>
-            <w:tcW w:type="dxa" w:w="2278"/>
+            <w:tcW w:type="dxa" w:w="2273"/>
             <w:tcBorders>
               <w:top w:val="single" w:color="C9D3DF" w:sz="4"/>
               <w:left w:val="single" w:color="C9D3DF" w:sz="4"/>
@@ -3513,7 +3513,7 @@
         </w:tc>
         <w:tc>
           <w:tcPr>
-            <w:tcW w:type="dxa" w:w="2603"/>
+            <w:tcW w:type="dxa" w:w="2619"/>
             <w:tcBorders>
               <w:top w:val="single" w:color="C9D3DF" w:sz="4"/>
               <w:left w:val="single" w:color="C9D3DF" w:sz="4"/>
@@ -3543,7 +3543,7 @@
         </w:tc>
         <w:tc>
           <w:tcPr>
-            <w:tcW w:type="dxa" w:w="2145"/>
+            <w:tcW w:type="dxa" w:w="2139"/>
             <w:tcBorders>
               <w:top w:val="single" w:color="C9D3DF" w:sz="4"/>
               <w:left w:val="single" w:color="C9D3DF" w:sz="4"/>
@@ -3579,7 +3579,7 @@
         </w:trPr>
         <w:tc>
           <w:tcPr>
-            <w:tcW w:type="dxa" w:w="1918"/>
+            <w:tcW w:type="dxa" w:w="1913"/>
             <w:tcBorders>
               <w:top w:val="single" w:color="C9D3DF" w:sz="4"/>
               <w:left w:val="single" w:color="C9D3DF" w:sz="4"/>
@@ -3609,7 +3609,7 @@
         </w:tc>
         <w:tc>
           <w:tcPr>
-            <w:tcW w:type="dxa" w:w="2278"/>
+            <w:tcW w:type="dxa" w:w="2273"/>
             <w:tcBorders>
               <w:top w:val="single" w:color="C9D3DF" w:sz="4"/>
               <w:left w:val="single" w:color="C9D3DF" w:sz="4"/>
@@ -3669,7 +3669,7 @@
         </w:tc>
         <w:tc>
           <w:tcPr>
-            <w:tcW w:type="dxa" w:w="2603"/>
+            <w:tcW w:type="dxa" w:w="2619"/>
             <w:tcBorders>
               <w:top w:val="single" w:color="C9D3DF" w:sz="4"/>
               <w:left w:val="single" w:color="C9D3DF" w:sz="4"/>
@@ -3699,7 +3699,7 @@
         </w:tc>
         <w:tc>
           <w:tcPr>
-            <w:tcW w:type="dxa" w:w="2145"/>
+            <w:tcW w:type="dxa" w:w="2139"/>
             <w:tcBorders>
               <w:top w:val="single" w:color="C9D3DF" w:sz="4"/>
               <w:left w:val="single" w:color="C9D3DF" w:sz="4"/>
@@ -3735,7 +3735,7 @@
         </w:trPr>
         <w:tc>
           <w:tcPr>
-            <w:tcW w:type="dxa" w:w="1918"/>
+            <w:tcW w:type="dxa" w:w="1913"/>
             <w:tcBorders>
               <w:top w:val="single" w:color="C9D3DF" w:sz="4"/>
               <w:left w:val="single" w:color="C9D3DF" w:sz="4"/>
@@ -3765,7 +3765,7 @@
         </w:tc>
         <w:tc>
           <w:tcPr>
-            <w:tcW w:type="dxa" w:w="2278"/>
+            <w:tcW w:type="dxa" w:w="2273"/>
             <w:tcBorders>
               <w:top w:val="single" w:color="C9D3DF" w:sz="4"/>
               <w:left w:val="single" w:color="C9D3DF" w:sz="4"/>
@@ -3825,7 +3825,7 @@
         </w:tc>
         <w:tc>
           <w:tcPr>
-            <w:tcW w:type="dxa" w:w="2603"/>
+            <w:tcW w:type="dxa" w:w="2619"/>
             <w:tcBorders>
               <w:top w:val="single" w:color="C9D3DF" w:sz="4"/>
               <w:left w:val="single" w:color="C9D3DF" w:sz="4"/>
@@ -3855,7 +3855,7 @@
         </w:tc>
         <w:tc>
           <w:tcPr>
-            <w:tcW w:type="dxa" w:w="2145"/>
+            <w:tcW w:type="dxa" w:w="2139"/>
             <w:tcBorders>
               <w:top w:val="single" w:color="C9D3DF" w:sz="4"/>
               <w:left w:val="single" w:color="C9D3DF" w:sz="4"/>
@@ -3891,7 +3891,7 @@
         </w:trPr>
         <w:tc>
           <w:tcPr>
-            <w:tcW w:type="dxa" w:w="1918"/>
+            <w:tcW w:type="dxa" w:w="1913"/>
             <w:tcBorders>
               <w:top w:val="single" w:color="C9D3DF" w:sz="4"/>
               <w:left w:val="single" w:color="C9D3DF" w:sz="4"/>
@@ -3921,7 +3921,7 @@
         </w:tc>
         <w:tc>
           <w:tcPr>
-            <w:tcW w:type="dxa" w:w="2278"/>
+            <w:tcW w:type="dxa" w:w="2273"/>
             <w:tcBorders>
               <w:top w:val="single" w:color="C9D3DF" w:sz="4"/>
               <w:left w:val="single" w:color="C9D3DF" w:sz="4"/>
@@ -3981,7 +3981,7 @@
         </w:tc>
         <w:tc>
           <w:tcPr>
-            <w:tcW w:type="dxa" w:w="2603"/>
+            <w:tcW w:type="dxa" w:w="2619"/>
             <w:tcBorders>
               <w:top w:val="single" w:color="C9D3DF" w:sz="4"/>
               <w:left w:val="single" w:color="C9D3DF" w:sz="4"/>
@@ -4011,7 +4011,7 @@
         </w:tc>
         <w:tc>
           <w:tcPr>
-            <w:tcW w:type="dxa" w:w="2145"/>
+            <w:tcW w:type="dxa" w:w="2139"/>
             <w:tcBorders>
               <w:top w:val="single" w:color="C9D3DF" w:sz="4"/>
               <w:left w:val="single" w:color="C9D3DF" w:sz="4"/>
@@ -4047,7 +4047,7 @@
         </w:trPr>
         <w:tc>
           <w:tcPr>
-            <w:tcW w:type="dxa" w:w="1918"/>
+            <w:tcW w:type="dxa" w:w="1913"/>
             <w:tcBorders>
               <w:top w:val="single" w:color="C9D3DF" w:sz="4"/>
               <w:left w:val="single" w:color="C9D3DF" w:sz="4"/>
@@ -4077,7 +4077,7 @@
         </w:tc>
         <w:tc>
           <w:tcPr>
-            <w:tcW w:type="dxa" w:w="2278"/>
+            <w:tcW w:type="dxa" w:w="2273"/>
             <w:tcBorders>
               <w:top w:val="single" w:color="C9D3DF" w:sz="4"/>
               <w:left w:val="single" w:color="C9D3DF" w:sz="4"/>
@@ -4137,7 +4137,7 @@
         </w:tc>
         <w:tc>
           <w:tcPr>
-            <w:tcW w:type="dxa" w:w="2603"/>
+            <w:tcW w:type="dxa" w:w="2619"/>
             <w:tcBorders>
               <w:top w:val="single" w:color="C9D3DF" w:sz="4"/>
               <w:left w:val="single" w:color="C9D3DF" w:sz="4"/>
@@ -4167,7 +4167,7 @@
         </w:tc>
         <w:tc>
           <w:tcPr>
-            <w:tcW w:type="dxa" w:w="2145"/>
+            <w:tcW w:type="dxa" w:w="2139"/>
             <w:tcBorders>
               <w:top w:val="single" w:color="C9D3DF" w:sz="4"/>
               <w:left w:val="single" w:color="C9D3DF" w:sz="4"/>
@@ -4203,7 +4203,7 @@
         </w:trPr>
         <w:tc>
           <w:tcPr>
-            <w:tcW w:type="dxa" w:w="1918"/>
+            <w:tcW w:type="dxa" w:w="1913"/>
             <w:tcBorders>
               <w:top w:val="single" w:color="C9D3DF" w:sz="4"/>
               <w:left w:val="single" w:color="C9D3DF" w:sz="4"/>
@@ -4233,7 +4233,7 @@
         </w:tc>
         <w:tc>
           <w:tcPr>
-            <w:tcW w:type="dxa" w:w="2278"/>
+            <w:tcW w:type="dxa" w:w="2273"/>
             <w:tcBorders>
               <w:top w:val="single" w:color="C9D3DF" w:sz="4"/>
               <w:left w:val="single" w:color="C9D3DF" w:sz="4"/>
@@ -4293,7 +4293,7 @@
         </w:tc>
         <w:tc>
           <w:tcPr>
-            <w:tcW w:type="dxa" w:w="2603"/>
+            <w:tcW w:type="dxa" w:w="2619"/>
             <w:tcBorders>
               <w:top w:val="single" w:color="C9D3DF" w:sz="4"/>
               <w:left w:val="single" w:color="C9D3DF" w:sz="4"/>
@@ -4323,7 +4323,7 @@
         </w:tc>
         <w:tc>
           <w:tcPr>
-            <w:tcW w:type="dxa" w:w="2145"/>
+            <w:tcW w:type="dxa" w:w="2139"/>
             <w:tcBorders>
               <w:top w:val="single" w:color="C9D3DF" w:sz="4"/>
               <w:left w:val="single" w:color="C9D3DF" w:sz="4"/>
@@ -4359,7 +4359,7 @@
         </w:trPr>
         <w:tc>
           <w:tcPr>
-            <w:tcW w:type="dxa" w:w="1918"/>
+            <w:tcW w:type="dxa" w:w="1913"/>
             <w:tcBorders>
               <w:top w:val="single" w:color="C9D3DF" w:sz="4"/>
               <w:left w:val="single" w:color="C9D3DF" w:sz="4"/>
@@ -4389,7 +4389,7 @@
         </w:tc>
         <w:tc>
           <w:tcPr>
-            <w:tcW w:type="dxa" w:w="2278"/>
+            <w:tcW w:type="dxa" w:w="2273"/>
             <w:tcBorders>
               <w:top w:val="single" w:color="C9D3DF" w:sz="4"/>
               <w:left w:val="single" w:color="C9D3DF" w:sz="4"/>
@@ -4449,7 +4449,7 @@
         </w:tc>
         <w:tc>
           <w:tcPr>
-            <w:tcW w:type="dxa" w:w="2603"/>
+            <w:tcW w:type="dxa" w:w="2619"/>
             <w:tcBorders>
               <w:top w:val="single" w:color="C9D3DF" w:sz="4"/>
               <w:left w:val="single" w:color="C9D3DF" w:sz="4"/>
@@ -4479,7 +4479,7 @@
         </w:tc>
         <w:tc>
           <w:tcPr>
-            <w:tcW w:type="dxa" w:w="2145"/>
+            <w:tcW w:type="dxa" w:w="2139"/>
             <w:tcBorders>
               <w:top w:val="single" w:color="C9D3DF" w:sz="4"/>
               <w:left w:val="single" w:color="C9D3DF" w:sz="4"/>
@@ -4515,7 +4515,7 @@
         </w:trPr>
         <w:tc>
           <w:tcPr>
-            <w:tcW w:type="dxa" w:w="1918"/>
+            <w:tcW w:type="dxa" w:w="1913"/>
             <w:tcBorders>
               <w:top w:val="single" w:color="C9D3DF" w:sz="4"/>
               <w:left w:val="single" w:color="C9D3DF" w:sz="4"/>
@@ -4545,7 +4545,7 @@
         </w:tc>
         <w:tc>
           <w:tcPr>
-            <w:tcW w:type="dxa" w:w="2278"/>
+            <w:tcW w:type="dxa" w:w="2273"/>
             <w:tcBorders>
               <w:top w:val="single" w:color="C9D3DF" w:sz="4"/>
               <w:left w:val="single" w:color="C9D3DF" w:sz="4"/>
@@ -4605,7 +4605,7 @@
         </w:tc>
         <w:tc>
           <w:tcPr>
-            <w:tcW w:type="dxa" w:w="2603"/>
+            <w:tcW w:type="dxa" w:w="2619"/>
             <w:tcBorders>
               <w:top w:val="single" w:color="C9D3DF" w:sz="4"/>
               <w:left w:val="single" w:color="C9D3DF" w:sz="4"/>
@@ -4635,7 +4635,7 @@
         </w:tc>
         <w:tc>
           <w:tcPr>
-            <w:tcW w:type="dxa" w:w="2145"/>
+            <w:tcW w:type="dxa" w:w="2139"/>
             <w:tcBorders>
               <w:top w:val="single" w:color="C9D3DF" w:sz="4"/>
               <w:left w:val="single" w:color="C9D3DF" w:sz="4"/>
@@ -4671,7 +4671,7 @@
         </w:trPr>
         <w:tc>
           <w:tcPr>
-            <w:tcW w:type="dxa" w:w="1918"/>
+            <w:tcW w:type="dxa" w:w="1913"/>
             <w:tcBorders>
               <w:top w:val="single" w:color="C9D3DF" w:sz="4"/>
               <w:left w:val="single" w:color="C9D3DF" w:sz="4"/>
@@ -4701,7 +4701,7 @@
         </w:tc>
         <w:tc>
           <w:tcPr>
-            <w:tcW w:type="dxa" w:w="2278"/>
+            <w:tcW w:type="dxa" w:w="2273"/>
             <w:tcBorders>
               <w:top w:val="single" w:color="C9D3DF" w:sz="4"/>
               <w:left w:val="single" w:color="C9D3DF" w:sz="4"/>
@@ -4761,7 +4761,7 @@
         </w:tc>
         <w:tc>
           <w:tcPr>
-            <w:tcW w:type="dxa" w:w="2603"/>
+            <w:tcW w:type="dxa" w:w="2619"/>
             <w:tcBorders>
               <w:top w:val="single" w:color="C9D3DF" w:sz="4"/>
               <w:left w:val="single" w:color="C9D3DF" w:sz="4"/>
@@ -4791,7 +4791,7 @@
         </w:tc>
         <w:tc>
           <w:tcPr>
-            <w:tcW w:type="dxa" w:w="2145"/>
+            <w:tcW w:type="dxa" w:w="2139"/>
             <w:tcBorders>
               <w:top w:val="single" w:color="C9D3DF" w:sz="4"/>
               <w:left w:val="single" w:color="C9D3DF" w:sz="4"/>
@@ -4827,7 +4827,7 @@
         </w:trPr>
         <w:tc>
           <w:tcPr>
-            <w:tcW w:type="dxa" w:w="1918"/>
+            <w:tcW w:type="dxa" w:w="1913"/>
             <w:tcBorders>
               <w:top w:val="single" w:color="C9D3DF" w:sz="4"/>
               <w:left w:val="single" w:color="C9D3DF" w:sz="4"/>
@@ -4857,7 +4857,7 @@
         </w:tc>
         <w:tc>
           <w:tcPr>
-            <w:tcW w:type="dxa" w:w="2278"/>
+            <w:tcW w:type="dxa" w:w="2273"/>
             <w:tcBorders>
               <w:top w:val="single" w:color="C9D3DF" w:sz="4"/>
               <w:left w:val="single" w:color="C9D3DF" w:sz="4"/>
@@ -4917,7 +4917,7 @@
         </w:tc>
         <w:tc>
           <w:tcPr>
-            <w:tcW w:type="dxa" w:w="2603"/>
+            <w:tcW w:type="dxa" w:w="2619"/>
             <w:tcBorders>
               <w:top w:val="single" w:color="C9D3DF" w:sz="4"/>
               <w:left w:val="single" w:color="C9D3DF" w:sz="4"/>
@@ -4947,7 +4947,7 @@
         </w:tc>
         <w:tc>
           <w:tcPr>
-            <w:tcW w:type="dxa" w:w="2145"/>
+            <w:tcW w:type="dxa" w:w="2139"/>
             <w:tcBorders>
               <w:top w:val="single" w:color="C9D3DF" w:sz="4"/>
               <w:left w:val="single" w:color="C9D3DF" w:sz="4"/>
@@ -4983,7 +4983,7 @@
         </w:trPr>
         <w:tc>
           <w:tcPr>
-            <w:tcW w:type="dxa" w:w="1918"/>
+            <w:tcW w:type="dxa" w:w="1913"/>
             <w:tcBorders>
               <w:top w:val="single" w:color="C9D3DF" w:sz="4"/>
               <w:left w:val="single" w:color="C9D3DF" w:sz="4"/>
@@ -5013,7 +5013,7 @@
         </w:tc>
         <w:tc>
           <w:tcPr>
-            <w:tcW w:type="dxa" w:w="2278"/>
+            <w:tcW w:type="dxa" w:w="2273"/>
             <w:tcBorders>
               <w:top w:val="single" w:color="C9D3DF" w:sz="4"/>
               <w:left w:val="single" w:color="C9D3DF" w:sz="4"/>
@@ -5073,7 +5073,7 @@
         </w:tc>
         <w:tc>
           <w:tcPr>
-            <w:tcW w:type="dxa" w:w="2603"/>
+            <w:tcW w:type="dxa" w:w="2619"/>
             <w:tcBorders>
               <w:top w:val="single" w:color="C9D3DF" w:sz="4"/>
               <w:left w:val="single" w:color="C9D3DF" w:sz="4"/>
@@ -5103,7 +5103,7 @@
         </w:tc>
         <w:tc>
           <w:tcPr>
-            <w:tcW w:type="dxa" w:w="2145"/>
+            <w:tcW w:type="dxa" w:w="2139"/>
             <w:tcBorders>
               <w:top w:val="single" w:color="C9D3DF" w:sz="4"/>
               <w:left w:val="single" w:color="C9D3DF" w:sz="4"/>
@@ -5139,7 +5139,7 @@
         </w:trPr>
         <w:tc>
           <w:tcPr>
-            <w:tcW w:type="dxa" w:w="1918"/>
+            <w:tcW w:type="dxa" w:w="1913"/>
             <w:tcBorders>
               <w:top w:val="single" w:color="C9D3DF" w:sz="4"/>
               <w:left w:val="single" w:color="C9D3DF" w:sz="4"/>
@@ -5169,7 +5169,7 @@
         </w:tc>
         <w:tc>
           <w:tcPr>
-            <w:tcW w:type="dxa" w:w="2278"/>
+            <w:tcW w:type="dxa" w:w="2273"/>
             <w:tcBorders>
               <w:top w:val="single" w:color="C9D3DF" w:sz="4"/>
               <w:left w:val="single" w:color="C9D3DF" w:sz="4"/>
@@ -5229,7 +5229,7 @@
         </w:tc>
         <w:tc>
           <w:tcPr>
-            <w:tcW w:type="dxa" w:w="2603"/>
+            <w:tcW w:type="dxa" w:w="2619"/>
             <w:tcBorders>
               <w:top w:val="single" w:color="C9D3DF" w:sz="4"/>
               <w:left w:val="single" w:color="C9D3DF" w:sz="4"/>
@@ -5259,7 +5259,7 @@
         </w:tc>
         <w:tc>
           <w:tcPr>
-            <w:tcW w:type="dxa" w:w="2145"/>
+            <w:tcW w:type="dxa" w:w="2139"/>
             <w:tcBorders>
               <w:top w:val="single" w:color="C9D3DF" w:sz="4"/>
               <w:left w:val="single" w:color="C9D3DF" w:sz="4"/>
@@ -5295,7 +5295,7 @@
         </w:trPr>
         <w:tc>
           <w:tcPr>
-            <w:tcW w:type="dxa" w:w="1918"/>
+            <w:tcW w:type="dxa" w:w="1913"/>
             <w:tcBorders>
               <w:top w:val="single" w:color="C9D3DF" w:sz="4"/>
               <w:left w:val="single" w:color="C9D3DF" w:sz="4"/>
@@ -5325,7 +5325,7 @@
         </w:tc>
         <w:tc>
           <w:tcPr>
-            <w:tcW w:type="dxa" w:w="2278"/>
+            <w:tcW w:type="dxa" w:w="2273"/>
             <w:tcBorders>
               <w:top w:val="single" w:color="C9D3DF" w:sz="4"/>
               <w:left w:val="single" w:color="C9D3DF" w:sz="4"/>
@@ -5385,37 +5385,37 @@
         </w:tc>
         <w:tc>
           <w:tcPr>
-            <w:tcW w:type="dxa" w:w="2603"/>
-            <w:tcBorders>
-              <w:top w:val="single" w:color="C9D3DF" w:sz="4"/>
-              <w:left w:val="single" w:color="C9D3DF" w:sz="4"/>
-              <w:bottom w:val="single" w:color="C9D3DF" w:sz="4"/>
-              <w:right w:val="single" w:color="C9D3DF" w:sz="4"/>
-            </w:tcBorders>
-            <w:tcMar>
-              <w:top w:type="dxa" w:w="50"/>
-              <w:left w:type="dxa" w:w="80"/>
-              <w:bottom w:type="dxa" w:w="50"/>
-              <w:right w:type="dxa" w:w="80"/>
-            </w:tcMar>
-          </w:tcPr>
-          <w:p>
-            <w:pPr>
-              <w:jc w:val="left"/>
-            </w:pPr>
-            <w:r>
-              <w:rPr>
-                <w:rFonts w:ascii="Malgun Gothic" w:cs="Malgun Gothic" w:eastAsia="Malgun Gothic" w:hAnsi="Malgun Gothic"/>
-                <w:sz w:val="17"/>
-                <w:szCs w:val="17"/>
-              </w:rPr>
-              <w:t xml:space="preserve">썸네일 이미지·녹화 영상(2분 57초)·엔딩 이미지 3개를 하나로 합치고 배경음악(BGM) 추가</w:t>
-            </w:r>
-          </w:p>
-        </w:tc>
-        <w:tc>
-          <w:tcPr>
-            <w:tcW w:type="dxa" w:w="2145"/>
+            <w:tcW w:type="dxa" w:w="2619"/>
+            <w:tcBorders>
+              <w:top w:val="single" w:color="C9D3DF" w:sz="4"/>
+              <w:left w:val="single" w:color="C9D3DF" w:sz="4"/>
+              <w:bottom w:val="single" w:color="C9D3DF" w:sz="4"/>
+              <w:right w:val="single" w:color="C9D3DF" w:sz="4"/>
+            </w:tcBorders>
+            <w:tcMar>
+              <w:top w:type="dxa" w:w="50"/>
+              <w:left w:type="dxa" w:w="80"/>
+              <w:bottom w:type="dxa" w:w="50"/>
+              <w:right w:type="dxa" w:w="80"/>
+            </w:tcMar>
+          </w:tcPr>
+          <w:p>
+            <w:pPr>
+              <w:jc w:val="left"/>
+            </w:pPr>
+            <w:r>
+              <w:rPr>
+                <w:rFonts w:ascii="Malgun Gothic" w:cs="Malgun Gothic" w:eastAsia="Malgun Gothic" w:hAnsi="Malgun Gothic"/>
+                <w:sz w:val="17"/>
+                <w:szCs w:val="17"/>
+              </w:rPr>
+              <w:t xml:space="preserve">썸네일 이미지·녹화 영상(2분 57초)·엔딩 이미지 3개를 하나로 합치고 배경음악(BGM) 추가, 장면 전환(자동) 적용</w:t>
+            </w:r>
+          </w:p>
+        </w:tc>
+        <w:tc>
+          <w:tcPr>
+            <w:tcW w:type="dxa" w:w="2139"/>
             <w:tcBorders>
               <w:top w:val="single" w:color="C9D3DF" w:sz="4"/>
               <w:left w:val="single" w:color="C9D3DF" w:sz="4"/>
